--- a/docs/modelo_matematico.docx
+++ b/docs/modelo_matematico.docx
@@ -121,24 +121,30 @@
         <w:pStyle w:val="Date"/>
       </w:pPr>
       <w:r>
-        <w:t xml:space="preserve">Borrador</w:t>
+        <w:t xml:space="preserve">Modelo</w:t>
       </w:r>
       <w:r>
         <w:t xml:space="preserve"> </w:t>
       </w:r>
       <w:r>
-        <w:t xml:space="preserve">técnico</w:t>
+        <w:t xml:space="preserve">nominal</w:t>
       </w:r>
       <w:r>
         <w:t xml:space="preserve"> </w:t>
       </w:r>
       <w:r>
-        <w:t xml:space="preserve">0.1</w:t>
+        <w:t xml:space="preserve">y</w:t>
       </w:r>
       <w:r>
         <w:t xml:space="preserve"> </w:t>
       </w:r>
       <w:r>
+        <w:t xml:space="preserve">PI</w:t>
+      </w:r>
+      <w:r>
+        <w:t xml:space="preserve"> </w:t>
+      </w:r>
+      <w:r>
         <w:t xml:space="preserve">|</w:t>
       </w:r>
       <w:r>
@@ -163,19 +169,25 @@
         <w:t xml:space="preserve"> </w:t>
       </w:r>
       <w:r>
-        <w:t xml:space="preserve">28</w:t>
+        <w:t xml:space="preserve">Revisión</w:t>
       </w:r>
       <w:r>
         <w:t xml:space="preserve"> </w:t>
       </w:r>
       <w:r>
+        <w:t xml:space="preserve">3</w:t>
+      </w:r>
+      <w:r>
+        <w:t xml:space="preserve"> </w:t>
+      </w:r>
+      <w:r>
         <w:t xml:space="preserve">de</w:t>
       </w:r>
       <w:r>
         <w:t xml:space="preserve"> </w:t>
       </w:r>
       <w:r>
-        <w:t xml:space="preserve">julio</w:t>
+        <w:t xml:space="preserve">agosto</w:t>
       </w:r>
       <w:r>
         <w:t xml:space="preserve"> </w:t>
@@ -201,13 +213,13 @@
         <w:t xml:space="preserve"> </w:t>
       </w:r>
       <w:r>
-        <w:t xml:space="preserve">informe final. Los valores numéricos son supuestos académicos y no datos de</w:t>
+        <w:t xml:space="preserve">informe final. Los valores numéricos son supuestos académicos de diseño: no</w:t>
       </w:r>
       <w:r>
         <w:t xml:space="preserve"> </w:t>
       </w:r>
       <w:r>
-        <w:t xml:space="preserve">Renault.</w:t>
+        <w:t xml:space="preserve">son datos reales del horno ni un modelo validado experimentalmente.</w:t>
       </w:r>
     </w:p>
     <w:bookmarkStart w:id="21" w:name="definición-del-sistema"/>
@@ -2294,13 +2306,19 @@
         </m:r>
       </m:oMath>
       <w:r>
-        <w:t xml:space="preserve">, porque el punto nominal se establece en temperatura absoluta de</w:t>
+        <w:t xml:space="preserve">, porque el punto nominal se establece con temperaturas físicas</w:t>
       </w:r>
       <w:r>
         <w:t xml:space="preserve"> </w:t>
       </w:r>
       <w:r>
-        <w:t xml:space="preserve">operación expresada en °C.</w:t>
+        <w:t xml:space="preserve">(no incrementales) de operación. Las diferencias de temperatura tienen el mismo</w:t>
+      </w:r>
+      <w:r>
+        <w:t xml:space="preserve"> </w:t>
+      </w:r>
+      <w:r>
+        <w:t xml:space="preserve">valor numérico en °C y en K.</w:t>
       </w:r>
     </w:p>
     <w:bookmarkEnd w:id="24"/>
@@ -2642,14 +2660,27 @@
         </m:oMath>
       </m:oMathPara>
     </w:p>
-    <w:bookmarkStart w:id="25" w:name="valores-provisionales"/>
+    <w:bookmarkStart w:id="25" w:name="Xa35f146a552cf6d975bb9baadad857d0a36bfaa"/>
     <w:p>
       <w:pPr>
         <w:pStyle w:val="Heading3"/>
-        <w:keepNext w:val="0"/>
-      </w:pPr>
-      <w:r>
-        <w:t xml:space="preserve">5.1 Valores provisionales</w:t>
+      </w:pPr>
+      <w:r>
+        <w:t xml:space="preserve">5.1 Valores congelados (supuestos académicos de diseño)</w:t>
+      </w:r>
+    </w:p>
+    <w:p>
+      <w:pPr>
+        <w:pStyle w:val="FirstParagraph"/>
+      </w:pPr>
+      <w:r>
+        <w:t xml:space="preserve">Estos parámetros quedan fijados para el resto del TFI como supuestos de diseño.</w:t>
+      </w:r>
+      <w:r>
+        <w:t xml:space="preserve"> </w:t>
+      </w:r>
+      <w:r>
+        <w:t xml:space="preserve">No representan mediciones del horno ni validación experimental.</w:t>
       </w:r>
     </w:p>
     <w:tbl>
@@ -2835,7 +2866,7 @@
                 <w:rFonts w:ascii="Calibri" w:hAnsi="Calibri"/>
                 <w:sz w:val="19"/>
               </w:rPr>
-              <w:t xml:space="preserve">supuesto de diseño</w:t>
+              <w:t xml:space="preserve">supuesto de diseño (congelado)</w:t>
             </w:r>
           </w:p>
         </w:tc>
@@ -2929,7 +2960,7 @@
                 <w:rFonts w:ascii="Calibri" w:hAnsi="Calibri"/>
                 <w:sz w:val="19"/>
               </w:rPr>
-              <w:t xml:space="preserve">supuesto de diseño</w:t>
+              <w:t xml:space="preserve">supuesto de diseño (congelado)</w:t>
             </w:r>
           </w:p>
         </w:tc>
@@ -3017,7 +3048,7 @@
                 <w:rFonts w:ascii="Calibri" w:hAnsi="Calibri"/>
                 <w:sz w:val="19"/>
               </w:rPr>
-              <w:t xml:space="preserve">supuesto de diseño</w:t>
+              <w:t xml:space="preserve">supuesto de diseño (congelado)</w:t>
             </w:r>
           </w:p>
         </w:tc>
@@ -3096,7 +3127,7 @@
                 <w:rFonts w:ascii="Calibri" w:hAnsi="Calibri"/>
                 <w:sz w:val="19"/>
               </w:rPr>
-              <w:t xml:space="preserve">supuesto de diseño</w:t>
+              <w:t xml:space="preserve">supuesto de diseño (congelado)</w:t>
             </w:r>
           </w:p>
         </w:tc>
@@ -3184,7 +3215,7 @@
                 <w:rFonts w:ascii="Calibri" w:hAnsi="Calibri"/>
                 <w:sz w:val="19"/>
               </w:rPr>
-              <w:t xml:space="preserve">supuesto de diseño</w:t>
+              <w:t xml:space="preserve">supuesto de diseño (congelado)</w:t>
             </w:r>
           </w:p>
         </w:tc>
@@ -3269,7 +3300,7 @@
                 <w:rFonts w:ascii="Calibri" w:hAnsi="Calibri"/>
                 <w:sz w:val="19"/>
               </w:rPr>
-              <w:t xml:space="preserve">supuesto de diseño</w:t>
+              <w:t xml:space="preserve">supuesto de diseño (congelado)</w:t>
             </w:r>
           </w:p>
         </w:tc>
@@ -3354,7 +3385,7 @@
                 <w:rFonts w:ascii="Calibri" w:hAnsi="Calibri"/>
                 <w:sz w:val="19"/>
               </w:rPr>
-              <w:t xml:space="preserve">supuesto de diseño</w:t>
+              <w:t xml:space="preserve">supuesto de diseño (congelado)</w:t>
             </w:r>
           </w:p>
         </w:tc>
@@ -5393,60 +5424,20 @@
           <m:r>
             <m:t>250</m:t>
           </m:r>
-          <m:sSup>
-            <m:e>
-              <m:r>
-                <m:t> </m:t>
-              </m:r>
-            </m:e>
-            <m:sup>
-              <m:r>
-                <m:rPr>
-                  <m:sty m:val="p"/>
-                </m:rPr>
-                <m:t>∘</m:t>
-              </m:r>
-            </m:sup>
-          </m:sSup>
-          <m:r>
-            <m:t>C</m:t>
-          </m:r>
-          <m:r>
-            <m:rPr>
-              <m:sty m:val="p"/>
-            </m:rPr>
-            <m:t>/</m:t>
-          </m:r>
-          <m:r>
-            <m:rPr>
-              <m:sty m:val="p"/>
-            </m:rPr>
-            <m:t>p</m:t>
-          </m:r>
-          <m:r>
-            <m:rPr>
-              <m:sty m:val="p"/>
-            </m:rPr>
-            <m:t>.</m:t>
-          </m:r>
-          <m:r>
-            <m:rPr>
-              <m:sty m:val="p"/>
-            </m:rPr>
-            <m:t>u</m:t>
-          </m:r>
-          <m:r>
-            <m:rPr>
-              <m:sty m:val="p"/>
-            </m:rPr>
-            <m:t>.</m:t>
-          </m:r>
         </m:oMath>
       </m:oMathPara>
     </w:p>
     <w:p>
       <w:pPr>
         <w:pStyle w:val="FirstParagraph"/>
+      </w:pPr>
+      <w:r>
+        <w:t xml:space="preserve">La unidad de esta ganancia es °C/p.u.</w:t>
+      </w:r>
+    </w:p>
+    <w:p>
+      <w:pPr>
+        <w:pStyle w:val="BodyText"/>
         <w:spacing w:before="100" w:after="140"/>
         <w:jc w:val="center"/>
       </w:pPr>
@@ -6482,53 +6473,654 @@
         <m:r>
           <m:t>250</m:t>
         </m:r>
-        <m:sSup>
-          <m:e>
-            <m:r>
-              <m:t> </m:t>
-            </m:r>
-          </m:e>
-          <m:sup>
-            <m:r>
-              <m:rPr>
-                <m:sty m:val="p"/>
-              </m:rPr>
-              <m:t>∘</m:t>
-            </m:r>
-          </m:sup>
-        </m:sSup>
+      </m:oMath>
+      <w:r>
+        <w:t xml:space="preserve"> </w:t>
+      </w:r>
+      <w:r>
+        <w:t xml:space="preserve">°C/p.u.</w:t>
+      </w:r>
+    </w:p>
+    <w:p>
+      <w:pPr>
+        <w:pStyle w:val="FirstParagraph"/>
+      </w:pPr>
+      <w:r>
+        <w:t xml:space="preserve">Escrita en forma canónica de segundo orden,</w:t>
+      </w:r>
+    </w:p>
+    <w:p>
+      <w:pPr>
+        <w:pStyle w:val="BodyText"/>
+        <w:spacing w:before="100" w:after="140"/>
+        <w:jc w:val="center"/>
+      </w:pPr>
+      <m:oMathPara>
+        <m:oMathParaPr>
+          <m:jc m:val="center"/>
+        </m:oMathParaPr>
+        <m:oMath>
+          <m:sSub>
+            <m:e>
+              <m:r>
+                <m:t>G</m:t>
+              </m:r>
+            </m:e>
+            <m:sub>
+              <m:r>
+                <m:t>p</m:t>
+              </m:r>
+            </m:sub>
+          </m:sSub>
+          <m:d>
+            <m:dPr>
+              <m:begChr m:val="("/>
+              <m:endChr m:val=")"/>
+              <m:sepChr m:val=""/>
+              <m:grow/>
+            </m:dPr>
+            <m:e>
+              <m:r>
+                <m:t>s</m:t>
+              </m:r>
+            </m:e>
+          </m:d>
+          <m:r>
+            <m:rPr>
+              <m:sty m:val="p"/>
+            </m:rPr>
+            <m:t>=</m:t>
+          </m:r>
+          <m:f>
+            <m:fPr>
+              <m:type m:val="bar"/>
+            </m:fPr>
+            <m:num>
+              <m:r>
+                <m:t>K</m:t>
+              </m:r>
+              <m:r>
+                <m:t> </m:t>
+              </m:r>
+              <m:sSubSup>
+                <m:e>
+                  <m:r>
+                    <m:t>ω</m:t>
+                  </m:r>
+                </m:e>
+                <m:sub>
+                  <m:r>
+                    <m:t>n</m:t>
+                  </m:r>
+                </m:sub>
+                <m:sup>
+                  <m:r>
+                    <m:t>2</m:t>
+                  </m:r>
+                </m:sup>
+              </m:sSubSup>
+            </m:num>
+            <m:den>
+              <m:sSup>
+                <m:e>
+                  <m:r>
+                    <m:t>s</m:t>
+                  </m:r>
+                </m:e>
+                <m:sup>
+                  <m:r>
+                    <m:t>2</m:t>
+                  </m:r>
+                </m:sup>
+              </m:sSup>
+              <m:r>
+                <m:rPr>
+                  <m:sty m:val="p"/>
+                </m:rPr>
+                <m:t>+</m:t>
+              </m:r>
+              <m:r>
+                <m:t>2</m:t>
+              </m:r>
+              <m:r>
+                <m:t>ζ</m:t>
+              </m:r>
+              <m:sSub>
+                <m:e>
+                  <m:r>
+                    <m:t>ω</m:t>
+                  </m:r>
+                </m:e>
+                <m:sub>
+                  <m:r>
+                    <m:t>n</m:t>
+                  </m:r>
+                </m:sub>
+              </m:sSub>
+              <m:r>
+                <m:t>s</m:t>
+              </m:r>
+              <m:r>
+                <m:rPr>
+                  <m:sty m:val="p"/>
+                </m:rPr>
+                <m:t>+</m:t>
+              </m:r>
+              <m:sSubSup>
+                <m:e>
+                  <m:r>
+                    <m:t>ω</m:t>
+                  </m:r>
+                </m:e>
+                <m:sub>
+                  <m:r>
+                    <m:t>n</m:t>
+                  </m:r>
+                </m:sub>
+                <m:sup>
+                  <m:r>
+                    <m:t>2</m:t>
+                  </m:r>
+                </m:sup>
+              </m:sSubSup>
+            </m:den>
+          </m:f>
+          <m:r>
+            <m:rPr>
+              <m:sty m:val="p"/>
+            </m:rPr>
+            <m:t>,</m:t>
+          </m:r>
+        </m:oMath>
+      </m:oMathPara>
+    </w:p>
+    <w:p>
+      <w:pPr>
+        <w:pStyle w:val="FirstParagraph"/>
+      </w:pPr>
+      <w:r>
+        <w:t xml:space="preserve">con</w:t>
+      </w:r>
+      <w:r>
+        <w:t xml:space="preserve"> </w:t>
+      </w:r>
+      <m:oMath>
         <m:r>
-          <m:t>C</m:t>
+          <m:t>K</m:t>
         </m:r>
         <m:r>
           <m:rPr>
             <m:sty m:val="p"/>
           </m:rPr>
-          <m:t>/</m:t>
+          <m:t>=</m:t>
+        </m:r>
+        <m:r>
+          <m:t>250</m:t>
+        </m:r>
+      </m:oMath>
+      <w:r>
+        <w:t xml:space="preserve"> </w:t>
+      </w:r>
+      <w:r>
+        <w:t xml:space="preserve">°C/p.u. y</w:t>
+      </w:r>
+    </w:p>
+    <w:p>
+      <w:pPr>
+        <w:pStyle w:val="BodyText"/>
+        <w:spacing w:before="100" w:after="140"/>
+        <w:jc w:val="center"/>
+      </w:pPr>
+      <m:oMathPara>
+        <m:oMathParaPr>
+          <m:jc m:val="center"/>
+        </m:oMathParaPr>
+        <m:oMath>
+          <m:sSub>
+            <m:e>
+              <m:r>
+                <m:t>ω</m:t>
+              </m:r>
+            </m:e>
+            <m:sub>
+              <m:r>
+                <m:t>n</m:t>
+              </m:r>
+            </m:sub>
+          </m:sSub>
+          <m:r>
+            <m:rPr>
+              <m:sty m:val="p"/>
+            </m:rPr>
+            <m:t>=</m:t>
+          </m:r>
+          <m:rad>
+            <m:radPr>
+              <m:degHide m:val="on"/>
+            </m:radPr>
+            <m:deg/>
+            <m:e>
+              <m:f>
+                <m:fPr>
+                  <m:type m:val="bar"/>
+                </m:fPr>
+                <m:num>
+                  <m:r>
+                    <m:t>1</m:t>
+                  </m:r>
+                </m:num>
+                <m:den>
+                  <m:r>
+                    <m:t>6000</m:t>
+                  </m:r>
+                </m:den>
+              </m:f>
+            </m:e>
+          </m:rad>
+          <m:r>
+            <m:rPr>
+              <m:sty m:val="p"/>
+            </m:rPr>
+            <m:t>=</m:t>
+          </m:r>
+          <m:r>
+            <m:t>0</m:t>
+          </m:r>
+          <m:r>
+            <m:rPr>
+              <m:sty m:val="p"/>
+            </m:rPr>
+            <m:t>,</m:t>
+          </m:r>
+          <m:r>
+            <m:t>0129099</m:t>
+          </m:r>
+          <m:r>
+            <m:rPr>
+              <m:sty m:val="p"/>
+            </m:rPr>
+            <m:t>,</m:t>
+          </m:r>
+          <m:r>
+            <m:t>  </m:t>
+          </m:r>
+          <m:r>
+            <m:t>ζ</m:t>
+          </m:r>
+          <m:r>
+            <m:rPr>
+              <m:sty m:val="p"/>
+            </m:rPr>
+            <m:t>=</m:t>
+          </m:r>
+          <m:f>
+            <m:fPr>
+              <m:type m:val="bar"/>
+            </m:fPr>
+            <m:num>
+              <m:r>
+                <m:t>610</m:t>
+              </m:r>
+            </m:num>
+            <m:den>
+              <m:r>
+                <m:t>2</m:t>
+              </m:r>
+              <m:rad>
+                <m:radPr>
+                  <m:degHide m:val="on"/>
+                </m:radPr>
+                <m:deg/>
+                <m:e>
+                  <m:r>
+                    <m:t>6000</m:t>
+                  </m:r>
+                </m:e>
+              </m:rad>
+            </m:den>
+          </m:f>
+          <m:r>
+            <m:rPr>
+              <m:sty m:val="p"/>
+            </m:rPr>
+            <m:t>=</m:t>
+          </m:r>
+          <m:r>
+            <m:t>3</m:t>
+          </m:r>
+          <m:r>
+            <m:rPr>
+              <m:sty m:val="p"/>
+            </m:rPr>
+            <m:t>,</m:t>
+          </m:r>
+          <m:r>
+            <m:t>93753</m:t>
+          </m:r>
+          <m:r>
+            <m:rPr>
+              <m:sty m:val="p"/>
+            </m:rPr>
+            <m:t>.</m:t>
+          </m:r>
+        </m:oMath>
+      </m:oMathPara>
+    </w:p>
+    <w:p>
+      <w:pPr>
+        <w:pStyle w:val="FirstParagraph"/>
+      </w:pPr>
+      <w:r>
+        <w:t xml:space="preserve">La frecuencia natural</w:t>
+      </w:r>
+      <w:r>
+        <w:t xml:space="preserve"> </w:t>
+      </w:r>
+      <m:oMath>
+        <m:sSub>
+          <m:e>
+            <m:r>
+              <m:t>ω</m:t>
+            </m:r>
+          </m:e>
+          <m:sub>
+            <m:r>
+              <m:t>n</m:t>
+            </m:r>
+          </m:sub>
+        </m:sSub>
+      </m:oMath>
+      <w:r>
+        <w:t xml:space="preserve"> </w:t>
+      </w:r>
+      <w:r>
+        <w:t xml:space="preserve">está expresada en rad/s.</w:t>
+      </w:r>
+    </w:p>
+    <w:p>
+      <w:pPr>
+        <w:pStyle w:val="BodyText"/>
+      </w:pPr>
+      <w:r>
+        <w:t xml:space="preserve">Como</w:t>
+      </w:r>
+      <w:r>
+        <w:t xml:space="preserve"> </w:t>
+      </w:r>
+      <m:oMath>
+        <m:r>
+          <m:t>ζ</m:t>
         </m:r>
         <m:r>
           <m:rPr>
             <m:sty m:val="p"/>
           </m:rPr>
-          <m:t>p</m:t>
+          <m:t>&gt;</m:t>
         </m:r>
+        <m:r>
+          <m:t>1</m:t>
+        </m:r>
+      </m:oMath>
+      <w:r>
+        <w:t xml:space="preserve">, la planta es de</w:t>
+      </w:r>
+      <w:r>
+        <w:t xml:space="preserve"> </w:t>
+      </w:r>
+      <w:r>
+        <w:rPr>
+          <w:bCs/>
+          <w:b/>
+        </w:rPr>
+        <w:t xml:space="preserve">segundo orden sobreamortiguada</w:t>
+      </w:r>
+      <w:r>
+        <w:t xml:space="preserve">.</w:t>
+      </w:r>
+    </w:p>
+    <w:p>
+      <w:pPr>
+        <w:pStyle w:val="BodyText"/>
+      </w:pPr>
+      <w:r>
+        <w:t xml:space="preserve">La separación entre polos es de un factor 60. El actuador es mucho más rápido</w:t>
+      </w:r>
+      <w:r>
+        <w:t xml:space="preserve"> </w:t>
+      </w:r>
+      <w:r>
+        <w:t xml:space="preserve">que el recinto, pero se conserva en el modelo para obtener una planta de</w:t>
+      </w:r>
+      <w:r>
+        <w:t xml:space="preserve"> </w:t>
+      </w:r>
+      <w:r>
+        <w:t xml:space="preserve">segundo orden y analizar su influencia sobre la acción de control.</w:t>
+      </w:r>
+    </w:p>
+    <w:p>
+      <w:pPr>
+        <w:pStyle w:val="BodyText"/>
+      </w:pPr>
+      <w:r>
+        <w:t xml:space="preserve">Para comparar con la dinámica dominante se define la reducción de primer orden</w:t>
+      </w:r>
+    </w:p>
+    <w:p>
+      <w:pPr>
+        <w:pStyle w:val="BodyText"/>
+        <w:spacing w:before="100" w:after="140"/>
+        <w:jc w:val="center"/>
+      </w:pPr>
+      <m:oMathPara>
+        <m:oMathParaPr>
+          <m:jc m:val="center"/>
+        </m:oMathParaPr>
+        <m:oMath>
+          <m:sSub>
+            <m:e>
+              <m:r>
+                <m:t>G</m:t>
+              </m:r>
+            </m:e>
+            <m:sub>
+              <m:r>
+                <m:rPr>
+                  <m:sty m:val="p"/>
+                </m:rPr>
+                <m:t>r</m:t>
+              </m:r>
+              <m:r>
+                <m:rPr>
+                  <m:sty m:val="p"/>
+                </m:rPr>
+                <m:t>e</m:t>
+              </m:r>
+              <m:r>
+                <m:rPr>
+                  <m:sty m:val="p"/>
+                </m:rPr>
+                <m:t>d</m:t>
+              </m:r>
+            </m:sub>
+          </m:sSub>
+          <m:d>
+            <m:dPr>
+              <m:begChr m:val="("/>
+              <m:endChr m:val=")"/>
+              <m:sepChr m:val=""/>
+              <m:grow/>
+            </m:dPr>
+            <m:e>
+              <m:r>
+                <m:t>s</m:t>
+              </m:r>
+            </m:e>
+          </m:d>
+          <m:r>
+            <m:rPr>
+              <m:sty m:val="p"/>
+            </m:rPr>
+            <m:t>=</m:t>
+          </m:r>
+          <m:f>
+            <m:fPr>
+              <m:type m:val="bar"/>
+            </m:fPr>
+            <m:num>
+              <m:r>
+                <m:t>250</m:t>
+              </m:r>
+            </m:num>
+            <m:den>
+              <m:r>
+                <m:t>600</m:t>
+              </m:r>
+              <m:r>
+                <m:t>s</m:t>
+              </m:r>
+              <m:r>
+                <m:rPr>
+                  <m:sty m:val="p"/>
+                </m:rPr>
+                <m:t>+</m:t>
+              </m:r>
+              <m:r>
+                <m:t>1</m:t>
+              </m:r>
+            </m:den>
+          </m:f>
+          <m:r>
+            <m:rPr>
+              <m:sty m:val="p"/>
+            </m:rPr>
+            <m:t>.</m:t>
+          </m:r>
+        </m:oMath>
+      </m:oMathPara>
+    </w:p>
+    <w:bookmarkEnd w:id="33"/>
+    <w:bookmarkStart w:id="36" w:name="Xf6f524d70cac6fbceebe50f18c24c5203c47b99"/>
+    <w:p>
+      <w:pPr>
+        <w:pStyle w:val="Heading2"/>
+      </w:pPr>
+      <w:r>
+        <w:t xml:space="preserve">9. Ensayos y especificaciones provisionales de lazo cerrado</w:t>
+      </w:r>
+    </w:p>
+    <w:bookmarkStart w:id="34" w:name="ensayo-nominal-de-referencia"/>
+    <w:p>
+      <w:pPr>
+        <w:pStyle w:val="Heading3"/>
+      </w:pPr>
+      <w:r>
+        <w:t xml:space="preserve">9.1 Ensayo nominal de referencia</w:t>
+      </w:r>
+    </w:p>
+    <w:p>
+      <w:pPr>
+        <w:pStyle w:val="FirstParagraph"/>
+      </w:pPr>
+      <w:r>
+        <w:t xml:space="preserve">El ensayo de seguimiento queda definido como un incremento de referencia</w:t>
+      </w:r>
+    </w:p>
+    <w:p>
+      <w:pPr>
+        <w:pStyle w:val="BodyText"/>
+        <w:spacing w:before="100" w:after="140"/>
+        <w:jc w:val="center"/>
+      </w:pPr>
+      <m:oMathPara>
+        <m:oMathParaPr>
+          <m:jc m:val="center"/>
+        </m:oMathParaPr>
+        <m:oMath>
+          <m:r>
+            <m:t>Δ</m:t>
+          </m:r>
+          <m:r>
+            <m:t>r</m:t>
+          </m:r>
+          <m:r>
+            <m:rPr>
+              <m:sty m:val="p"/>
+            </m:rPr>
+            <m:t>=</m:t>
+          </m:r>
+          <m:r>
+            <m:rPr>
+              <m:sty m:val="p"/>
+            </m:rPr>
+            <m:t>+</m:t>
+          </m:r>
+          <m:r>
+            <m:t>10</m:t>
+          </m:r>
+        </m:oMath>
+      </m:oMathPara>
+    </w:p>
+    <w:p>
+      <w:pPr>
+        <w:pStyle w:val="FirstParagraph"/>
+      </w:pPr>
+      <w:r>
+        <w:t xml:space="preserve">medido en °C, alrededor del punto nominal (</w:t>
+      </w:r>
+      <m:oMath>
+        <m:sSub>
+          <m:e>
+            <m:r>
+              <m:t>T</m:t>
+            </m:r>
+          </m:e>
+          <m:sub>
+            <m:r>
+              <m:t>z</m:t>
+            </m:r>
+            <m:r>
+              <m:t>0</m:t>
+            </m:r>
+          </m:sub>
+        </m:sSub>
         <m:r>
           <m:rPr>
             <m:sty m:val="p"/>
           </m:rPr>
-          <m:t>.</m:t>
+          <m:t>=</m:t>
         </m:r>
         <m:r>
-          <m:rPr>
-            <m:sty m:val="p"/>
-          </m:rPr>
-          <m:t>u</m:t>
+          <m:t>180</m:t>
+        </m:r>
+      </m:oMath>
+      <w:r>
+        <w:t xml:space="preserve"> </w:t>
+      </w:r>
+      <w:r>
+        <w:t xml:space="preserve">°C). Equivale, por</w:t>
+      </w:r>
+      <w:r>
+        <w:t xml:space="preserve"> </w:t>
+      </w:r>
+      <w:r>
+        <w:t xml:space="preserve">ejemplo, a pasar de 180 °C a 190 °C en temperatura física, pero la definición</w:t>
+      </w:r>
+      <w:r>
+        <w:t xml:space="preserve"> </w:t>
+      </w:r>
+      <w:r>
+        <w:t xml:space="preserve">operativa del ensayo es el escalón incremental</w:t>
+      </w:r>
+      <w:r>
+        <w:t xml:space="preserve"> </w:t>
+      </w:r>
+      <m:oMath>
+        <m:r>
+          <m:t>Δ</m:t>
         </m:r>
         <m:r>
-          <m:rPr>
-            <m:sty m:val="p"/>
-          </m:rPr>
-          <m:t>.</m:t>
+          <m:t>r</m:t>
         </m:r>
       </m:oMath>
       <w:r>
@@ -6537,46 +7129,10 @@
     </w:p>
     <w:p>
       <w:pPr>
-        <w:pStyle w:val="FirstParagraph"/>
-      </w:pPr>
-      <w:r>
-        <w:t xml:space="preserve">La separación entre polos es de un factor 60. El actuador es mucho más rápido</w:t>
-      </w:r>
-      <w:r>
-        <w:t xml:space="preserve"> </w:t>
-      </w:r>
-      <w:r>
-        <w:t xml:space="preserve">que el recinto, pero se conserva en el modelo para obtener una planta de</w:t>
-      </w:r>
-      <w:r>
-        <w:t xml:space="preserve"> </w:t>
-      </w:r>
-      <w:r>
-        <w:t xml:space="preserve">segundo orden y analizar su influencia sobre la acción de control.</w:t>
-      </w:r>
-    </w:p>
-    <w:bookmarkEnd w:id="33"/>
-    <w:bookmarkStart w:id="34" w:name="especificaciones-provisionales"/>
-    <w:p>
-      <w:pPr>
-        <w:pStyle w:val="Heading2"/>
-      </w:pPr>
-      <w:r>
-        <w:t xml:space="preserve">9. Especificaciones provisionales</w:t>
-      </w:r>
-    </w:p>
-    <w:p>
-      <w:pPr>
-        <w:pStyle w:val="FirstParagraph"/>
-      </w:pPr>
-      <w:r>
-        <w:t xml:space="preserve">El ensayo de seguimiento se plantea como un cambio de 170 °C a 180 °C. En</w:t>
-      </w:r>
-      <w:r>
-        <w:t xml:space="preserve"> </w:t>
-      </w:r>
-      <w:r>
-        <w:t xml:space="preserve">variables incrementales corresponde a un escalón de 10 °C.</w:t>
+        <w:pStyle w:val="BodyText"/>
+      </w:pPr>
+      <w:r>
+        <w:t xml:space="preserve">Objetivos de lazo cerrado para este ensayo (verificados con el PI adoptado):</w:t>
       </w:r>
     </w:p>
     <w:p>
@@ -6590,7 +7146,7 @@
         </w:numPr>
       </w:pPr>
       <w:r>
-        <w:t xml:space="preserve">Error estacionario: 0 °C.</w:t>
+        <w:t xml:space="preserve">error estacionario: 0 °C;</w:t>
       </w:r>
     </w:p>
     <w:p>
@@ -6604,7 +7160,7 @@
         </w:numPr>
       </w:pPr>
       <w:r>
-        <w:t xml:space="preserve">Sobrepasamiento máximo: 5 %.</w:t>
+        <w:t xml:space="preserve">sobrepasamiento máximo: 5 % (el nominal resulta 0 %);</w:t>
       </w:r>
     </w:p>
     <w:p>
@@ -6618,7 +7174,7 @@
         </w:numPr>
       </w:pPr>
       <w:r>
-        <w:t xml:space="preserve">Tiempo de establecimiento: 600 s con banda de ±5 %.</w:t>
+        <w:t xml:space="preserve">tiempo de establecimiento: no más de 600 s con banda de ±5 %;</w:t>
       </w:r>
     </w:p>
     <w:p>
@@ -6632,7 +7188,17 @@
         </w:numPr>
       </w:pPr>
       <w:r>
-        <w:t xml:space="preserve">Acción de control total: entre 0 y 100 %.</w:t>
+        <w:t xml:space="preserve">acción de control total: entre 0 y 100 %, sin saturación sostenida.</w:t>
+      </w:r>
+    </w:p>
+    <w:bookmarkEnd w:id="34"/>
+    <w:bookmarkStart w:id="35" w:name="ensayo-de-perturbación"/>
+    <w:p>
+      <w:pPr>
+        <w:pStyle w:val="Heading3"/>
+      </w:pPr>
+      <w:r>
+        <w:t xml:space="preserve">9.2 Ensayo de perturbación</w:t>
       </w:r>
     </w:p>
     <w:p>
@@ -6640,68 +7206,154 @@
         <w:pStyle w:val="FirstParagraph"/>
       </w:pPr>
       <w:r>
-        <w:t xml:space="preserve">El ensayo de perturbación inicial será un aumento de</w:t>
+        <w:t xml:space="preserve">La perturbación queda definida como un aumento sostenido de carga térmica</w:t>
       </w:r>
       <w:r>
         <w:t xml:space="preserve"> </w:t>
       </w:r>
-      <m:oMath>
-        <m:sSub>
-          <m:e>
-            <m:r>
-              <m:t>Q</m:t>
-            </m:r>
-          </m:e>
-          <m:sub>
-            <m:r>
-              <m:t>L</m:t>
-            </m:r>
-          </m:sub>
-        </m:sSub>
-      </m:oMath>
-      <w:r>
-        <w:t xml:space="preserve"> </w:t>
-      </w:r>
-      <w:r>
-        <w:t xml:space="preserve">de 50 kW. El</w:t>
-      </w:r>
-      <w:r>
-        <w:t xml:space="preserve"> </w:t>
-      </w:r>
-      <w:r>
-        <w:t xml:space="preserve">controlador deberá recuperar el setpoint y volver a una banda de ±2 °C.</w:t>
+      <w:r>
+        <w:t xml:space="preserve">equivalente</w:t>
       </w:r>
     </w:p>
     <w:p>
       <w:pPr>
         <w:pStyle w:val="BodyText"/>
-      </w:pPr>
-      <w:r>
-        <w:t xml:space="preserve">Estas especificaciones son candidatas. Antes del diseño deben comprobarse</w:t>
-      </w:r>
-      <w:r>
-        <w:t xml:space="preserve"> </w:t>
-      </w:r>
-      <w:r>
-        <w:t xml:space="preserve">contra la reserva de potencia y la saturación.</w:t>
-      </w:r>
-    </w:p>
-    <w:bookmarkEnd w:id="34"/>
-    <w:bookmarkStart w:id="35" w:name="controlador-previsto"/>
-    <w:p>
-      <w:pPr>
-        <w:pStyle w:val="Heading2"/>
-      </w:pPr>
-      <w:r>
-        <w:t xml:space="preserve">10. Controlador previsto</w:t>
-      </w:r>
+        <w:spacing w:before="100" w:after="140"/>
+        <w:jc w:val="center"/>
+      </w:pPr>
+      <m:oMathPara>
+        <m:oMathParaPr>
+          <m:jc m:val="center"/>
+        </m:oMathParaPr>
+        <m:oMath>
+          <m:r>
+            <m:t>Δ</m:t>
+          </m:r>
+          <m:sSub>
+            <m:e>
+              <m:r>
+                <m:t>q</m:t>
+              </m:r>
+            </m:e>
+            <m:sub>
+              <m:r>
+                <m:t>L</m:t>
+              </m:r>
+            </m:sub>
+          </m:sSub>
+          <m:r>
+            <m:rPr>
+              <m:sty m:val="p"/>
+            </m:rPr>
+            <m:t>=</m:t>
+          </m:r>
+          <m:r>
+            <m:rPr>
+              <m:sty m:val="p"/>
+            </m:rPr>
+            <m:t>+</m:t>
+          </m:r>
+          <m:r>
+            <m:t>50</m:t>
+          </m:r>
+          <m:r>
+            <m:rPr>
+              <m:sty m:val="p"/>
+            </m:rPr>
+            <m:t>.</m:t>
+          </m:r>
+        </m:oMath>
+      </m:oMathPara>
     </w:p>
     <w:p>
       <w:pPr>
         <w:pStyle w:val="FirstParagraph"/>
       </w:pPr>
       <w:r>
-        <w:t xml:space="preserve">Se propone un PI:</w:t>
+        <w:t xml:space="preserve">El incremento de carga está expresado en kW.</w:t>
+      </w:r>
+    </w:p>
+    <w:p>
+      <w:pPr>
+        <w:pStyle w:val="BodyText"/>
+      </w:pPr>
+      <w:r>
+        <w:t xml:space="preserve">No representa el ingreso puntual de una única carrocería, sino una carga</w:t>
+      </w:r>
+      <w:r>
+        <w:t xml:space="preserve"> </w:t>
+      </w:r>
+      <w:r>
+        <w:t xml:space="preserve">agrupada sostenida (carrocerías, carriers y renovación de aire).</w:t>
+      </w:r>
+    </w:p>
+    <w:p>
+      <w:pPr>
+        <w:pStyle w:val="BodyText"/>
+      </w:pPr>
+      <w:r>
+        <w:t xml:space="preserve">Objetivos de lazo cerrado para este ensayo (verificados con el PI adoptado):</w:t>
+      </w:r>
+    </w:p>
+    <w:p>
+      <w:pPr>
+        <w:keepNext w:val="0"/>
+        <w:keepLines w:val="0"/>
+        <w:widowControl w:val="0"/>
+        <w:numPr>
+          <w:ilvl w:val="0"/>
+          <w:numId w:val="1004"/>
+        </w:numPr>
+      </w:pPr>
+      <w:r>
+        <w:t xml:space="preserve">desviación máxima de temperatura menor o igual a 5 °C;</w:t>
+      </w:r>
+    </w:p>
+    <w:p>
+      <w:pPr>
+        <w:keepNext w:val="0"/>
+        <w:keepLines w:val="0"/>
+        <w:widowControl w:val="0"/>
+        <w:numPr>
+          <w:ilvl w:val="0"/>
+          <w:numId w:val="1004"/>
+        </w:numPr>
+      </w:pPr>
+      <w:r>
+        <w:t xml:space="preserve">retorno permanente a la banda de ±2 °C en no más de 600 s;</w:t>
+      </w:r>
+    </w:p>
+    <w:p>
+      <w:pPr>
+        <w:keepNext w:val="0"/>
+        <w:keepLines w:val="0"/>
+        <w:widowControl w:val="0"/>
+        <w:numPr>
+          <w:ilvl w:val="0"/>
+          <w:numId w:val="1004"/>
+        </w:numPr>
+      </w:pPr>
+      <w:r>
+        <w:t xml:space="preserve">visualización explícita de la orden de control.</w:t>
+      </w:r>
+    </w:p>
+    <w:bookmarkEnd w:id="35"/>
+    <w:bookmarkEnd w:id="36"/>
+    <w:bookmarkStart w:id="45" w:name="diseño-del-controlador-pi"/>
+    <w:p>
+      <w:pPr>
+        <w:pStyle w:val="Heading2"/>
+      </w:pPr>
+      <w:r>
+        <w:t xml:space="preserve">10. Diseño del controlador PI</w:t>
+      </w:r>
+    </w:p>
+    <w:p>
+      <w:pPr>
+        <w:pStyle w:val="FirstParagraph"/>
+      </w:pPr>
+      <w:r>
+        <w:t xml:space="preserve">Se adopta un PI en la forma</w:t>
       </w:r>
     </w:p>
     <w:p>
@@ -6845,6 +7497,230 @@
               </m:r>
             </m:den>
           </m:f>
+          <m:r>
+            <m:rPr>
+              <m:sty m:val="p"/>
+            </m:rPr>
+            <m:t>.</m:t>
+          </m:r>
+        </m:oMath>
+      </m:oMathPara>
+    </w:p>
+    <w:bookmarkStart w:id="37" w:name="parámetros-adoptados"/>
+    <w:p>
+      <w:pPr>
+        <w:pStyle w:val="Heading3"/>
+      </w:pPr>
+      <w:r>
+        <w:t xml:space="preserve">10.1 Parámetros adoptados</w:t>
+      </w:r>
+    </w:p>
+    <w:p>
+      <w:pPr>
+        <w:pStyle w:val="FirstParagraph"/>
+        <w:spacing w:before="100" w:after="140"/>
+        <w:jc w:val="center"/>
+      </w:pPr>
+      <m:oMathPara>
+        <m:oMathParaPr>
+          <m:jc m:val="center"/>
+        </m:oMathParaPr>
+        <m:oMath>
+          <m:sSub>
+            <m:e>
+              <m:r>
+                <m:t>T</m:t>
+              </m:r>
+            </m:e>
+            <m:sub>
+              <m:r>
+                <m:t>i</m:t>
+              </m:r>
+            </m:sub>
+          </m:sSub>
+          <m:r>
+            <m:rPr>
+              <m:sty m:val="p"/>
+            </m:rPr>
+            <m:t>=</m:t>
+          </m:r>
+          <m:sSub>
+            <m:e>
+              <m:r>
+                <m:t>τ</m:t>
+              </m:r>
+            </m:e>
+            <m:sub>
+              <m:r>
+                <m:t>T</m:t>
+              </m:r>
+            </m:sub>
+          </m:sSub>
+          <m:r>
+            <m:rPr>
+              <m:sty m:val="p"/>
+            </m:rPr>
+            <m:t>=</m:t>
+          </m:r>
+          <m:r>
+            <m:t>600</m:t>
+          </m:r>
+          <m:r>
+            <m:t> </m:t>
+          </m:r>
+          <m:r>
+            <m:rPr>
+              <m:sty m:val="p"/>
+            </m:rPr>
+            <m:t>s</m:t>
+          </m:r>
+          <m:r>
+            <m:rPr>
+              <m:sty m:val="p"/>
+            </m:rPr>
+            <m:t>,</m:t>
+          </m:r>
+          <m:r>
+            <m:t>  </m:t>
+          </m:r>
+          <m:sSub>
+            <m:e>
+              <m:r>
+                <m:t>K</m:t>
+              </m:r>
+            </m:e>
+            <m:sub>
+              <m:r>
+                <m:t>p</m:t>
+              </m:r>
+            </m:sub>
+          </m:sSub>
+          <m:r>
+            <m:rPr>
+              <m:sty m:val="p"/>
+            </m:rPr>
+            <m:t>=</m:t>
+          </m:r>
+          <m:r>
+            <m:t>0</m:t>
+          </m:r>
+          <m:r>
+            <m:rPr>
+              <m:sty m:val="p"/>
+            </m:rPr>
+            <m:t>,</m:t>
+          </m:r>
+          <m:r>
+            <m:t>025</m:t>
+          </m:r>
+          <m:r>
+            <m:rPr>
+              <m:sty m:val="p"/>
+            </m:rPr>
+            <m:t>,</m:t>
+          </m:r>
+          <m:r>
+            <m:t>  </m:t>
+          </m:r>
+          <m:sSub>
+            <m:e>
+              <m:r>
+                <m:t>K</m:t>
+              </m:r>
+            </m:e>
+            <m:sub>
+              <m:r>
+                <m:t>i</m:t>
+              </m:r>
+            </m:sub>
+          </m:sSub>
+          <m:r>
+            <m:rPr>
+              <m:sty m:val="p"/>
+            </m:rPr>
+            <m:t>=</m:t>
+          </m:r>
+          <m:f>
+            <m:fPr>
+              <m:type m:val="bar"/>
+            </m:fPr>
+            <m:num>
+              <m:sSub>
+                <m:e>
+                  <m:r>
+                    <m:t>K</m:t>
+                  </m:r>
+                </m:e>
+                <m:sub>
+                  <m:r>
+                    <m:t>p</m:t>
+                  </m:r>
+                </m:sub>
+              </m:sSub>
+            </m:num>
+            <m:den>
+              <m:sSub>
+                <m:e>
+                  <m:r>
+                    <m:t>T</m:t>
+                  </m:r>
+                </m:e>
+                <m:sub>
+                  <m:r>
+                    <m:t>i</m:t>
+                  </m:r>
+                </m:sub>
+              </m:sSub>
+            </m:den>
+          </m:f>
+          <m:r>
+            <m:rPr>
+              <m:sty m:val="p"/>
+            </m:rPr>
+            <m:t>=</m:t>
+          </m:r>
+          <m:r>
+            <m:t>4</m:t>
+          </m:r>
+          <m:r>
+            <m:rPr>
+              <m:sty m:val="p"/>
+            </m:rPr>
+            <m:t>,</m:t>
+          </m:r>
+          <m:r>
+            <m:t>1666666667</m:t>
+          </m:r>
+          <m:r>
+            <m:rPr>
+              <m:sty m:val="p"/>
+            </m:rPr>
+            <m:t>×</m:t>
+          </m:r>
+          <m:sSup>
+            <m:e>
+              <m:r>
+                <m:t>10</m:t>
+              </m:r>
+            </m:e>
+            <m:sup>
+              <m:r>
+                <m:rPr>
+                  <m:sty m:val="p"/>
+                </m:rPr>
+                <m:t>−</m:t>
+              </m:r>
+              <m:r>
+                <m:t>5</m:t>
+              </m:r>
+            </m:sup>
+          </m:sSup>
+          <m:r>
+            <m:rPr>
+              <m:sty m:val="p"/>
+            </m:rPr>
+            <m:t>.</m:t>
+          </m:r>
         </m:oMath>
       </m:oMathPara>
     </w:p>
@@ -6853,13 +7729,7 @@
         <w:pStyle w:val="FirstParagraph"/>
       </w:pPr>
       <w:r>
-        <w:t xml:space="preserve">La acción integral es necesaria para eliminar el error estacionario frente a</w:t>
-      </w:r>
-      <w:r>
-        <w:t xml:space="preserve"> </w:t>
-      </w:r>
-      <w:r>
-        <w:t xml:space="preserve">una carga térmica constante. La elección de</w:t>
+        <w:t xml:space="preserve">Las unidades de</w:t>
       </w:r>
       <w:r>
         <w:t xml:space="preserve"> </w:t>
@@ -6879,7 +7749,10 @@
         </m:sSub>
       </m:oMath>
       <w:r>
-        <w:t xml:space="preserve">,</w:t>
+        <w:t xml:space="preserve"> </w:t>
+      </w:r>
+      <w:r>
+        <w:t xml:space="preserve">y</w:t>
       </w:r>
       <w:r>
         <w:t xml:space="preserve"> </w:t>
@@ -6902,12 +7775,41 @@
         <w:t xml:space="preserve"> </w:t>
       </w:r>
       <w:r>
-        <w:t xml:space="preserve">y</w:t>
+        <w:t xml:space="preserve">son p.u./°C y p.u./(°C·s),</w:t>
       </w:r>
       <w:r>
         <w:t xml:space="preserve"> </w:t>
       </w:r>
+      <w:r>
+        <w:t xml:space="preserve">respectivamente.</w:t>
+      </w:r>
+    </w:p>
+    <w:p>
+      <w:pPr>
+        <w:pStyle w:val="BodyText"/>
+      </w:pPr>
+      <w:r>
+        <w:t xml:space="preserve">El cero del PI queda en</w:t>
+      </w:r>
+      <w:r>
+        <w:t xml:space="preserve"> </w:t>
+      </w:r>
       <m:oMath>
+        <m:r>
+          <m:rPr>
+            <m:sty m:val="p"/>
+          </m:rPr>
+          <m:t>−</m:t>
+        </m:r>
+        <m:r>
+          <m:t>1</m:t>
+        </m:r>
+        <m:r>
+          <m:rPr>
+            <m:sty m:val="p"/>
+          </m:rPr>
+          <m:t>/</m:t>
+        </m:r>
         <m:sSub>
           <m:e>
             <m:r>
@@ -6920,26 +7822,535 @@
             </m:r>
           </m:sub>
         </m:sSub>
+        <m:r>
+          <m:rPr>
+            <m:sty m:val="p"/>
+          </m:rPr>
+          <m:t>=</m:t>
+        </m:r>
+        <m:r>
+          <m:rPr>
+            <m:sty m:val="p"/>
+          </m:rPr>
+          <m:t>−</m:t>
+        </m:r>
+        <m:r>
+          <m:t>1</m:t>
+        </m:r>
+        <m:r>
+          <m:rPr>
+            <m:sty m:val="p"/>
+          </m:rPr>
+          <m:t>/</m:t>
+        </m:r>
+        <m:r>
+          <m:t>600</m:t>
+        </m:r>
+        <m:r>
+          <m:t> </m:t>
+        </m:r>
+        <m:sSup>
+          <m:e>
+            <m:r>
+              <m:rPr>
+                <m:sty m:val="p"/>
+              </m:rPr>
+              <m:t>s</m:t>
+            </m:r>
+          </m:e>
+          <m:sup>
+            <m:r>
+              <m:rPr>
+                <m:sty m:val="p"/>
+              </m:rPr>
+              <m:t>−</m:t>
+            </m:r>
+            <m:r>
+              <m:rPr>
+                <m:sty m:val="p"/>
+              </m:rPr>
+              <m:t>1</m:t>
+            </m:r>
+          </m:sup>
+        </m:sSup>
       </m:oMath>
       <w:r>
         <w:t xml:space="preserve"> </w:t>
       </w:r>
       <w:r>
-        <w:t xml:space="preserve">queda</w:t>
+        <w:t xml:space="preserve">y cancela</w:t>
       </w:r>
       <w:r>
         <w:t xml:space="preserve"> </w:t>
       </w:r>
       <w:r>
-        <w:t xml:space="preserve">pendiente hasta aprobar parámetros y especificaciones.</w:t>
+        <w:rPr>
+          <w:bCs/>
+          <w:b/>
+        </w:rPr>
+        <w:t xml:space="preserve">nominalmente</w:t>
+      </w:r>
+      <w:r>
+        <w:t xml:space="preserve"> </w:t>
+      </w:r>
+      <w:r>
+        <w:t xml:space="preserve">el polo térmico dominante estable de</w:t>
+      </w:r>
+      <w:r>
+        <w:t xml:space="preserve"> </w:t>
+      </w:r>
+      <m:oMath>
+        <m:sSub>
+          <m:e>
+            <m:r>
+              <m:t>G</m:t>
+            </m:r>
+          </m:e>
+          <m:sub>
+            <m:r>
+              <m:t>p</m:t>
+            </m:r>
+          </m:sub>
+        </m:sSub>
+      </m:oMath>
+      <w:r>
+        <w:t xml:space="preserve">. La cancelación</w:t>
+      </w:r>
+      <w:r>
+        <w:t xml:space="preserve"> </w:t>
+      </w:r>
+      <w:r>
+        <w:t xml:space="preserve">vale para el modelo asumido: no elimina físicamente la dinámica térmica ni</w:t>
+      </w:r>
+      <w:r>
+        <w:t xml:space="preserve"> </w:t>
+      </w:r>
+      <w:r>
+        <w:t xml:space="preserve">demuestra robustez sobre el horno real.</w:t>
+      </w:r>
+    </w:p>
+    <w:bookmarkEnd w:id="37"/>
+    <w:bookmarkStart w:id="38" w:name="X6bfc4ade012ef2158390e2ec1a392ae526dde66"/>
+    <w:p>
+      <w:pPr>
+        <w:pStyle w:val="Heading3"/>
+      </w:pPr>
+      <w:r>
+        <w:t xml:space="preserve">10.2 Lazo abierto compensado tras la cancelación nominal</w:t>
       </w:r>
     </w:p>
     <w:p>
       <w:pPr>
+        <w:pStyle w:val="FirstParagraph"/>
+        <w:spacing w:before="100" w:after="140"/>
+        <w:jc w:val="center"/>
+      </w:pPr>
+      <m:oMathPara>
+        <m:oMathParaPr>
+          <m:jc m:val="center"/>
+        </m:oMathParaPr>
+        <m:oMath>
+          <m:r>
+            <m:t>L</m:t>
+          </m:r>
+          <m:d>
+            <m:dPr>
+              <m:begChr m:val="("/>
+              <m:endChr m:val=")"/>
+              <m:sepChr m:val=""/>
+              <m:grow/>
+            </m:dPr>
+            <m:e>
+              <m:r>
+                <m:t>s</m:t>
+              </m:r>
+            </m:e>
+          </m:d>
+          <m:r>
+            <m:rPr>
+              <m:sty m:val="p"/>
+            </m:rPr>
+            <m:t>=</m:t>
+          </m:r>
+          <m:r>
+            <m:t>C</m:t>
+          </m:r>
+          <m:d>
+            <m:dPr>
+              <m:begChr m:val="("/>
+              <m:endChr m:val=")"/>
+              <m:sepChr m:val=""/>
+              <m:grow/>
+            </m:dPr>
+            <m:e>
+              <m:r>
+                <m:t>s</m:t>
+              </m:r>
+            </m:e>
+          </m:d>
+          <m:sSub>
+            <m:e>
+              <m:r>
+                <m:t>G</m:t>
+              </m:r>
+            </m:e>
+            <m:sub>
+              <m:r>
+                <m:t>p</m:t>
+              </m:r>
+            </m:sub>
+          </m:sSub>
+          <m:d>
+            <m:dPr>
+              <m:begChr m:val="("/>
+              <m:endChr m:val=")"/>
+              <m:sepChr m:val=""/>
+              <m:grow/>
+            </m:dPr>
+            <m:e>
+              <m:r>
+                <m:t>s</m:t>
+              </m:r>
+            </m:e>
+          </m:d>
+          <m:r>
+            <m:rPr>
+              <m:sty m:val="p"/>
+            </m:rPr>
+            <m:t>=</m:t>
+          </m:r>
+          <m:f>
+            <m:fPr>
+              <m:type m:val="bar"/>
+            </m:fPr>
+            <m:num>
+              <m:r>
+                <m:t>250</m:t>
+              </m:r>
+              <m:sSub>
+                <m:e>
+                  <m:r>
+                    <m:t>K</m:t>
+                  </m:r>
+                </m:e>
+                <m:sub>
+                  <m:r>
+                    <m:t>p</m:t>
+                  </m:r>
+                </m:sub>
+              </m:sSub>
+            </m:num>
+            <m:den>
+              <m:r>
+                <m:t>600</m:t>
+              </m:r>
+              <m:r>
+                <m:t>s</m:t>
+              </m:r>
+              <m:d>
+                <m:dPr>
+                  <m:begChr m:val="("/>
+                  <m:endChr m:val=")"/>
+                  <m:sepChr m:val=""/>
+                  <m:grow/>
+                </m:dPr>
+                <m:e>
+                  <m:r>
+                    <m:t>10</m:t>
+                  </m:r>
+                  <m:r>
+                    <m:t>s</m:t>
+                  </m:r>
+                  <m:r>
+                    <m:rPr>
+                      <m:sty m:val="p"/>
+                    </m:rPr>
+                    <m:t>+</m:t>
+                  </m:r>
+                  <m:r>
+                    <m:t>1</m:t>
+                  </m:r>
+                </m:e>
+              </m:d>
+            </m:den>
+          </m:f>
+          <m:r>
+            <m:rPr>
+              <m:sty m:val="p"/>
+            </m:rPr>
+            <m:t>.</m:t>
+          </m:r>
+        </m:oMath>
+      </m:oMathPara>
+    </w:p>
+    <w:p>
+      <w:pPr>
+        <w:pStyle w:val="FirstParagraph"/>
+      </w:pPr>
+      <w:r>
+        <w:t xml:space="preserve">El integrador del PI hace que el lazo abierto compensado sea de</w:t>
+      </w:r>
+      <w:r>
+        <w:t xml:space="preserve"> </w:t>
+      </w:r>
+      <w:r>
+        <w:rPr>
+          <w:bCs/>
+          <w:b/>
+        </w:rPr>
+        <w:t xml:space="preserve">tipo 1</w:t>
+      </w:r>
+      <w:r>
+        <w:t xml:space="preserve">, lo</w:t>
+      </w:r>
+      <w:r>
+        <w:t xml:space="preserve"> </w:t>
+      </w:r>
+      <w:r>
+        <w:t xml:space="preserve">que garantiza error estacionario nulo ante escalones de referencia y de carga</w:t>
+      </w:r>
+      <w:r>
+        <w:t xml:space="preserve"> </w:t>
+      </w:r>
+      <w:r>
+        <w:t xml:space="preserve">constante (en el modelo lineal no saturado).</w:t>
+      </w:r>
+    </w:p>
+    <w:p>
+      <w:pPr>
         <w:pStyle w:val="BodyText"/>
       </w:pPr>
       <w:r>
-        <w:t xml:space="preserve">Una posibilidad a evaluar es ubicar el cero del PI en el polo térmico:</w:t>
+        <w:t xml:space="preserve">La ecuación característica del</w:t>
+      </w:r>
+      <w:r>
+        <w:t xml:space="preserve"> </w:t>
+      </w:r>
+      <w:r>
+        <w:rPr>
+          <w:bCs/>
+          <w:b/>
+        </w:rPr>
+        <w:t xml:space="preserve">lazo nominal reducido</w:t>
+      </w:r>
+      <w:r>
+        <w:t xml:space="preserve"> </w:t>
+      </w:r>
+      <w:r>
+        <w:t xml:space="preserve">(tras la cancelación</w:t>
+      </w:r>
+      <w:r>
+        <w:t xml:space="preserve"> </w:t>
+      </w:r>
+      <w:r>
+        <w:t xml:space="preserve">nominal del polo térmico) es</w:t>
+      </w:r>
+    </w:p>
+    <w:p>
+      <w:pPr>
+        <w:pStyle w:val="BodyText"/>
+        <w:spacing w:before="100" w:after="140"/>
+        <w:jc w:val="center"/>
+      </w:pPr>
+      <m:oMathPara>
+        <m:oMathParaPr>
+          <m:jc m:val="center"/>
+        </m:oMathParaPr>
+        <m:oMath>
+          <m:r>
+            <m:t>6000</m:t>
+          </m:r>
+          <m:sSup>
+            <m:e>
+              <m:r>
+                <m:t>s</m:t>
+              </m:r>
+            </m:e>
+            <m:sup>
+              <m:r>
+                <m:t>2</m:t>
+              </m:r>
+            </m:sup>
+          </m:sSup>
+          <m:r>
+            <m:rPr>
+              <m:sty m:val="p"/>
+            </m:rPr>
+            <m:t>+</m:t>
+          </m:r>
+          <m:r>
+            <m:t>600</m:t>
+          </m:r>
+          <m:r>
+            <m:t>s</m:t>
+          </m:r>
+          <m:r>
+            <m:rPr>
+              <m:sty m:val="p"/>
+            </m:rPr>
+            <m:t>+</m:t>
+          </m:r>
+          <m:r>
+            <m:t>250</m:t>
+          </m:r>
+          <m:sSub>
+            <m:e>
+              <m:r>
+                <m:t>K</m:t>
+              </m:r>
+            </m:e>
+            <m:sub>
+              <m:r>
+                <m:t>p</m:t>
+              </m:r>
+            </m:sub>
+          </m:sSub>
+          <m:r>
+            <m:rPr>
+              <m:sty m:val="p"/>
+            </m:rPr>
+            <m:t>=</m:t>
+          </m:r>
+          <m:r>
+            <m:t>0</m:t>
+          </m:r>
+          <m:r>
+            <m:t>  </m:t>
+          </m:r>
+          <m:r>
+            <m:rPr>
+              <m:sty m:val="p"/>
+            </m:rPr>
+            <m:t>⇔</m:t>
+          </m:r>
+          <m:r>
+            <m:t>  </m:t>
+          </m:r>
+          <m:sSup>
+            <m:e>
+              <m:r>
+                <m:t>s</m:t>
+              </m:r>
+            </m:e>
+            <m:sup>
+              <m:r>
+                <m:t>2</m:t>
+              </m:r>
+            </m:sup>
+          </m:sSup>
+          <m:r>
+            <m:rPr>
+              <m:sty m:val="p"/>
+            </m:rPr>
+            <m:t>+</m:t>
+          </m:r>
+          <m:r>
+            <m:t>0</m:t>
+          </m:r>
+          <m:r>
+            <m:rPr>
+              <m:sty m:val="p"/>
+            </m:rPr>
+            <m:t>,</m:t>
+          </m:r>
+          <m:r>
+            <m:t>1</m:t>
+          </m:r>
+          <m:r>
+            <m:t>s</m:t>
+          </m:r>
+          <m:r>
+            <m:rPr>
+              <m:sty m:val="p"/>
+            </m:rPr>
+            <m:t>+</m:t>
+          </m:r>
+          <m:f>
+            <m:fPr>
+              <m:type m:val="bar"/>
+            </m:fPr>
+            <m:num>
+              <m:sSub>
+                <m:e>
+                  <m:r>
+                    <m:t>K</m:t>
+                  </m:r>
+                </m:e>
+                <m:sub>
+                  <m:r>
+                    <m:t>p</m:t>
+                  </m:r>
+                </m:sub>
+              </m:sSub>
+            </m:num>
+            <m:den>
+              <m:r>
+                <m:t>24</m:t>
+              </m:r>
+            </m:den>
+          </m:f>
+          <m:r>
+            <m:rPr>
+              <m:sty m:val="p"/>
+            </m:rPr>
+            <m:t>=</m:t>
+          </m:r>
+          <m:r>
+            <m:t>0</m:t>
+          </m:r>
+          <m:r>
+            <m:rPr>
+              <m:sty m:val="p"/>
+            </m:rPr>
+            <m:t>.</m:t>
+          </m:r>
+        </m:oMath>
+      </m:oMathPara>
+    </w:p>
+    <w:p>
+      <w:pPr>
+        <w:pStyle w:val="FirstParagraph"/>
+      </w:pPr>
+      <w:r>
+        <w:t xml:space="preserve">Con</w:t>
+      </w:r>
+      <w:r>
+        <w:t xml:space="preserve"> </w:t>
+      </w:r>
+      <m:oMath>
+        <m:sSub>
+          <m:e>
+            <m:r>
+              <m:t>K</m:t>
+            </m:r>
+          </m:e>
+          <m:sub>
+            <m:r>
+              <m:t>p</m:t>
+            </m:r>
+          </m:sub>
+        </m:sSub>
+        <m:r>
+          <m:rPr>
+            <m:sty m:val="p"/>
+          </m:rPr>
+          <m:t>=</m:t>
+        </m:r>
+        <m:r>
+          <m:t>0</m:t>
+        </m:r>
+        <m:r>
+          <m:rPr>
+            <m:sty m:val="p"/>
+          </m:rPr>
+          <m:t>,</m:t>
+        </m:r>
+        <m:r>
+          <m:t>025</m:t>
+        </m:r>
+      </m:oMath>
+      <w:r>
+        <w:t xml:space="preserve">:</w:t>
       </w:r>
     </w:p>
     <w:p>
@@ -6956,12 +8367,12 @@
           <m:sSub>
             <m:e>
               <m:r>
-                <m:t>T</m:t>
+                <m:t>ω</m:t>
               </m:r>
             </m:e>
             <m:sub>
               <m:r>
-                <m:t>i</m:t>
+                <m:t>n</m:t>
               </m:r>
             </m:sub>
           </m:sSub>
@@ -6971,18 +8382,134 @@
             </m:rPr>
             <m:t>=</m:t>
           </m:r>
-          <m:sSub>
+          <m:rad>
+            <m:radPr>
+              <m:degHide m:val="on"/>
+            </m:radPr>
+            <m:deg/>
             <m:e>
-              <m:r>
-                <m:t>τ</m:t>
-              </m:r>
+              <m:f>
+                <m:fPr>
+                  <m:type m:val="bar"/>
+                </m:fPr>
+                <m:num>
+                  <m:sSub>
+                    <m:e>
+                      <m:r>
+                        <m:t>K</m:t>
+                      </m:r>
+                    </m:e>
+                    <m:sub>
+                      <m:r>
+                        <m:t>p</m:t>
+                      </m:r>
+                    </m:sub>
+                  </m:sSub>
+                </m:num>
+                <m:den>
+                  <m:r>
+                    <m:t>24</m:t>
+                  </m:r>
+                </m:den>
+              </m:f>
             </m:e>
-            <m:sub>
-              <m:r>
-                <m:t>T</m:t>
-              </m:r>
-            </m:sub>
-          </m:sSub>
+          </m:rad>
+          <m:r>
+            <m:rPr>
+              <m:sty m:val="p"/>
+            </m:rPr>
+            <m:t>=</m:t>
+          </m:r>
+          <m:r>
+            <m:t>0</m:t>
+          </m:r>
+          <m:r>
+            <m:rPr>
+              <m:sty m:val="p"/>
+            </m:rPr>
+            <m:t>,</m:t>
+          </m:r>
+          <m:r>
+            <m:t>03227486</m:t>
+          </m:r>
+          <m:r>
+            <m:rPr>
+              <m:sty m:val="p"/>
+            </m:rPr>
+            <m:t>,</m:t>
+          </m:r>
+          <m:r>
+            <m:t>  </m:t>
+          </m:r>
+          <m:r>
+            <m:t>ζ</m:t>
+          </m:r>
+          <m:r>
+            <m:rPr>
+              <m:sty m:val="p"/>
+            </m:rPr>
+            <m:t>=</m:t>
+          </m:r>
+          <m:f>
+            <m:fPr>
+              <m:type m:val="bar"/>
+            </m:fPr>
+            <m:num>
+              <m:r>
+                <m:t>0</m:t>
+              </m:r>
+              <m:r>
+                <m:rPr>
+                  <m:sty m:val="p"/>
+                </m:rPr>
+                <m:t>,</m:t>
+              </m:r>
+              <m:r>
+                <m:t>1</m:t>
+              </m:r>
+            </m:num>
+            <m:den>
+              <m:r>
+                <m:t>2</m:t>
+              </m:r>
+              <m:sSub>
+                <m:e>
+                  <m:r>
+                    <m:t>ω</m:t>
+                  </m:r>
+                </m:e>
+                <m:sub>
+                  <m:r>
+                    <m:t>n</m:t>
+                  </m:r>
+                </m:sub>
+              </m:sSub>
+            </m:den>
+          </m:f>
+          <m:r>
+            <m:rPr>
+              <m:sty m:val="p"/>
+            </m:rPr>
+            <m:t>=</m:t>
+          </m:r>
+          <m:r>
+            <m:t>1</m:t>
+          </m:r>
+          <m:r>
+            <m:rPr>
+              <m:sty m:val="p"/>
+            </m:rPr>
+            <m:t>,</m:t>
+          </m:r>
+          <m:r>
+            <m:t>549193</m:t>
+          </m:r>
+          <m:r>
+            <m:rPr>
+              <m:sty m:val="p"/>
+            </m:rPr>
+            <m:t>.</m:t>
+          </m:r>
         </m:oMath>
       </m:oMathPara>
     </w:p>
@@ -6991,24 +8518,3035 @@
         <w:pStyle w:val="FirstParagraph"/>
       </w:pPr>
       <w:r>
-        <w:t xml:space="preserve">No se adopta todavía como decisión. La cancelación sólo será aceptable si la</w:t>
+        <w:t xml:space="preserve">La frecuencia natural de la realización mínima está expresada en rad/s.</w:t>
+      </w:r>
+    </w:p>
+    <w:p>
+      <w:pPr>
+        <w:pStyle w:val="BodyText"/>
+      </w:pPr>
+      <w:r>
+        <w:t xml:space="preserve">Como</w:t>
       </w:r>
       <w:r>
         <w:t xml:space="preserve"> </w:t>
       </w:r>
-      <w:r>
-        <w:t xml:space="preserve">acción de control y la robustez frente a incertidumbre resultan razonables.</w:t>
+      <m:oMath>
+        <m:r>
+          <m:t>ζ</m:t>
+        </m:r>
+        <m:r>
+          <m:rPr>
+            <m:sty m:val="p"/>
+          </m:rPr>
+          <m:t>&gt;</m:t>
+        </m:r>
+        <m:r>
+          <m:t>1</m:t>
+        </m:r>
+      </m:oMath>
+      <w:r>
+        <w:t xml:space="preserve">, la</w:t>
+      </w:r>
+      <w:r>
+        <w:t xml:space="preserve"> </w:t>
+      </w:r>
+      <w:r>
+        <w:rPr>
+          <w:bCs/>
+          <w:b/>
+        </w:rPr>
+        <w:t xml:space="preserve">realización mínima</w:t>
+      </w:r>
+      <w:r>
+        <w:t xml:space="preserve"> </w:t>
+      </w:r>
+      <w:r>
+        <w:t xml:space="preserve">de la transferencia nominal</w:t>
+      </w:r>
+      <w:r>
+        <w:t xml:space="preserve"> </w:t>
+      </w:r>
+      <w:r>
+        <w:t xml:space="preserve">referencia–temperatura</w:t>
+      </w:r>
+      <w:r>
+        <w:t xml:space="preserve"> </w:t>
+      </w:r>
+      <m:oMath>
+        <m:r>
+          <m:t>T</m:t>
+        </m:r>
+        <m:d>
+          <m:dPr>
+            <m:begChr m:val="("/>
+            <m:endChr m:val=")"/>
+            <m:sepChr m:val=""/>
+            <m:grow/>
+          </m:dPr>
+          <m:e>
+            <m:r>
+              <m:t>s</m:t>
+            </m:r>
+          </m:e>
+        </m:d>
+      </m:oMath>
+      <w:r>
+        <w:t xml:space="preserve"> </w:t>
+      </w:r>
+      <w:r>
+        <w:t xml:space="preserve">es de</w:t>
+      </w:r>
+      <w:r>
+        <w:t xml:space="preserve"> </w:t>
+      </w:r>
+      <w:r>
+        <w:rPr>
+          <w:bCs/>
+          <w:b/>
+        </w:rPr>
+        <w:t xml:space="preserve">segundo orden sobreamortiguada</w:t>
+      </w:r>
+      <w:r>
+        <w:t xml:space="preserve">. Sus</w:t>
+      </w:r>
+      <w:r>
+        <w:t xml:space="preserve"> </w:t>
+      </w:r>
+      <w:r>
+        <w:t xml:space="preserve">polos son</w:t>
       </w:r>
     </w:p>
-    <w:bookmarkEnd w:id="35"/>
-    <w:bookmarkStart w:id="36" w:name="no-linealidades-y-límites"/>
     <w:p>
       <w:pPr>
-        <w:pStyle w:val="Heading2"/>
-      </w:pPr>
-      <w:r>
-        <w:t xml:space="preserve">11. No linealidades y límites</w:t>
-      </w:r>
+        <w:pStyle w:val="BodyText"/>
+        <w:spacing w:before="100" w:after="140"/>
+        <w:jc w:val="center"/>
+      </w:pPr>
+      <m:oMathPara>
+        <m:oMathParaPr>
+          <m:jc m:val="center"/>
+        </m:oMathParaPr>
+        <m:oMath>
+          <m:sSub>
+            <m:e>
+              <m:r>
+                <m:t>s</m:t>
+              </m:r>
+            </m:e>
+            <m:sub>
+              <m:r>
+                <m:t>1</m:t>
+              </m:r>
+              <m:r>
+                <m:rPr>
+                  <m:sty m:val="p"/>
+                </m:rPr>
+                <m:t>,</m:t>
+              </m:r>
+              <m:r>
+                <m:t>2</m:t>
+              </m:r>
+            </m:sub>
+          </m:sSub>
+          <m:r>
+            <m:rPr>
+              <m:sty m:val="p"/>
+            </m:rPr>
+            <m:t>=</m:t>
+          </m:r>
+          <m:r>
+            <m:rPr>
+              <m:sty m:val="p"/>
+            </m:rPr>
+            <m:t>−</m:t>
+          </m:r>
+          <m:r>
+            <m:t>0</m:t>
+          </m:r>
+          <m:r>
+            <m:rPr>
+              <m:sty m:val="p"/>
+            </m:rPr>
+            <m:t>,</m:t>
+          </m:r>
+          <m:r>
+            <m:t>08818813</m:t>
+          </m:r>
+          <m:r>
+            <m:t> </m:t>
+          </m:r>
+          <m:sSup>
+            <m:e>
+              <m:r>
+                <m:rPr>
+                  <m:sty m:val="p"/>
+                </m:rPr>
+                <m:t>s</m:t>
+              </m:r>
+            </m:e>
+            <m:sup>
+              <m:r>
+                <m:rPr>
+                  <m:sty m:val="p"/>
+                </m:rPr>
+                <m:t>−</m:t>
+              </m:r>
+              <m:r>
+                <m:rPr>
+                  <m:sty m:val="p"/>
+                </m:rPr>
+                <m:t>1</m:t>
+              </m:r>
+            </m:sup>
+          </m:sSup>
+          <m:r>
+            <m:rPr>
+              <m:sty m:val="p"/>
+            </m:rPr>
+            <m:t>,</m:t>
+          </m:r>
+          <m:r>
+            <m:t>  </m:t>
+          </m:r>
+          <m:r>
+            <m:rPr>
+              <m:sty m:val="p"/>
+            </m:rPr>
+            <m:t>−</m:t>
+          </m:r>
+          <m:r>
+            <m:t>0</m:t>
+          </m:r>
+          <m:r>
+            <m:rPr>
+              <m:sty m:val="p"/>
+            </m:rPr>
+            <m:t>,</m:t>
+          </m:r>
+          <m:r>
+            <m:t>01181187</m:t>
+          </m:r>
+          <m:r>
+            <m:t> </m:t>
+          </m:r>
+          <m:sSup>
+            <m:e>
+              <m:r>
+                <m:rPr>
+                  <m:sty m:val="p"/>
+                </m:rPr>
+                <m:t>s</m:t>
+              </m:r>
+            </m:e>
+            <m:sup>
+              <m:r>
+                <m:rPr>
+                  <m:sty m:val="p"/>
+                </m:rPr>
+                <m:t>−</m:t>
+              </m:r>
+              <m:r>
+                <m:rPr>
+                  <m:sty m:val="p"/>
+                </m:rPr>
+                <m:t>1</m:t>
+              </m:r>
+            </m:sup>
+          </m:sSup>
+          <m:r>
+            <m:rPr>
+              <m:sty m:val="p"/>
+            </m:rPr>
+            <m:t>.</m:t>
+          </m:r>
+        </m:oMath>
+      </m:oMathPara>
+    </w:p>
+    <w:p>
+      <w:pPr>
+        <w:pStyle w:val="FirstParagraph"/>
+      </w:pPr>
+      <w:r>
+        <w:t xml:space="preserve">Estos no son los únicos modos internos del sistema completo. El modelo</w:t>
+      </w:r>
+      <w:r>
+        <w:t xml:space="preserve"> </w:t>
+      </w:r>
+      <w:r>
+        <w:t xml:space="preserve">aumentado con estados</w:t>
+      </w:r>
+      <w:r>
+        <w:t xml:space="preserve"> </w:t>
+      </w:r>
+      <m:oMath>
+        <m:sSub>
+          <m:e>
+            <m:r>
+              <m:t>q</m:t>
+            </m:r>
+          </m:e>
+          <m:sub>
+            <m:r>
+              <m:t>h</m:t>
+            </m:r>
+          </m:sub>
+        </m:sSub>
+      </m:oMath>
+      <w:r>
+        <w:t xml:space="preserve">,</w:t>
+      </w:r>
+      <w:r>
+        <w:t xml:space="preserve"> </w:t>
+      </w:r>
+      <m:oMath>
+        <m:r>
+          <m:t>θ</m:t>
+        </m:r>
+      </m:oMath>
+      <w:r>
+        <w:t xml:space="preserve"> </w:t>
+      </w:r>
+      <w:r>
+        <w:t xml:space="preserve">y</w:t>
+      </w:r>
+      <w:r>
+        <w:t xml:space="preserve"> </w:t>
+      </w:r>
+      <m:oMath>
+        <m:r>
+          <m:t>ξ</m:t>
+        </m:r>
+      </m:oMath>
+      <w:r>
+        <w:t xml:space="preserve"> </w:t>
+      </w:r>
+      <w:r>
+        <w:t xml:space="preserve">tiene los tres autovalores</w:t>
+      </w:r>
+    </w:p>
+    <w:p>
+      <w:pPr>
+        <w:pStyle w:val="BodyText"/>
+        <w:spacing w:before="100" w:after="140"/>
+        <w:jc w:val="center"/>
+      </w:pPr>
+      <m:oMathPara>
+        <m:oMathParaPr>
+          <m:jc m:val="center"/>
+        </m:oMathParaPr>
+        <m:oMath>
+          <m:r>
+            <m:rPr>
+              <m:sty m:val="p"/>
+            </m:rPr>
+            <m:t>−</m:t>
+          </m:r>
+          <m:r>
+            <m:t>0</m:t>
+          </m:r>
+          <m:r>
+            <m:rPr>
+              <m:sty m:val="p"/>
+            </m:rPr>
+            <m:t>,</m:t>
+          </m:r>
+          <m:r>
+            <m:t>08818813</m:t>
+          </m:r>
+          <m:r>
+            <m:t> </m:t>
+          </m:r>
+          <m:sSup>
+            <m:e>
+              <m:r>
+                <m:rPr>
+                  <m:sty m:val="p"/>
+                </m:rPr>
+                <m:t>s</m:t>
+              </m:r>
+            </m:e>
+            <m:sup>
+              <m:r>
+                <m:rPr>
+                  <m:sty m:val="p"/>
+                </m:rPr>
+                <m:t>−</m:t>
+              </m:r>
+              <m:r>
+                <m:rPr>
+                  <m:sty m:val="p"/>
+                </m:rPr>
+                <m:t>1</m:t>
+              </m:r>
+            </m:sup>
+          </m:sSup>
+          <m:r>
+            <m:rPr>
+              <m:sty m:val="p"/>
+            </m:rPr>
+            <m:t>,</m:t>
+          </m:r>
+          <m:r>
+            <m:t>  </m:t>
+          </m:r>
+          <m:r>
+            <m:rPr>
+              <m:sty m:val="p"/>
+            </m:rPr>
+            <m:t>−</m:t>
+          </m:r>
+          <m:r>
+            <m:t>0</m:t>
+          </m:r>
+          <m:r>
+            <m:rPr>
+              <m:sty m:val="p"/>
+            </m:rPr>
+            <m:t>,</m:t>
+          </m:r>
+          <m:r>
+            <m:t>01181187</m:t>
+          </m:r>
+          <m:r>
+            <m:t> </m:t>
+          </m:r>
+          <m:sSup>
+            <m:e>
+              <m:r>
+                <m:rPr>
+                  <m:sty m:val="p"/>
+                </m:rPr>
+                <m:t>s</m:t>
+              </m:r>
+            </m:e>
+            <m:sup>
+              <m:r>
+                <m:rPr>
+                  <m:sty m:val="p"/>
+                </m:rPr>
+                <m:t>−</m:t>
+              </m:r>
+              <m:r>
+                <m:rPr>
+                  <m:sty m:val="p"/>
+                </m:rPr>
+                <m:t>1</m:t>
+              </m:r>
+            </m:sup>
+          </m:sSup>
+          <m:r>
+            <m:rPr>
+              <m:sty m:val="p"/>
+            </m:rPr>
+            <m:t>,</m:t>
+          </m:r>
+          <m:r>
+            <m:t>  </m:t>
+          </m:r>
+          <m:r>
+            <m:rPr>
+              <m:sty m:val="p"/>
+            </m:rPr>
+            <m:t>−</m:t>
+          </m:r>
+          <m:f>
+            <m:fPr>
+              <m:type m:val="bar"/>
+            </m:fPr>
+            <m:num>
+              <m:r>
+                <m:t>1</m:t>
+              </m:r>
+            </m:num>
+            <m:den>
+              <m:r>
+                <m:t>600</m:t>
+              </m:r>
+            </m:den>
+          </m:f>
+          <m:r>
+            <m:rPr>
+              <m:sty m:val="p"/>
+            </m:rPr>
+            <m:t>=</m:t>
+          </m:r>
+          <m:r>
+            <m:rPr>
+              <m:sty m:val="p"/>
+            </m:rPr>
+            <m:t>−</m:t>
+          </m:r>
+          <m:r>
+            <m:t>0</m:t>
+          </m:r>
+          <m:r>
+            <m:rPr>
+              <m:sty m:val="p"/>
+            </m:rPr>
+            <m:t>,</m:t>
+          </m:r>
+          <m:r>
+            <m:t>00166667</m:t>
+          </m:r>
+          <m:r>
+            <m:t> </m:t>
+          </m:r>
+          <m:sSup>
+            <m:e>
+              <m:r>
+                <m:rPr>
+                  <m:sty m:val="p"/>
+                </m:rPr>
+                <m:t>s</m:t>
+              </m:r>
+            </m:e>
+            <m:sup>
+              <m:r>
+                <m:rPr>
+                  <m:sty m:val="p"/>
+                </m:rPr>
+                <m:t>−</m:t>
+              </m:r>
+              <m:r>
+                <m:rPr>
+                  <m:sty m:val="p"/>
+                </m:rPr>
+                <m:t>1</m:t>
+              </m:r>
+            </m:sup>
+          </m:sSup>
+          <m:r>
+            <m:rPr>
+              <m:sty m:val="p"/>
+            </m:rPr>
+            <m:t>.</m:t>
+          </m:r>
+        </m:oMath>
+      </m:oMathPara>
+    </w:p>
+    <w:p>
+      <w:pPr>
+        <w:pStyle w:val="FirstParagraph"/>
+      </w:pPr>
+      <w:r>
+        <w:t xml:space="preserve">El modo</w:t>
+      </w:r>
+      <w:r>
+        <w:t xml:space="preserve"> </w:t>
+      </w:r>
+      <m:oMath>
+        <m:r>
+          <m:rPr>
+            <m:sty m:val="p"/>
+          </m:rPr>
+          <m:t>−</m:t>
+        </m:r>
+        <m:r>
+          <m:t>1</m:t>
+        </m:r>
+        <m:r>
+          <m:rPr>
+            <m:sty m:val="p"/>
+          </m:rPr>
+          <m:t>/</m:t>
+        </m:r>
+        <m:r>
+          <m:t>600</m:t>
+        </m:r>
+      </m:oMath>
+      <w:r>
+        <w:t xml:space="preserve"> </w:t>
+      </w:r>
+      <w:r>
+        <w:t xml:space="preserve">queda cancelado únicamente en el canal nominal</w:t>
+      </w:r>
+      <w:r>
+        <w:t xml:space="preserve"> </w:t>
+      </w:r>
+      <w:r>
+        <w:t xml:space="preserve">referencia–temperatura; permanece estable internamente y aparece en la</w:t>
+      </w:r>
+      <w:r>
+        <w:t xml:space="preserve"> </w:t>
+      </w:r>
+      <w:r>
+        <w:t xml:space="preserve">transferencia de perturbación</w:t>
+      </w:r>
+      <w:r>
+        <w:t xml:space="preserve"> </w:t>
+      </w:r>
+      <m:oMath>
+        <m:sSub>
+          <m:e>
+            <m:r>
+              <m:t>T</m:t>
+            </m:r>
+          </m:e>
+          <m:sub>
+            <m:r>
+              <m:t>d</m:t>
+            </m:r>
+          </m:sub>
+        </m:sSub>
+        <m:d>
+          <m:dPr>
+            <m:begChr m:val="("/>
+            <m:endChr m:val=")"/>
+            <m:sepChr m:val=""/>
+            <m:grow/>
+          </m:dPr>
+          <m:e>
+            <m:r>
+              <m:t>s</m:t>
+            </m:r>
+          </m:e>
+        </m:d>
+      </m:oMath>
+      <w:r>
+        <w:t xml:space="preserve">.</w:t>
+      </w:r>
+    </w:p>
+    <w:bookmarkEnd w:id="38"/>
+    <w:bookmarkStart w:id="39" w:name="Xab90f3404943f0b5bf85d1680628fc618fb889d"/>
+    <w:p>
+      <w:pPr>
+        <w:pStyle w:val="Heading3"/>
+      </w:pPr>
+      <w:r>
+        <w:t xml:space="preserve">10.3 Justificación de</w:t>
+      </w:r>
+      <w:r>
+        <w:t xml:space="preserve"> </w:t>
+      </w:r>
+      <m:oMath>
+        <m:sSub>
+          <m:e>
+            <m:r>
+              <m:t>K</m:t>
+            </m:r>
+          </m:e>
+          <m:sub>
+            <m:r>
+              <m:t>p</m:t>
+            </m:r>
+          </m:sub>
+        </m:sSub>
+      </m:oMath>
+      <w:r>
+        <w:t xml:space="preserve"> </w:t>
+      </w:r>
+      <w:r>
+        <w:t xml:space="preserve">por la acción de control</w:t>
+      </w:r>
+    </w:p>
+    <w:p>
+      <w:pPr>
+        <w:pStyle w:val="FirstParagraph"/>
+      </w:pPr>
+      <w:r>
+        <w:t xml:space="preserve">Ante un escalón</w:t>
+      </w:r>
+      <w:r>
+        <w:t xml:space="preserve"> </w:t>
+      </w:r>
+      <m:oMath>
+        <m:r>
+          <m:t>Δ</m:t>
+        </m:r>
+        <m:r>
+          <m:t>r</m:t>
+        </m:r>
+        <m:r>
+          <m:rPr>
+            <m:sty m:val="p"/>
+          </m:rPr>
+          <m:t>=</m:t>
+        </m:r>
+        <m:r>
+          <m:t>10</m:t>
+        </m:r>
+      </m:oMath>
+      <w:r>
+        <w:t xml:space="preserve">, medido en °C,</w:t>
+      </w:r>
+    </w:p>
+    <w:p>
+      <w:pPr>
+        <w:pStyle w:val="BodyText"/>
+        <w:spacing w:before="100" w:after="140"/>
+        <w:jc w:val="center"/>
+      </w:pPr>
+      <m:oMathPara>
+        <m:oMathParaPr>
+          <m:jc m:val="center"/>
+        </m:oMathParaPr>
+        <m:oMath>
+          <m:r>
+            <m:t>v</m:t>
+          </m:r>
+          <m:d>
+            <m:dPr>
+              <m:begChr m:val="("/>
+              <m:endChr m:val=")"/>
+              <m:sepChr m:val=""/>
+              <m:grow/>
+            </m:dPr>
+            <m:e>
+              <m:sSup>
+                <m:e>
+                  <m:r>
+                    <m:t>0</m:t>
+                  </m:r>
+                </m:e>
+                <m:sup>
+                  <m:r>
+                    <m:rPr>
+                      <m:sty m:val="p"/>
+                    </m:rPr>
+                    <m:t>+</m:t>
+                  </m:r>
+                </m:sup>
+              </m:sSup>
+            </m:e>
+          </m:d>
+          <m:r>
+            <m:rPr>
+              <m:sty m:val="p"/>
+            </m:rPr>
+            <m:t>=</m:t>
+          </m:r>
+          <m:sSub>
+            <m:e>
+              <m:r>
+                <m:t>K</m:t>
+              </m:r>
+            </m:e>
+            <m:sub>
+              <m:r>
+                <m:t>p</m:t>
+              </m:r>
+            </m:sub>
+          </m:sSub>
+          <m:r>
+            <m:t>Δ</m:t>
+          </m:r>
+          <m:r>
+            <m:t>r</m:t>
+          </m:r>
+          <m:r>
+            <m:rPr>
+              <m:sty m:val="p"/>
+            </m:rPr>
+            <m:t>=</m:t>
+          </m:r>
+          <m:r>
+            <m:t>0</m:t>
+          </m:r>
+          <m:r>
+            <m:rPr>
+              <m:sty m:val="p"/>
+            </m:rPr>
+            <m:t>,</m:t>
+          </m:r>
+          <m:r>
+            <m:t>25</m:t>
+          </m:r>
+          <m:r>
+            <m:rPr>
+              <m:sty m:val="p"/>
+            </m:rPr>
+            <m:t>,</m:t>
+          </m:r>
+          <m:r>
+            <m:t>  </m:t>
+          </m:r>
+          <m:r>
+            <m:t>u</m:t>
+          </m:r>
+          <m:d>
+            <m:dPr>
+              <m:begChr m:val="("/>
+              <m:endChr m:val=")"/>
+              <m:sepChr m:val=""/>
+              <m:grow/>
+            </m:dPr>
+            <m:e>
+              <m:sSup>
+                <m:e>
+                  <m:r>
+                    <m:t>0</m:t>
+                  </m:r>
+                </m:e>
+                <m:sup>
+                  <m:r>
+                    <m:rPr>
+                      <m:sty m:val="p"/>
+                    </m:rPr>
+                    <m:t>+</m:t>
+                  </m:r>
+                </m:sup>
+              </m:sSup>
+            </m:e>
+          </m:d>
+          <m:r>
+            <m:rPr>
+              <m:sty m:val="p"/>
+            </m:rPr>
+            <m:t>=</m:t>
+          </m:r>
+          <m:sSub>
+            <m:e>
+              <m:r>
+                <m:t>u</m:t>
+              </m:r>
+            </m:e>
+            <m:sub>
+              <m:r>
+                <m:t>0</m:t>
+              </m:r>
+            </m:sub>
+          </m:sSub>
+          <m:r>
+            <m:rPr>
+              <m:sty m:val="p"/>
+            </m:rPr>
+            <m:t>+</m:t>
+          </m:r>
+          <m:r>
+            <m:t>v</m:t>
+          </m:r>
+          <m:d>
+            <m:dPr>
+              <m:begChr m:val="("/>
+              <m:endChr m:val=")"/>
+              <m:sepChr m:val=""/>
+              <m:grow/>
+            </m:dPr>
+            <m:e>
+              <m:sSup>
+                <m:e>
+                  <m:r>
+                    <m:t>0</m:t>
+                  </m:r>
+                </m:e>
+                <m:sup>
+                  <m:r>
+                    <m:rPr>
+                      <m:sty m:val="p"/>
+                    </m:rPr>
+                    <m:t>+</m:t>
+                  </m:r>
+                </m:sup>
+              </m:sSup>
+            </m:e>
+          </m:d>
+          <m:r>
+            <m:rPr>
+              <m:sty m:val="p"/>
+            </m:rPr>
+            <m:t>=</m:t>
+          </m:r>
+          <m:r>
+            <m:t>0</m:t>
+          </m:r>
+          <m:r>
+            <m:rPr>
+              <m:sty m:val="p"/>
+            </m:rPr>
+            <m:t>,</m:t>
+          </m:r>
+          <m:r>
+            <m:t>95</m:t>
+          </m:r>
+          <m:r>
+            <m:rPr>
+              <m:sty m:val="p"/>
+            </m:rPr>
+            <m:t>.</m:t>
+          </m:r>
+        </m:oMath>
+      </m:oMathPara>
+    </w:p>
+    <w:p>
+      <w:pPr>
+        <w:pStyle w:val="FirstParagraph"/>
+      </w:pPr>
+      <w:r>
+        <w:t xml:space="preserve">Queda un margen de 0,05 p.u. hasta la saturación superior. La simulación</w:t>
+      </w:r>
+      <w:r>
+        <w:t xml:space="preserve"> </w:t>
+      </w:r>
+      <w:r>
+        <w:t xml:space="preserve">confirma</w:t>
+      </w:r>
+      <w:r>
+        <w:t xml:space="preserve"> </w:t>
+      </w:r>
+      <m:oMath>
+        <m:sSub>
+          <m:e>
+            <m:r>
+              <m:t>u</m:t>
+            </m:r>
+          </m:e>
+          <m:sub>
+            <m:r>
+              <m:rPr>
+                <m:sty m:val="p"/>
+              </m:rPr>
+              <m:t>max</m:t>
+            </m:r>
+          </m:sub>
+        </m:sSub>
+        <m:r>
+          <m:rPr>
+            <m:sty m:val="p"/>
+          </m:rPr>
+          <m:t>≈</m:t>
+        </m:r>
+        <m:r>
+          <m:t>0</m:t>
+        </m:r>
+        <m:r>
+          <m:rPr>
+            <m:sty m:val="p"/>
+          </m:rPr>
+          <m:t>,</m:t>
+        </m:r>
+        <m:r>
+          <m:t>95035</m:t>
+        </m:r>
+      </m:oMath>
+      <w:r>
+        <w:t xml:space="preserve"> </w:t>
+      </w:r>
+      <w:r>
+        <w:t xml:space="preserve">y</w:t>
+      </w:r>
+      <w:r>
+        <w:t xml:space="preserve"> </w:t>
+      </w:r>
+      <m:oMath>
+        <m:sSub>
+          <m:e>
+            <m:r>
+              <m:t>u</m:t>
+            </m:r>
+          </m:e>
+          <m:sub>
+            <m:r>
+              <m:rPr>
+                <m:sty m:val="p"/>
+              </m:rPr>
+              <m:t>f</m:t>
+            </m:r>
+            <m:r>
+              <m:rPr>
+                <m:sty m:val="p"/>
+              </m:rPr>
+              <m:t>i</m:t>
+            </m:r>
+            <m:r>
+              <m:rPr>
+                <m:sty m:val="p"/>
+              </m:rPr>
+              <m:t>n</m:t>
+            </m:r>
+            <m:r>
+              <m:rPr>
+                <m:sty m:val="p"/>
+              </m:rPr>
+              <m:t>a</m:t>
+            </m:r>
+            <m:r>
+              <m:rPr>
+                <m:sty m:val="p"/>
+              </m:rPr>
+              <m:t>l</m:t>
+            </m:r>
+          </m:sub>
+        </m:sSub>
+        <m:r>
+          <m:rPr>
+            <m:sty m:val="p"/>
+          </m:rPr>
+          <m:t>=</m:t>
+        </m:r>
+        <m:r>
+          <m:t>0</m:t>
+        </m:r>
+        <m:r>
+          <m:rPr>
+            <m:sty m:val="p"/>
+          </m:rPr>
+          <m:t>,</m:t>
+        </m:r>
+        <m:r>
+          <m:t>74</m:t>
+        </m:r>
+      </m:oMath>
+      <w:r>
+        <w:t xml:space="preserve">.</w:t>
+      </w:r>
+    </w:p>
+    <w:bookmarkEnd w:id="39"/>
+    <w:bookmarkStart w:id="40" w:name="X88a779d2df32aef3e89d030179438a2445bcd7a"/>
+    <w:p>
+      <w:pPr>
+        <w:pStyle w:val="Heading3"/>
+      </w:pPr>
+      <w:r>
+        <w:t xml:space="preserve">10.4 Lugar de raíces del lazo nominal reducido</w:t>
+      </w:r>
+    </w:p>
+    <w:p>
+      <w:pPr>
+        <w:pStyle w:val="FirstParagraph"/>
+      </w:pPr>
+      <w:r>
+        <w:t xml:space="preserve">Se define la planta de diseño sin la ganancia variable, correspondiente al</w:t>
+      </w:r>
+      <w:r>
+        <w:t xml:space="preserve"> </w:t>
+      </w:r>
+      <w:r>
+        <w:t xml:space="preserve">lazo nominal</w:t>
+      </w:r>
+      <w:r>
+        <w:t xml:space="preserve"> </w:t>
+      </w:r>
+      <w:r>
+        <w:rPr>
+          <w:bCs/>
+          <w:b/>
+        </w:rPr>
+        <w:t xml:space="preserve">reducido tras la cancelación</w:t>
+      </w:r>
+      <w:r>
+        <w:t xml:space="preserve">:</w:t>
+      </w:r>
+    </w:p>
+    <w:p>
+      <w:pPr>
+        <w:pStyle w:val="BodyText"/>
+        <w:spacing w:before="100" w:after="140"/>
+        <w:jc w:val="center"/>
+      </w:pPr>
+      <m:oMathPara>
+        <m:oMathParaPr>
+          <m:jc m:val="center"/>
+        </m:oMathParaPr>
+        <m:oMath>
+          <m:sSub>
+            <m:e>
+              <m:r>
+                <m:t>L</m:t>
+              </m:r>
+            </m:e>
+            <m:sub>
+              <m:r>
+                <m:t>0</m:t>
+              </m:r>
+            </m:sub>
+          </m:sSub>
+          <m:d>
+            <m:dPr>
+              <m:begChr m:val="("/>
+              <m:endChr m:val=")"/>
+              <m:sepChr m:val=""/>
+              <m:grow/>
+            </m:dPr>
+            <m:e>
+              <m:r>
+                <m:t>s</m:t>
+              </m:r>
+            </m:e>
+          </m:d>
+          <m:r>
+            <m:rPr>
+              <m:sty m:val="p"/>
+            </m:rPr>
+            <m:t>=</m:t>
+          </m:r>
+          <m:f>
+            <m:fPr>
+              <m:type m:val="bar"/>
+            </m:fPr>
+            <m:num>
+              <m:r>
+                <m:t>250</m:t>
+              </m:r>
+            </m:num>
+            <m:den>
+              <m:r>
+                <m:t>600</m:t>
+              </m:r>
+              <m:r>
+                <m:t>s</m:t>
+              </m:r>
+              <m:d>
+                <m:dPr>
+                  <m:begChr m:val="("/>
+                  <m:endChr m:val=")"/>
+                  <m:sepChr m:val=""/>
+                  <m:grow/>
+                </m:dPr>
+                <m:e>
+                  <m:r>
+                    <m:t>10</m:t>
+                  </m:r>
+                  <m:r>
+                    <m:t>s</m:t>
+                  </m:r>
+                  <m:r>
+                    <m:rPr>
+                      <m:sty m:val="p"/>
+                    </m:rPr>
+                    <m:t>+</m:t>
+                  </m:r>
+                  <m:r>
+                    <m:t>1</m:t>
+                  </m:r>
+                </m:e>
+              </m:d>
+            </m:den>
+          </m:f>
+          <m:r>
+            <m:rPr>
+              <m:sty m:val="p"/>
+            </m:rPr>
+            <m:t>.</m:t>
+          </m:r>
+        </m:oMath>
+      </m:oMathPara>
+    </w:p>
+    <w:p>
+      <w:pPr>
+        <w:pStyle w:val="FirstParagraph"/>
+      </w:pPr>
+      <w:r>
+        <w:t xml:space="preserve">El lugar tiene polos en</w:t>
+      </w:r>
+      <w:r>
+        <w:t xml:space="preserve"> </w:t>
+      </w:r>
+      <m:oMath>
+        <m:r>
+          <m:t>0</m:t>
+        </m:r>
+      </m:oMath>
+      <w:r>
+        <w:t xml:space="preserve"> </w:t>
+      </w:r>
+      <w:r>
+        <w:t xml:space="preserve">y</w:t>
+      </w:r>
+      <w:r>
+        <w:t xml:space="preserve"> </w:t>
+      </w:r>
+      <m:oMath>
+        <m:r>
+          <m:rPr>
+            <m:sty m:val="p"/>
+          </m:rPr>
+          <m:t>−</m:t>
+        </m:r>
+        <m:r>
+          <m:t>0</m:t>
+        </m:r>
+        <m:r>
+          <m:rPr>
+            <m:sty m:val="p"/>
+          </m:rPr>
+          <m:t>,</m:t>
+        </m:r>
+        <m:r>
+          <m:t>1</m:t>
+        </m:r>
+      </m:oMath>
+      <w:r>
+        <w:t xml:space="preserve">, con punto de dispersión en</w:t>
+      </w:r>
+      <w:r>
+        <w:t xml:space="preserve"> </w:t>
+      </w:r>
+      <m:oMath>
+        <m:r>
+          <m:rPr>
+            <m:sty m:val="p"/>
+          </m:rPr>
+          <m:t>−</m:t>
+        </m:r>
+        <m:r>
+          <m:t>0</m:t>
+        </m:r>
+        <m:r>
+          <m:rPr>
+            <m:sty m:val="p"/>
+          </m:rPr>
+          <m:t>,</m:t>
+        </m:r>
+        <m:r>
+          <m:t>05</m:t>
+        </m:r>
+      </m:oMath>
+      <w:r>
+        <w:t xml:space="preserve">, obtenido de</w:t>
+      </w:r>
+      <w:r>
+        <w:t xml:space="preserve"> </w:t>
+      </w:r>
+      <m:oMath>
+        <m:r>
+          <m:t>d</m:t>
+        </m:r>
+        <m:r>
+          <m:t>K</m:t>
+        </m:r>
+        <m:r>
+          <m:rPr>
+            <m:sty m:val="p"/>
+          </m:rPr>
+          <m:t>/</m:t>
+        </m:r>
+        <m:r>
+          <m:t>d</m:t>
+        </m:r>
+        <m:r>
+          <m:t>s</m:t>
+        </m:r>
+        <m:r>
+          <m:rPr>
+            <m:sty m:val="p"/>
+          </m:rPr>
+          <m:t>=</m:t>
+        </m:r>
+        <m:r>
+          <m:t>0</m:t>
+        </m:r>
+      </m:oMath>
+      <w:r>
+        <w:t xml:space="preserve">. La ganancia correspondiente en ese</w:t>
+      </w:r>
+      <w:r>
+        <w:t xml:space="preserve"> </w:t>
+      </w:r>
+      <w:r>
+        <w:t xml:space="preserve">punto es</w:t>
+      </w:r>
+      <w:r>
+        <w:t xml:space="preserve"> </w:t>
+      </w:r>
+      <m:oMath>
+        <m:sSub>
+          <m:e>
+            <m:r>
+              <m:t>K</m:t>
+            </m:r>
+          </m:e>
+          <m:sub>
+            <m:r>
+              <m:t>p</m:t>
+            </m:r>
+          </m:sub>
+        </m:sSub>
+        <m:r>
+          <m:rPr>
+            <m:sty m:val="p"/>
+          </m:rPr>
+          <m:t>=</m:t>
+        </m:r>
+        <m:r>
+          <m:t>0</m:t>
+        </m:r>
+        <m:r>
+          <m:rPr>
+            <m:sty m:val="p"/>
+          </m:rPr>
+          <m:t>,</m:t>
+        </m:r>
+        <m:r>
+          <m:t>06</m:t>
+        </m:r>
+      </m:oMath>
+      <w:r>
+        <w:t xml:space="preserve">.</w:t>
+      </w:r>
+    </w:p>
+    <w:p>
+      <w:pPr>
+        <w:pStyle w:val="BodyText"/>
+      </w:pPr>
+      <w:r>
+        <w:t xml:space="preserve">Para el polo lento de la realización mínima de</w:t>
+      </w:r>
+      <w:r>
+        <w:t xml:space="preserve"> </w:t>
+      </w:r>
+      <m:oMath>
+        <m:r>
+          <m:t>T</m:t>
+        </m:r>
+        <m:d>
+          <m:dPr>
+            <m:begChr m:val="("/>
+            <m:endChr m:val=")"/>
+            <m:sepChr m:val=""/>
+            <m:grow/>
+          </m:dPr>
+          <m:e>
+            <m:r>
+              <m:t>s</m:t>
+            </m:r>
+          </m:e>
+        </m:d>
+      </m:oMath>
+      <w:r>
+        <w:t xml:space="preserve">,</w:t>
+      </w:r>
+      <w:r>
+        <w:t xml:space="preserve"> </w:t>
+      </w:r>
+      <m:oMath>
+        <m:sSub>
+          <m:e>
+            <m:r>
+              <m:t>s</m:t>
+            </m:r>
+          </m:e>
+          <m:sub>
+            <m:r>
+              <m:t>d</m:t>
+            </m:r>
+          </m:sub>
+        </m:sSub>
+        <m:r>
+          <m:rPr>
+            <m:sty m:val="p"/>
+          </m:rPr>
+          <m:t>=</m:t>
+        </m:r>
+        <m:r>
+          <m:rPr>
+            <m:sty m:val="p"/>
+          </m:rPr>
+          <m:t>−</m:t>
+        </m:r>
+        <m:r>
+          <m:t>0</m:t>
+        </m:r>
+        <m:r>
+          <m:rPr>
+            <m:sty m:val="p"/>
+          </m:rPr>
+          <m:t>,</m:t>
+        </m:r>
+        <m:r>
+          <m:t>01181187</m:t>
+        </m:r>
+      </m:oMath>
+      <w:r>
+        <w:t xml:space="preserve">, la condición de módulo da</w:t>
+      </w:r>
+    </w:p>
+    <w:p>
+      <w:pPr>
+        <w:pStyle w:val="BodyText"/>
+        <w:spacing w:before="100" w:after="140"/>
+        <w:jc w:val="center"/>
+      </w:pPr>
+      <m:oMathPara>
+        <m:oMathParaPr>
+          <m:jc m:val="center"/>
+        </m:oMathParaPr>
+        <m:oMath>
+          <m:sSub>
+            <m:e>
+              <m:r>
+                <m:t>K</m:t>
+              </m:r>
+            </m:e>
+            <m:sub>
+              <m:r>
+                <m:t>p</m:t>
+              </m:r>
+            </m:sub>
+          </m:sSub>
+          <m:r>
+            <m:rPr>
+              <m:sty m:val="p"/>
+            </m:rPr>
+            <m:t>=</m:t>
+          </m:r>
+          <m:f>
+            <m:fPr>
+              <m:type m:val="bar"/>
+            </m:fPr>
+            <m:num>
+              <m:r>
+                <m:t>1</m:t>
+              </m:r>
+            </m:num>
+            <m:den>
+              <m:d>
+                <m:dPr>
+                  <m:begChr m:val="|"/>
+                  <m:endChr m:val="|"/>
+                  <m:sepChr m:val=""/>
+                  <m:grow/>
+                </m:dPr>
+                <m:e>
+                  <m:sSub>
+                    <m:e>
+                      <m:r>
+                        <m:t>L</m:t>
+                      </m:r>
+                    </m:e>
+                    <m:sub>
+                      <m:r>
+                        <m:t>0</m:t>
+                      </m:r>
+                    </m:sub>
+                  </m:sSub>
+                  <m:d>
+                    <m:dPr>
+                      <m:begChr m:val="("/>
+                      <m:endChr m:val=")"/>
+                      <m:sepChr m:val=""/>
+                      <m:grow/>
+                    </m:dPr>
+                    <m:e>
+                      <m:sSub>
+                        <m:e>
+                          <m:r>
+                            <m:t>s</m:t>
+                          </m:r>
+                        </m:e>
+                        <m:sub>
+                          <m:r>
+                            <m:t>d</m:t>
+                          </m:r>
+                        </m:sub>
+                      </m:sSub>
+                    </m:e>
+                  </m:d>
+                </m:e>
+              </m:d>
+            </m:den>
+          </m:f>
+          <m:r>
+            <m:rPr>
+              <m:sty m:val="p"/>
+            </m:rPr>
+            <m:t>=</m:t>
+          </m:r>
+          <m:r>
+            <m:t>0</m:t>
+          </m:r>
+          <m:r>
+            <m:rPr>
+              <m:sty m:val="p"/>
+            </m:rPr>
+            <m:t>,</m:t>
+          </m:r>
+          <m:r>
+            <m:t>025</m:t>
+          </m:r>
+          <m:r>
+            <m:rPr>
+              <m:sty m:val="p"/>
+            </m:rPr>
+            <m:t>.</m:t>
+          </m:r>
+        </m:oMath>
+      </m:oMathPara>
+    </w:p>
+    <w:p>
+      <w:pPr>
+        <w:pStyle w:val="FirstParagraph"/>
+      </w:pPr>
+      <w:r>
+        <w:t xml:space="preserve">Los dos polos marcados en la figura son los de esa realización mínima</w:t>
+      </w:r>
+      <w:r>
+        <w:t xml:space="preserve"> </w:t>
+      </w:r>
+      <w:r>
+        <w:t xml:space="preserve">referencia–temperatura, no el conjunto completo de autovalores internos.</w:t>
+      </w:r>
+    </w:p>
+    <w:bookmarkEnd w:id="40"/>
+    <w:bookmarkStart w:id="41" w:name="X50aec816aaf14b5b9cd83d86ab884c910fcd123"/>
+    <w:p>
+      <w:pPr>
+        <w:pStyle w:val="Heading3"/>
+      </w:pPr>
+      <w:r>
+        <w:t xml:space="preserve">10.5 Funciones de transferencia de lazo cerrado</w:t>
+      </w:r>
+    </w:p>
+    <w:p>
+      <w:pPr>
+        <w:pStyle w:val="FirstParagraph"/>
+        <w:spacing w:before="100" w:after="140"/>
+        <w:jc w:val="center"/>
+      </w:pPr>
+      <m:oMathPara>
+        <m:oMathParaPr>
+          <m:jc m:val="center"/>
+        </m:oMathParaPr>
+        <m:oMath>
+          <m:r>
+            <m:t>T</m:t>
+          </m:r>
+          <m:d>
+            <m:dPr>
+              <m:begChr m:val="("/>
+              <m:endChr m:val=")"/>
+              <m:sepChr m:val=""/>
+              <m:grow/>
+            </m:dPr>
+            <m:e>
+              <m:r>
+                <m:t>s</m:t>
+              </m:r>
+            </m:e>
+          </m:d>
+          <m:r>
+            <m:rPr>
+              <m:sty m:val="p"/>
+            </m:rPr>
+            <m:t>=</m:t>
+          </m:r>
+          <m:f>
+            <m:fPr>
+              <m:type m:val="bar"/>
+            </m:fPr>
+            <m:num>
+              <m:r>
+                <m:t>C</m:t>
+              </m:r>
+              <m:d>
+                <m:dPr>
+                  <m:begChr m:val="("/>
+                  <m:endChr m:val=")"/>
+                  <m:sepChr m:val=""/>
+                  <m:grow/>
+                </m:dPr>
+                <m:e>
+                  <m:r>
+                    <m:t>s</m:t>
+                  </m:r>
+                </m:e>
+              </m:d>
+              <m:sSub>
+                <m:e>
+                  <m:r>
+                    <m:t>G</m:t>
+                  </m:r>
+                </m:e>
+                <m:sub>
+                  <m:r>
+                    <m:t>p</m:t>
+                  </m:r>
+                </m:sub>
+              </m:sSub>
+              <m:d>
+                <m:dPr>
+                  <m:begChr m:val="("/>
+                  <m:endChr m:val=")"/>
+                  <m:sepChr m:val=""/>
+                  <m:grow/>
+                </m:dPr>
+                <m:e>
+                  <m:r>
+                    <m:t>s</m:t>
+                  </m:r>
+                </m:e>
+              </m:d>
+            </m:num>
+            <m:den>
+              <m:r>
+                <m:t>1</m:t>
+              </m:r>
+              <m:r>
+                <m:rPr>
+                  <m:sty m:val="p"/>
+                </m:rPr>
+                <m:t>+</m:t>
+              </m:r>
+              <m:r>
+                <m:t>C</m:t>
+              </m:r>
+              <m:d>
+                <m:dPr>
+                  <m:begChr m:val="("/>
+                  <m:endChr m:val=")"/>
+                  <m:sepChr m:val=""/>
+                  <m:grow/>
+                </m:dPr>
+                <m:e>
+                  <m:r>
+                    <m:t>s</m:t>
+                  </m:r>
+                </m:e>
+              </m:d>
+              <m:sSub>
+                <m:e>
+                  <m:r>
+                    <m:t>G</m:t>
+                  </m:r>
+                </m:e>
+                <m:sub>
+                  <m:r>
+                    <m:t>p</m:t>
+                  </m:r>
+                </m:sub>
+              </m:sSub>
+              <m:d>
+                <m:dPr>
+                  <m:begChr m:val="("/>
+                  <m:endChr m:val=")"/>
+                  <m:sepChr m:val=""/>
+                  <m:grow/>
+                </m:dPr>
+                <m:e>
+                  <m:r>
+                    <m:t>s</m:t>
+                  </m:r>
+                </m:e>
+              </m:d>
+            </m:den>
+          </m:f>
+          <m:r>
+            <m:rPr>
+              <m:sty m:val="p"/>
+            </m:rPr>
+            <m:t>,</m:t>
+          </m:r>
+          <m:r>
+            <m:t>  </m:t>
+          </m:r>
+          <m:r>
+            <m:t>S</m:t>
+          </m:r>
+          <m:d>
+            <m:dPr>
+              <m:begChr m:val="("/>
+              <m:endChr m:val=")"/>
+              <m:sepChr m:val=""/>
+              <m:grow/>
+            </m:dPr>
+            <m:e>
+              <m:r>
+                <m:t>s</m:t>
+              </m:r>
+            </m:e>
+          </m:d>
+          <m:r>
+            <m:rPr>
+              <m:sty m:val="p"/>
+            </m:rPr>
+            <m:t>=</m:t>
+          </m:r>
+          <m:f>
+            <m:fPr>
+              <m:type m:val="bar"/>
+            </m:fPr>
+            <m:num>
+              <m:r>
+                <m:t>1</m:t>
+              </m:r>
+            </m:num>
+            <m:den>
+              <m:r>
+                <m:t>1</m:t>
+              </m:r>
+              <m:r>
+                <m:rPr>
+                  <m:sty m:val="p"/>
+                </m:rPr>
+                <m:t>+</m:t>
+              </m:r>
+              <m:r>
+                <m:t>C</m:t>
+              </m:r>
+              <m:d>
+                <m:dPr>
+                  <m:begChr m:val="("/>
+                  <m:endChr m:val=")"/>
+                  <m:sepChr m:val=""/>
+                  <m:grow/>
+                </m:dPr>
+                <m:e>
+                  <m:r>
+                    <m:t>s</m:t>
+                  </m:r>
+                </m:e>
+              </m:d>
+              <m:sSub>
+                <m:e>
+                  <m:r>
+                    <m:t>G</m:t>
+                  </m:r>
+                </m:e>
+                <m:sub>
+                  <m:r>
+                    <m:t>p</m:t>
+                  </m:r>
+                </m:sub>
+              </m:sSub>
+              <m:d>
+                <m:dPr>
+                  <m:begChr m:val="("/>
+                  <m:endChr m:val=")"/>
+                  <m:sepChr m:val=""/>
+                  <m:grow/>
+                </m:dPr>
+                <m:e>
+                  <m:r>
+                    <m:t>s</m:t>
+                  </m:r>
+                </m:e>
+              </m:d>
+            </m:den>
+          </m:f>
+          <m:r>
+            <m:rPr>
+              <m:sty m:val="p"/>
+            </m:rPr>
+            <m:t>,</m:t>
+          </m:r>
+          <m:r>
+            <m:t>  </m:t>
+          </m:r>
+          <m:sSub>
+            <m:e>
+              <m:r>
+                <m:t>T</m:t>
+              </m:r>
+            </m:e>
+            <m:sub>
+              <m:r>
+                <m:t>d</m:t>
+              </m:r>
+            </m:sub>
+          </m:sSub>
+          <m:d>
+            <m:dPr>
+              <m:begChr m:val="("/>
+              <m:endChr m:val=")"/>
+              <m:sepChr m:val=""/>
+              <m:grow/>
+            </m:dPr>
+            <m:e>
+              <m:r>
+                <m:t>s</m:t>
+              </m:r>
+            </m:e>
+          </m:d>
+          <m:r>
+            <m:rPr>
+              <m:sty m:val="p"/>
+            </m:rPr>
+            <m:t>=</m:t>
+          </m:r>
+          <m:sSub>
+            <m:e>
+              <m:r>
+                <m:t>G</m:t>
+              </m:r>
+            </m:e>
+            <m:sub>
+              <m:r>
+                <m:t>L</m:t>
+              </m:r>
+            </m:sub>
+          </m:sSub>
+          <m:d>
+            <m:dPr>
+              <m:begChr m:val="("/>
+              <m:endChr m:val=")"/>
+              <m:sepChr m:val=""/>
+              <m:grow/>
+            </m:dPr>
+            <m:e>
+              <m:r>
+                <m:t>s</m:t>
+              </m:r>
+            </m:e>
+          </m:d>
+          <m:r>
+            <m:t>S</m:t>
+          </m:r>
+          <m:d>
+            <m:dPr>
+              <m:begChr m:val="("/>
+              <m:endChr m:val=")"/>
+              <m:sepChr m:val=""/>
+              <m:grow/>
+            </m:dPr>
+            <m:e>
+              <m:r>
+                <m:t>s</m:t>
+              </m:r>
+            </m:e>
+          </m:d>
+          <m:r>
+            <m:rPr>
+              <m:sty m:val="p"/>
+            </m:rPr>
+            <m:t>.</m:t>
+          </m:r>
+        </m:oMath>
+      </m:oMathPara>
+    </w:p>
+    <w:p>
+      <w:pPr>
+        <w:pStyle w:val="FirstParagraph"/>
+        <w:spacing w:before="100" w:after="140"/>
+        <w:jc w:val="center"/>
+      </w:pPr>
+      <m:oMathPara>
+        <m:oMathParaPr>
+          <m:jc m:val="center"/>
+        </m:oMathParaPr>
+        <m:oMath>
+          <m:f>
+            <m:fPr>
+              <m:type m:val="bar"/>
+            </m:fPr>
+            <m:num>
+              <m:r>
+                <m:t>V</m:t>
+              </m:r>
+              <m:d>
+                <m:dPr>
+                  <m:begChr m:val="("/>
+                  <m:endChr m:val=")"/>
+                  <m:sepChr m:val=""/>
+                  <m:grow/>
+                </m:dPr>
+                <m:e>
+                  <m:r>
+                    <m:t>s</m:t>
+                  </m:r>
+                </m:e>
+              </m:d>
+            </m:num>
+            <m:den>
+              <m:r>
+                <m:t>R</m:t>
+              </m:r>
+              <m:d>
+                <m:dPr>
+                  <m:begChr m:val="("/>
+                  <m:endChr m:val=")"/>
+                  <m:sepChr m:val=""/>
+                  <m:grow/>
+                </m:dPr>
+                <m:e>
+                  <m:r>
+                    <m:t>s</m:t>
+                  </m:r>
+                </m:e>
+              </m:d>
+            </m:den>
+          </m:f>
+          <m:r>
+            <m:rPr>
+              <m:sty m:val="p"/>
+            </m:rPr>
+            <m:t>=</m:t>
+          </m:r>
+          <m:f>
+            <m:fPr>
+              <m:type m:val="bar"/>
+            </m:fPr>
+            <m:num>
+              <m:r>
+                <m:t>C</m:t>
+              </m:r>
+              <m:d>
+                <m:dPr>
+                  <m:begChr m:val="("/>
+                  <m:endChr m:val=")"/>
+                  <m:sepChr m:val=""/>
+                  <m:grow/>
+                </m:dPr>
+                <m:e>
+                  <m:r>
+                    <m:t>s</m:t>
+                  </m:r>
+                </m:e>
+              </m:d>
+            </m:num>
+            <m:den>
+              <m:r>
+                <m:t>1</m:t>
+              </m:r>
+              <m:r>
+                <m:rPr>
+                  <m:sty m:val="p"/>
+                </m:rPr>
+                <m:t>+</m:t>
+              </m:r>
+              <m:r>
+                <m:t>C</m:t>
+              </m:r>
+              <m:d>
+                <m:dPr>
+                  <m:begChr m:val="("/>
+                  <m:endChr m:val=")"/>
+                  <m:sepChr m:val=""/>
+                  <m:grow/>
+                </m:dPr>
+                <m:e>
+                  <m:r>
+                    <m:t>s</m:t>
+                  </m:r>
+                </m:e>
+              </m:d>
+              <m:sSub>
+                <m:e>
+                  <m:r>
+                    <m:t>G</m:t>
+                  </m:r>
+                </m:e>
+                <m:sub>
+                  <m:r>
+                    <m:t>p</m:t>
+                  </m:r>
+                </m:sub>
+              </m:sSub>
+              <m:d>
+                <m:dPr>
+                  <m:begChr m:val="("/>
+                  <m:endChr m:val=")"/>
+                  <m:sepChr m:val=""/>
+                  <m:grow/>
+                </m:dPr>
+                <m:e>
+                  <m:r>
+                    <m:t>s</m:t>
+                  </m:r>
+                </m:e>
+              </m:d>
+            </m:den>
+          </m:f>
+          <m:r>
+            <m:rPr>
+              <m:sty m:val="p"/>
+            </m:rPr>
+            <m:t>,</m:t>
+          </m:r>
+          <m:r>
+            <m:t>  </m:t>
+          </m:r>
+          <m:f>
+            <m:fPr>
+              <m:type m:val="bar"/>
+            </m:fPr>
+            <m:num>
+              <m:r>
+                <m:t>V</m:t>
+              </m:r>
+              <m:d>
+                <m:dPr>
+                  <m:begChr m:val="("/>
+                  <m:endChr m:val=")"/>
+                  <m:sepChr m:val=""/>
+                  <m:grow/>
+                </m:dPr>
+                <m:e>
+                  <m:r>
+                    <m:t>s</m:t>
+                  </m:r>
+                </m:e>
+              </m:d>
+            </m:num>
+            <m:den>
+              <m:sSub>
+                <m:e>
+                  <m:r>
+                    <m:t>Q</m:t>
+                  </m:r>
+                </m:e>
+                <m:sub>
+                  <m:r>
+                    <m:t>L</m:t>
+                  </m:r>
+                </m:sub>
+              </m:sSub>
+              <m:d>
+                <m:dPr>
+                  <m:begChr m:val="("/>
+                  <m:endChr m:val=")"/>
+                  <m:sepChr m:val=""/>
+                  <m:grow/>
+                </m:dPr>
+                <m:e>
+                  <m:r>
+                    <m:t>s</m:t>
+                  </m:r>
+                </m:e>
+              </m:d>
+            </m:den>
+          </m:f>
+          <m:r>
+            <m:rPr>
+              <m:sty m:val="p"/>
+            </m:rPr>
+            <m:t>=</m:t>
+          </m:r>
+          <m:r>
+            <m:rPr>
+              <m:sty m:val="p"/>
+            </m:rPr>
+            <m:t>−</m:t>
+          </m:r>
+          <m:f>
+            <m:fPr>
+              <m:type m:val="bar"/>
+            </m:fPr>
+            <m:num>
+              <m:r>
+                <m:t>C</m:t>
+              </m:r>
+              <m:d>
+                <m:dPr>
+                  <m:begChr m:val="("/>
+                  <m:endChr m:val=")"/>
+                  <m:sepChr m:val=""/>
+                  <m:grow/>
+                </m:dPr>
+                <m:e>
+                  <m:r>
+                    <m:t>s</m:t>
+                  </m:r>
+                </m:e>
+              </m:d>
+              <m:sSub>
+                <m:e>
+                  <m:r>
+                    <m:t>G</m:t>
+                  </m:r>
+                </m:e>
+                <m:sub>
+                  <m:r>
+                    <m:t>L</m:t>
+                  </m:r>
+                </m:sub>
+              </m:sSub>
+              <m:d>
+                <m:dPr>
+                  <m:begChr m:val="("/>
+                  <m:endChr m:val=")"/>
+                  <m:sepChr m:val=""/>
+                  <m:grow/>
+                </m:dPr>
+                <m:e>
+                  <m:r>
+                    <m:t>s</m:t>
+                  </m:r>
+                </m:e>
+              </m:d>
+            </m:num>
+            <m:den>
+              <m:r>
+                <m:t>1</m:t>
+              </m:r>
+              <m:r>
+                <m:rPr>
+                  <m:sty m:val="p"/>
+                </m:rPr>
+                <m:t>+</m:t>
+              </m:r>
+              <m:r>
+                <m:t>C</m:t>
+              </m:r>
+              <m:d>
+                <m:dPr>
+                  <m:begChr m:val="("/>
+                  <m:endChr m:val=")"/>
+                  <m:sepChr m:val=""/>
+                  <m:grow/>
+                </m:dPr>
+                <m:e>
+                  <m:r>
+                    <m:t>s</m:t>
+                  </m:r>
+                </m:e>
+              </m:d>
+              <m:sSub>
+                <m:e>
+                  <m:r>
+                    <m:t>G</m:t>
+                  </m:r>
+                </m:e>
+                <m:sub>
+                  <m:r>
+                    <m:t>p</m:t>
+                  </m:r>
+                </m:sub>
+              </m:sSub>
+              <m:d>
+                <m:dPr>
+                  <m:begChr m:val="("/>
+                  <m:endChr m:val=")"/>
+                  <m:sepChr m:val=""/>
+                  <m:grow/>
+                </m:dPr>
+                <m:e>
+                  <m:r>
+                    <m:t>s</m:t>
+                  </m:r>
+                </m:e>
+              </m:d>
+            </m:den>
+          </m:f>
+          <m:r>
+            <m:rPr>
+              <m:sty m:val="p"/>
+            </m:rPr>
+            <m:t>.</m:t>
+          </m:r>
+        </m:oMath>
+      </m:oMathPara>
+    </w:p>
+    <w:p>
+      <w:pPr>
+        <w:pStyle w:val="FirstParagraph"/>
+      </w:pPr>
+      <w:r>
+        <w:t xml:space="preserve">La realización mínima de</w:t>
+      </w:r>
+      <w:r>
+        <w:t xml:space="preserve"> </w:t>
+      </w:r>
+      <m:oMath>
+        <m:r>
+          <m:t>T</m:t>
+        </m:r>
+        <m:d>
+          <m:dPr>
+            <m:begChr m:val="("/>
+            <m:endChr m:val=")"/>
+            <m:sepChr m:val=""/>
+            <m:grow/>
+          </m:dPr>
+          <m:e>
+            <m:r>
+              <m:t>s</m:t>
+            </m:r>
+          </m:e>
+        </m:d>
+      </m:oMath>
+      <w:r>
+        <w:t xml:space="preserve"> </w:t>
+      </w:r>
+      <w:r>
+        <w:t xml:space="preserve">tiene sólo los dos polos del lazo reducido.</w:t>
+      </w:r>
+      <w:r>
+        <w:t xml:space="preserve"> </w:t>
+      </w:r>
+      <m:oMath>
+        <m:sSub>
+          <m:e>
+            <m:r>
+              <m:t>T</m:t>
+            </m:r>
+          </m:e>
+          <m:sub>
+            <m:r>
+              <m:t>d</m:t>
+            </m:r>
+          </m:sub>
+        </m:sSub>
+        <m:d>
+          <m:dPr>
+            <m:begChr m:val="("/>
+            <m:endChr m:val=")"/>
+            <m:sepChr m:val=""/>
+            <m:grow/>
+          </m:dPr>
+          <m:e>
+            <m:r>
+              <m:t>s</m:t>
+            </m:r>
+          </m:e>
+        </m:d>
+      </m:oMath>
+      <w:r>
+        <w:t xml:space="preserve"> </w:t>
+      </w:r>
+      <w:r>
+        <w:t xml:space="preserve">conserva además el polo térmico</w:t>
+      </w:r>
+      <w:r>
+        <w:t xml:space="preserve"> </w:t>
+      </w:r>
+      <m:oMath>
+        <m:r>
+          <m:rPr>
+            <m:sty m:val="p"/>
+          </m:rPr>
+          <m:t>−</m:t>
+        </m:r>
+        <m:r>
+          <m:t>1</m:t>
+        </m:r>
+        <m:r>
+          <m:rPr>
+            <m:sty m:val="p"/>
+          </m:rPr>
+          <m:t>/</m:t>
+        </m:r>
+        <m:r>
+          <m:t>600</m:t>
+        </m:r>
+      </m:oMath>
+      <w:r>
+        <w:t xml:space="preserve">, coherente con el modo</w:t>
+      </w:r>
+      <w:r>
+        <w:t xml:space="preserve"> </w:t>
+      </w:r>
+      <w:r>
+        <w:t xml:space="preserve">interno no eliminado físicamente.</w:t>
+      </w:r>
+    </w:p>
+    <w:bookmarkEnd w:id="41"/>
+    <w:bookmarkStart w:id="42" w:name="modelo-con-saturación-sin-anti-windup"/>
+    <w:p>
+      <w:pPr>
+        <w:pStyle w:val="Heading3"/>
+      </w:pPr>
+      <w:r>
+        <w:t xml:space="preserve">10.6 Modelo con saturación (sin anti-windup)</w:t>
+      </w:r>
+    </w:p>
+    <w:p>
+      <w:pPr>
+        <w:pStyle w:val="FirstParagraph"/>
+      </w:pPr>
+      <w:r>
+        <w:t xml:space="preserve">Además del modelo lineal se simula</w:t>
+      </w:r>
+    </w:p>
+    <w:p>
+      <w:pPr>
+        <w:pStyle w:val="BodyText"/>
+        <w:spacing w:before="100" w:after="140"/>
+        <w:jc w:val="center"/>
+      </w:pPr>
+      <m:oMathPara>
+        <m:oMathParaPr>
+          <m:jc m:val="center"/>
+        </m:oMathParaPr>
+        <m:oMath>
+          <m:r>
+            <m:t>e</m:t>
+          </m:r>
+          <m:r>
+            <m:rPr>
+              <m:sty m:val="p"/>
+            </m:rPr>
+            <m:t>=</m:t>
+          </m:r>
+          <m:r>
+            <m:t>Δ</m:t>
+          </m:r>
+          <m:r>
+            <m:t>r</m:t>
+          </m:r>
+          <m:r>
+            <m:rPr>
+              <m:sty m:val="p"/>
+            </m:rPr>
+            <m:t>−</m:t>
+          </m:r>
+          <m:r>
+            <m:t>θ</m:t>
+          </m:r>
+          <m:r>
+            <m:rPr>
+              <m:sty m:val="p"/>
+            </m:rPr>
+            <m:t>,</m:t>
+          </m:r>
+          <m:r>
+            <m:t> </m:t>
+          </m:r>
+          <m:sSup>
+            <m:e>
+              <m:r>
+                <m:t>v</m:t>
+              </m:r>
+            </m:e>
+            <m:sup>
+              <m:r>
+                <m:rPr>
+                  <m:sty m:val="p"/>
+                </m:rPr>
+                <m:t>*</m:t>
+              </m:r>
+            </m:sup>
+          </m:sSup>
+          <m:r>
+            <m:rPr>
+              <m:sty m:val="p"/>
+            </m:rPr>
+            <m:t>=</m:t>
+          </m:r>
+          <m:sSub>
+            <m:e>
+              <m:r>
+                <m:t>K</m:t>
+              </m:r>
+            </m:e>
+            <m:sub>
+              <m:r>
+                <m:t>p</m:t>
+              </m:r>
+            </m:sub>
+          </m:sSub>
+          <m:r>
+            <m:t>e</m:t>
+          </m:r>
+          <m:r>
+            <m:rPr>
+              <m:sty m:val="p"/>
+            </m:rPr>
+            <m:t>+</m:t>
+          </m:r>
+          <m:sSub>
+            <m:e>
+              <m:r>
+                <m:t>K</m:t>
+              </m:r>
+            </m:e>
+            <m:sub>
+              <m:r>
+                <m:t>i</m:t>
+              </m:r>
+            </m:sub>
+          </m:sSub>
+          <m:r>
+            <m:t>ξ</m:t>
+          </m:r>
+          <m:r>
+            <m:rPr>
+              <m:sty m:val="p"/>
+            </m:rPr>
+            <m:t>,</m:t>
+          </m:r>
+          <m:r>
+            <m:t> </m:t>
+          </m:r>
+          <m:r>
+            <m:t>u</m:t>
+          </m:r>
+          <m:r>
+            <m:rPr>
+              <m:sty m:val="p"/>
+            </m:rPr>
+            <m:t>=</m:t>
+          </m:r>
+          <m:r>
+            <m:rPr>
+              <m:sty m:val="p"/>
+            </m:rPr>
+            <m:t>s</m:t>
+          </m:r>
+          <m:r>
+            <m:rPr>
+              <m:sty m:val="p"/>
+            </m:rPr>
+            <m:t>a</m:t>
+          </m:r>
+          <m:r>
+            <m:rPr>
+              <m:sty m:val="p"/>
+            </m:rPr>
+            <m:t>t</m:t>
+          </m:r>
+          <m:d>
+            <m:dPr>
+              <m:begChr m:val="("/>
+              <m:endChr m:val=")"/>
+              <m:sepChr m:val=""/>
+              <m:grow/>
+            </m:dPr>
+            <m:e>
+              <m:sSub>
+                <m:e>
+                  <m:r>
+                    <m:t>u</m:t>
+                  </m:r>
+                </m:e>
+                <m:sub>
+                  <m:r>
+                    <m:t>0</m:t>
+                  </m:r>
+                </m:sub>
+              </m:sSub>
+              <m:r>
+                <m:rPr>
+                  <m:sty m:val="p"/>
+                </m:rPr>
+                <m:t>+</m:t>
+              </m:r>
+              <m:sSup>
+                <m:e>
+                  <m:r>
+                    <m:t>v</m:t>
+                  </m:r>
+                </m:e>
+                <m:sup>
+                  <m:r>
+                    <m:rPr>
+                      <m:sty m:val="p"/>
+                    </m:rPr>
+                    <m:t>*</m:t>
+                  </m:r>
+                </m:sup>
+              </m:sSup>
+              <m:r>
+                <m:rPr>
+                  <m:sty m:val="p"/>
+                </m:rPr>
+                <m:t>,</m:t>
+              </m:r>
+              <m:r>
+                <m:t>0</m:t>
+              </m:r>
+              <m:r>
+                <m:rPr>
+                  <m:sty m:val="p"/>
+                </m:rPr>
+                <m:t>,</m:t>
+              </m:r>
+              <m:r>
+                <m:t>1</m:t>
+              </m:r>
+            </m:e>
+          </m:d>
+          <m:r>
+            <m:rPr>
+              <m:sty m:val="p"/>
+            </m:rPr>
+            <m:t>,</m:t>
+          </m:r>
+        </m:oMath>
+      </m:oMathPara>
+    </w:p>
+    <w:p>
+      <w:pPr>
+        <w:pStyle w:val="FirstParagraph"/>
+        <w:spacing w:before="100" w:after="140"/>
+        <w:jc w:val="center"/>
+      </w:pPr>
+      <m:oMathPara>
+        <m:oMathParaPr>
+          <m:jc m:val="center"/>
+        </m:oMathParaPr>
+        <m:oMath>
+          <m:r>
+            <m:t>v</m:t>
+          </m:r>
+          <m:r>
+            <m:rPr>
+              <m:sty m:val="p"/>
+            </m:rPr>
+            <m:t>=</m:t>
+          </m:r>
+          <m:r>
+            <m:t>u</m:t>
+          </m:r>
+          <m:r>
+            <m:rPr>
+              <m:sty m:val="p"/>
+            </m:rPr>
+            <m:t>−</m:t>
+          </m:r>
+          <m:sSub>
+            <m:e>
+              <m:r>
+                <m:t>u</m:t>
+              </m:r>
+            </m:e>
+            <m:sub>
+              <m:r>
+                <m:t>0</m:t>
+              </m:r>
+            </m:sub>
+          </m:sSub>
+          <m:r>
+            <m:rPr>
+              <m:sty m:val="p"/>
+            </m:rPr>
+            <m:t>,</m:t>
+          </m:r>
+          <m:r>
+            <m:t> </m:t>
+          </m:r>
+          <m:acc>
+            <m:accPr>
+              <m:chr m:val="̇"/>
+            </m:accPr>
+            <m:e>
+              <m:r>
+                <m:t>ξ</m:t>
+              </m:r>
+            </m:e>
+          </m:acc>
+          <m:r>
+            <m:rPr>
+              <m:sty m:val="p"/>
+            </m:rPr>
+            <m:t>=</m:t>
+          </m:r>
+          <m:r>
+            <m:t>e</m:t>
+          </m:r>
+          <m:r>
+            <m:rPr>
+              <m:sty m:val="p"/>
+            </m:rPr>
+            <m:t>,</m:t>
+          </m:r>
+          <m:r>
+            <m:t> </m:t>
+          </m:r>
+          <m:sSub>
+            <m:e>
+              <m:r>
+                <m:t>τ</m:t>
+              </m:r>
+            </m:e>
+            <m:sub>
+              <m:r>
+                <m:t>a</m:t>
+              </m:r>
+            </m:sub>
+          </m:sSub>
+          <m:sSub>
+            <m:e>
+              <m:acc>
+                <m:accPr>
+                  <m:chr m:val="̇"/>
+                </m:accPr>
+                <m:e>
+                  <m:r>
+                    <m:t>q</m:t>
+                  </m:r>
+                </m:e>
+              </m:acc>
+            </m:e>
+            <m:sub>
+              <m:r>
+                <m:t>h</m:t>
+              </m:r>
+            </m:sub>
+          </m:sSub>
+          <m:r>
+            <m:rPr>
+              <m:sty m:val="p"/>
+            </m:rPr>
+            <m:t>+</m:t>
+          </m:r>
+          <m:sSub>
+            <m:e>
+              <m:r>
+                <m:t>q</m:t>
+              </m:r>
+            </m:e>
+            <m:sub>
+              <m:r>
+                <m:t>h</m:t>
+              </m:r>
+            </m:sub>
+          </m:sSub>
+          <m:r>
+            <m:rPr>
+              <m:sty m:val="p"/>
+            </m:rPr>
+            <m:t>=</m:t>
+          </m:r>
+          <m:sSub>
+            <m:e>
+              <m:r>
+                <m:t>K</m:t>
+              </m:r>
+            </m:e>
+            <m:sub>
+              <m:r>
+                <m:t>a</m:t>
+              </m:r>
+            </m:sub>
+          </m:sSub>
+          <m:r>
+            <m:t>v</m:t>
+          </m:r>
+          <m:r>
+            <m:rPr>
+              <m:sty m:val="p"/>
+            </m:rPr>
+            <m:t>,</m:t>
+          </m:r>
+          <m:r>
+            <m:t> </m:t>
+          </m:r>
+          <m:sSub>
+            <m:e>
+              <m:r>
+                <m:t>C</m:t>
+              </m:r>
+            </m:e>
+            <m:sub>
+              <m:r>
+                <m:t>t</m:t>
+              </m:r>
+              <m:r>
+                <m:t>h</m:t>
+              </m:r>
+            </m:sub>
+          </m:sSub>
+          <m:acc>
+            <m:accPr>
+              <m:chr m:val="̇"/>
+            </m:accPr>
+            <m:e>
+              <m:r>
+                <m:t>θ</m:t>
+              </m:r>
+            </m:e>
+          </m:acc>
+          <m:r>
+            <m:rPr>
+              <m:sty m:val="p"/>
+            </m:rPr>
+            <m:t>=</m:t>
+          </m:r>
+          <m:sSub>
+            <m:e>
+              <m:r>
+                <m:t>q</m:t>
+              </m:r>
+            </m:e>
+            <m:sub>
+              <m:r>
+                <m:t>h</m:t>
+              </m:r>
+            </m:sub>
+          </m:sSub>
+          <m:r>
+            <m:rPr>
+              <m:sty m:val="p"/>
+            </m:rPr>
+            <m:t>−</m:t>
+          </m:r>
+          <m:r>
+            <m:t>U</m:t>
+          </m:r>
+          <m:r>
+            <m:t>A</m:t>
+          </m:r>
+          <m:r>
+            <m:t>θ</m:t>
+          </m:r>
+          <m:r>
+            <m:rPr>
+              <m:sty m:val="p"/>
+            </m:rPr>
+            <m:t>−</m:t>
+          </m:r>
+          <m:sSub>
+            <m:e>
+              <m:r>
+                <m:t>q</m:t>
+              </m:r>
+            </m:e>
+            <m:sub>
+              <m:r>
+                <m:t>L</m:t>
+              </m:r>
+            </m:sub>
+          </m:sSub>
+          <m:r>
+            <m:rPr>
+              <m:sty m:val="p"/>
+            </m:rPr>
+            <m:t>.</m:t>
+          </m:r>
+        </m:oMath>
+      </m:oMathPara>
+    </w:p>
+    <w:p>
+      <w:pPr>
+        <w:pStyle w:val="FirstParagraph"/>
+      </w:pPr>
+      <w:r>
+        <w:t xml:space="preserve">En los ensayos obligatorios la saturación permanece inactiva; lineal y</w:t>
+      </w:r>
+      <w:r>
+        <w:t xml:space="preserve"> </w:t>
+      </w:r>
+      <w:r>
+        <w:t xml:space="preserve">saturado coinciden dentro de tolerancia numérica.</w:t>
+      </w:r>
+    </w:p>
+    <w:bookmarkEnd w:id="42"/>
+    <w:bookmarkStart w:id="43" w:name="comparación-con-p-puro"/>
+    <w:p>
+      <w:pPr>
+        <w:pStyle w:val="Heading3"/>
+      </w:pPr>
+      <w:r>
+        <w:t xml:space="preserve">10.7 Comparación con P puro</w:t>
+      </w:r>
+    </w:p>
+    <w:p>
+      <w:pPr>
+        <w:pStyle w:val="FirstParagraph"/>
+      </w:pPr>
+      <w:r>
+        <w:t xml:space="preserve">Con el mismo</w:t>
+      </w:r>
+      <w:r>
+        <w:t xml:space="preserve"> </w:t>
+      </w:r>
+      <m:oMath>
+        <m:sSub>
+          <m:e>
+            <m:r>
+              <m:t>K</m:t>
+            </m:r>
+          </m:e>
+          <m:sub>
+            <m:r>
+              <m:t>p</m:t>
+            </m:r>
+          </m:sub>
+        </m:sSub>
+        <m:r>
+          <m:rPr>
+            <m:sty m:val="p"/>
+          </m:rPr>
+          <m:t>=</m:t>
+        </m:r>
+        <m:r>
+          <m:t>0</m:t>
+        </m:r>
+        <m:r>
+          <m:rPr>
+            <m:sty m:val="p"/>
+          </m:rPr>
+          <m:t>,</m:t>
+        </m:r>
+        <m:r>
+          <m:t>025</m:t>
+        </m:r>
+      </m:oMath>
+      <w:r>
+        <w:t xml:space="preserve"> </w:t>
+      </w:r>
+      <w:r>
+        <w:t xml:space="preserve">y sin integral, ante un escalón</w:t>
+      </w:r>
+      <w:r>
+        <w:t xml:space="preserve"> </w:t>
+      </w:r>
+      <m:oMath>
+        <m:r>
+          <m:t>Δ</m:t>
+        </m:r>
+        <m:r>
+          <m:t>r</m:t>
+        </m:r>
+        <m:r>
+          <m:rPr>
+            <m:sty m:val="p"/>
+          </m:rPr>
+          <m:t>=</m:t>
+        </m:r>
+        <m:r>
+          <m:t>10</m:t>
+        </m:r>
+      </m:oMath>
+      <w:r>
+        <w:t xml:space="preserve">, medido en °C,</w:t>
+      </w:r>
+    </w:p>
+    <w:p>
+      <w:pPr>
+        <w:pStyle w:val="BodyText"/>
+        <w:spacing w:before="100" w:after="140"/>
+        <w:jc w:val="center"/>
+      </w:pPr>
+      <m:oMathPara>
+        <m:oMathParaPr>
+          <m:jc m:val="center"/>
+        </m:oMathParaPr>
+        <m:oMath>
+          <m:sSub>
+            <m:e>
+              <m:r>
+                <m:t>e</m:t>
+              </m:r>
+            </m:e>
+            <m:sub>
+              <m:r>
+                <m:rPr>
+                  <m:sty m:val="p"/>
+                </m:rPr>
+                <m:t>∞</m:t>
+              </m:r>
+            </m:sub>
+          </m:sSub>
+          <m:r>
+            <m:rPr>
+              <m:sty m:val="p"/>
+            </m:rPr>
+            <m:t>=</m:t>
+          </m:r>
+          <m:f>
+            <m:fPr>
+              <m:type m:val="bar"/>
+            </m:fPr>
+            <m:num>
+              <m:r>
+                <m:t>10</m:t>
+              </m:r>
+            </m:num>
+            <m:den>
+              <m:r>
+                <m:t>1</m:t>
+              </m:r>
+              <m:r>
+                <m:rPr>
+                  <m:sty m:val="p"/>
+                </m:rPr>
+                <m:t>+</m:t>
+              </m:r>
+              <m:sSub>
+                <m:e>
+                  <m:r>
+                    <m:t>K</m:t>
+                  </m:r>
+                </m:e>
+                <m:sub>
+                  <m:r>
+                    <m:t>p</m:t>
+                  </m:r>
+                </m:sub>
+              </m:sSub>
+              <m:sSub>
+                <m:e>
+                  <m:r>
+                    <m:t>G</m:t>
+                  </m:r>
+                </m:e>
+                <m:sub>
+                  <m:r>
+                    <m:t>p</m:t>
+                  </m:r>
+                </m:sub>
+              </m:sSub>
+              <m:d>
+                <m:dPr>
+                  <m:begChr m:val="("/>
+                  <m:endChr m:val=")"/>
+                  <m:sepChr m:val=""/>
+                  <m:grow/>
+                </m:dPr>
+                <m:e>
+                  <m:r>
+                    <m:t>0</m:t>
+                  </m:r>
+                </m:e>
+              </m:d>
+            </m:den>
+          </m:f>
+          <m:r>
+            <m:rPr>
+              <m:sty m:val="p"/>
+            </m:rPr>
+            <m:t>=</m:t>
+          </m:r>
+          <m:r>
+            <m:t>1</m:t>
+          </m:r>
+          <m:r>
+            <m:rPr>
+              <m:sty m:val="p"/>
+            </m:rPr>
+            <m:t>,</m:t>
+          </m:r>
+          <m:r>
+            <m:t>37931</m:t>
+          </m:r>
+          <m:r>
+            <m:rPr>
+              <m:sty m:val="p"/>
+            </m:rPr>
+            <m:t>,</m:t>
+          </m:r>
+        </m:oMath>
+      </m:oMathPara>
+    </w:p>
+    <w:p>
+      <w:pPr>
+        <w:pStyle w:val="FirstParagraph"/>
+      </w:pPr>
+      <w:r>
+        <w:t xml:space="preserve">en °C; y ante</w:t>
+      </w:r>
+      <w:r>
+        <w:t xml:space="preserve"> </w:t>
+      </w:r>
+      <m:oMath>
+        <m:r>
+          <m:t>Δ</m:t>
+        </m:r>
+        <m:sSub>
+          <m:e>
+            <m:r>
+              <m:t>q</m:t>
+            </m:r>
+          </m:e>
+          <m:sub>
+            <m:r>
+              <m:t>L</m:t>
+            </m:r>
+          </m:sub>
+        </m:sSub>
+        <m:r>
+          <m:rPr>
+            <m:sty m:val="p"/>
+          </m:rPr>
+          <m:t>=</m:t>
+        </m:r>
+        <m:r>
+          <m:t>50</m:t>
+        </m:r>
+      </m:oMath>
+      <w:r>
+        <w:t xml:space="preserve"> </w:t>
+      </w:r>
+      <w:r>
+        <w:t xml:space="preserve">kW,</w:t>
+      </w:r>
+    </w:p>
+    <w:p>
+      <w:pPr>
+        <w:pStyle w:val="BodyText"/>
+        <w:spacing w:before="100" w:after="140"/>
+        <w:jc w:val="center"/>
+      </w:pPr>
+      <m:oMathPara>
+        <m:oMathParaPr>
+          <m:jc m:val="center"/>
+        </m:oMathParaPr>
+        <m:oMath>
+          <m:sSub>
+            <m:e>
+              <m:r>
+                <m:t>θ</m:t>
+              </m:r>
+            </m:e>
+            <m:sub>
+              <m:r>
+                <m:rPr>
+                  <m:sty m:val="p"/>
+                </m:rPr>
+                <m:t>∞</m:t>
+              </m:r>
+            </m:sub>
+          </m:sSub>
+          <m:r>
+            <m:rPr>
+              <m:sty m:val="p"/>
+            </m:rPr>
+            <m:t>=</m:t>
+          </m:r>
+          <m:r>
+            <m:rPr>
+              <m:sty m:val="p"/>
+            </m:rPr>
+            <m:t>−</m:t>
+          </m:r>
+          <m:r>
+            <m:t>3</m:t>
+          </m:r>
+          <m:r>
+            <m:rPr>
+              <m:sty m:val="p"/>
+            </m:rPr>
+            <m:t>,</m:t>
+          </m:r>
+          <m:r>
+            <m:t>44828</m:t>
+          </m:r>
+          <m:r>
+            <m:rPr>
+              <m:sty m:val="p"/>
+            </m:rPr>
+            <m:t>.</m:t>
+          </m:r>
+        </m:oMath>
+      </m:oMathPara>
+    </w:p>
+    <w:p>
+      <w:pPr>
+        <w:pStyle w:val="FirstParagraph"/>
+      </w:pPr>
+      <w:r>
+        <w:t xml:space="preserve">El último resultado también está expresado en °C.</w:t>
+      </w:r>
+    </w:p>
+    <w:p>
+      <w:pPr>
+        <w:pStyle w:val="BodyText"/>
+      </w:pPr>
+      <w:r>
+        <w:t xml:space="preserve">La acción integral es la que anula ambos errores estacionarios.</w:t>
+      </w:r>
+    </w:p>
+    <w:bookmarkEnd w:id="43"/>
+    <w:bookmarkStart w:id="44" w:name="márgenes-frecuenciales-nominales-de-ls"/>
+    <w:p>
+      <w:pPr>
+        <w:pStyle w:val="Heading3"/>
+      </w:pPr>
+      <w:r>
+        <w:t xml:space="preserve">10.8 Márgenes frecuenciales nominales de</w:t>
+      </w:r>
+      <w:r>
+        <w:t xml:space="preserve"> </w:t>
+      </w:r>
+      <m:oMath>
+        <m:r>
+          <m:t>L</m:t>
+        </m:r>
+        <m:d>
+          <m:dPr>
+            <m:begChr m:val="("/>
+            <m:endChr m:val=")"/>
+            <m:sepChr m:val=""/>
+            <m:grow/>
+          </m:dPr>
+          <m:e>
+            <m:r>
+              <m:t>s</m:t>
+            </m:r>
+          </m:e>
+        </m:d>
+      </m:oMath>
     </w:p>
     <w:p>
       <w:pPr>
@@ -7017,11 +11555,34 @@
         <w:widowControl w:val="0"/>
         <w:numPr>
           <w:ilvl w:val="0"/>
-          <w:numId w:val="1004"/>
+          <w:numId w:val="1005"/>
         </w:numPr>
       </w:pPr>
       <w:r>
-        <w:t xml:space="preserve">Saturación de la orden entre 0 y 100 %.</w:t>
+        <w:t xml:space="preserve">frecuencia de cruce de ganancia:</w:t>
+      </w:r>
+      <w:r>
+        <w:t xml:space="preserve"> </w:t>
+      </w:r>
+      <m:oMath>
+        <m:r>
+          <m:t>0</m:t>
+        </m:r>
+        <m:r>
+          <m:rPr>
+            <m:sty m:val="p"/>
+          </m:rPr>
+          <m:t>,</m:t>
+        </m:r>
+        <m:r>
+          <m:t>0103612</m:t>
+        </m:r>
+      </m:oMath>
+      <w:r>
+        <w:t xml:space="preserve"> </w:t>
+      </w:r>
+      <w:r>
+        <w:t xml:space="preserve">rad/s;</w:t>
       </w:r>
     </w:p>
     <w:p>
@@ -7031,11 +11592,11 @@
         <w:widowControl w:val="0"/>
         <w:numPr>
           <w:ilvl w:val="0"/>
-          <w:numId w:val="1004"/>
+          <w:numId w:val="1005"/>
         </w:numPr>
       </w:pPr>
       <w:r>
-        <w:t xml:space="preserve">Posible potencia mínima estable del quemador.</w:t>
+        <w:t xml:space="preserve">margen de fase: 84,0846°;</w:t>
       </w:r>
     </w:p>
     <w:p>
@@ -7045,11 +11606,36 @@
         <w:widowControl w:val="0"/>
         <w:numPr>
           <w:ilvl w:val="0"/>
-          <w:numId w:val="1004"/>
+          <w:numId w:val="1005"/>
         </w:numPr>
       </w:pPr>
       <w:r>
-        <w:t xml:space="preserve">Retardos de transporte y mezcla no representados.</w:t>
+        <w:t xml:space="preserve">margen de ganancia: infinito (no hay cruce finito de fase por -180°).</w:t>
+      </w:r>
+    </w:p>
+    <w:p>
+      <w:pPr>
+        <w:pStyle w:val="FirstParagraph"/>
+      </w:pPr>
+      <w:r>
+        <w:t xml:space="preserve">Estos valores caracterizan únicamente el modelo nominal asumido; no prueban</w:t>
+      </w:r>
+      <w:r>
+        <w:t xml:space="preserve"> </w:t>
+      </w:r>
+      <w:r>
+        <w:t xml:space="preserve">robustez industrial del horno real.</w:t>
+      </w:r>
+    </w:p>
+    <w:bookmarkEnd w:id="44"/>
+    <w:bookmarkEnd w:id="45"/>
+    <w:bookmarkStart w:id="46" w:name="no-linealidades-y-límites"/>
+    <w:p>
+      <w:pPr>
+        <w:pStyle w:val="Heading2"/>
+      </w:pPr>
+      <w:r>
+        <w:t xml:space="preserve">11. No linealidades y límites</w:t>
       </w:r>
     </w:p>
     <w:p>
@@ -7059,11 +11645,11 @@
         <w:widowControl w:val="0"/>
         <w:numPr>
           <w:ilvl w:val="0"/>
-          <w:numId w:val="1004"/>
+          <w:numId w:val="1006"/>
         </w:numPr>
       </w:pPr>
       <w:r>
-        <w:t xml:space="preserve">Dependencia de pérdidas por radiación con la temperatura.</w:t>
+        <w:t xml:space="preserve">Saturación de la orden entre 0 y 100 %.</w:t>
       </w:r>
     </w:p>
     <w:p>
@@ -7073,7 +11659,49 @@
         <w:widowControl w:val="0"/>
         <w:numPr>
           <w:ilvl w:val="0"/>
-          <w:numId w:val="1004"/>
+          <w:numId w:val="1006"/>
+        </w:numPr>
+      </w:pPr>
+      <w:r>
+        <w:t xml:space="preserve">Posible potencia mínima estable del quemador.</w:t>
+      </w:r>
+    </w:p>
+    <w:p>
+      <w:pPr>
+        <w:keepNext w:val="0"/>
+        <w:keepLines w:val="0"/>
+        <w:widowControl w:val="0"/>
+        <w:numPr>
+          <w:ilvl w:val="0"/>
+          <w:numId w:val="1006"/>
+        </w:numPr>
+      </w:pPr>
+      <w:r>
+        <w:t xml:space="preserve">Retardos de transporte y mezcla no representados.</w:t>
+      </w:r>
+    </w:p>
+    <w:p>
+      <w:pPr>
+        <w:keepNext w:val="0"/>
+        <w:keepLines w:val="0"/>
+        <w:widowControl w:val="0"/>
+        <w:numPr>
+          <w:ilvl w:val="0"/>
+          <w:numId w:val="1006"/>
+        </w:numPr>
+      </w:pPr>
+      <w:r>
+        <w:t xml:space="preserve">Dependencia de pérdidas por radiación con la temperatura.</w:t>
+      </w:r>
+    </w:p>
+    <w:p>
+      <w:pPr>
+        <w:keepNext w:val="0"/>
+        <w:keepLines w:val="0"/>
+        <w:widowControl w:val="0"/>
+        <w:numPr>
+          <w:ilvl w:val="0"/>
+          <w:numId w:val="1006"/>
         </w:numPr>
       </w:pPr>
       <w:r>
@@ -7130,7 +11758,7 @@
         <w:widowControl w:val="0"/>
         <w:numPr>
           <w:ilvl w:val="0"/>
-          <w:numId w:val="1004"/>
+          <w:numId w:val="1006"/>
         </w:numPr>
       </w:pPr>
       <w:r>
@@ -7142,17 +11770,23 @@
         <w:pStyle w:val="FirstParagraph"/>
       </w:pPr>
       <w:r>
-        <w:t xml:space="preserve">La simulación mínima debe incorporar saturación. Las demás no linealidades se</w:t>
+        <w:t xml:space="preserve">La simulación de lazo cerrado incorpora saturación. No se agrega anti-windup en</w:t>
       </w:r>
       <w:r>
         <w:t xml:space="preserve"> </w:t>
       </w:r>
       <w:r>
-        <w:t xml:space="preserve">documentarán y sólo se agregarán si mejoran el análisis sin desviar el alcance.</w:t>
+        <w:t xml:space="preserve">esta etapa. Las demás no linealidades se documentan y sólo se agregan si</w:t>
+      </w:r>
+      <w:r>
+        <w:t xml:space="preserve"> </w:t>
+      </w:r>
+      <w:r>
+        <w:t xml:space="preserve">mejoran el análisis sin desviar el alcance.</w:t>
       </w:r>
     </w:p>
-    <w:bookmarkEnd w:id="36"/>
-    <w:bookmarkStart w:id="37" w:name="próximas-verificaciones"/>
+    <w:bookmarkEnd w:id="46"/>
+    <w:bookmarkStart w:id="47" w:name="próximas-verificaciones"/>
     <w:p>
       <w:pPr>
         <w:pStyle w:val="Heading2"/>
@@ -7168,11 +11802,11 @@
         <w:widowControl w:val="0"/>
         <w:numPr>
           <w:ilvl w:val="0"/>
-          <w:numId w:val="1005"/>
+          <w:numId w:val="1007"/>
         </w:numPr>
       </w:pPr>
       <w:r>
-        <w:t xml:space="preserve">Confirmar que el punto nominal y las unidades son coherentes.</w:t>
+        <w:t xml:space="preserve">Incorporar figuras y métricas del PI al informe según la Guía TFI V5.</w:t>
       </w:r>
     </w:p>
     <w:p>
@@ -7182,11 +11816,11 @@
         <w:widowControl w:val="0"/>
         <w:numPr>
           <w:ilvl w:val="0"/>
-          <w:numId w:val="1005"/>
+          <w:numId w:val="1007"/>
         </w:numPr>
       </w:pPr>
       <w:r>
-        <w:t xml:space="preserve">Evaluar la respuesta a escalón de la planta en Octave.</w:t>
+        <w:t xml:space="preserve">Redactar conclusiones técnicas comparando planta abierta, P y PI.</w:t>
       </w:r>
     </w:p>
     <w:p>
@@ -7196,11 +11830,22 @@
         <w:widowControl w:val="0"/>
         <w:numPr>
           <w:ilvl w:val="0"/>
-          <w:numId w:val="1005"/>
+          <w:numId w:val="1007"/>
         </w:numPr>
       </w:pPr>
       <w:r>
-        <w:t xml:space="preserve">Verificar la reserva de potencia para referencia y perturbación.</w:t>
+        <w:t xml:space="preserve">Revisar unidades, bibliografía y procedencia de todos los parámetros.</w:t>
+      </w:r>
+    </w:p>
+    <w:bookmarkEnd w:id="47"/>
+    <w:bookmarkStart w:id="48" w:name="fuentes-académicas-usadas-en-esta-etapa"/>
+    <w:p>
+      <w:pPr>
+        <w:pStyle w:val="Heading2"/>
+        <w:pageBreakBefore/>
+      </w:pPr>
+      <w:r>
+        <w:t xml:space="preserve">13. Fuentes académicas usadas en esta etapa</w:t>
       </w:r>
     </w:p>
     <w:p>
@@ -7210,11 +11855,30 @@
         <w:widowControl w:val="0"/>
         <w:numPr>
           <w:ilvl w:val="0"/>
-          <w:numId w:val="1005"/>
+          <w:numId w:val="1008"/>
         </w:numPr>
-      </w:pPr>
-      <w:r>
-        <w:t xml:space="preserve">Fijar definitivamente las especificaciones.</w:t>
+        <w:spacing w:after="60" w:line="240" w:lineRule="auto"/>
+      </w:pPr>
+      <w:r>
+        <w:rPr>
+          <w:rFonts w:ascii="Calibri" w:hAnsi="Calibri"/>
+          <w:sz w:val="19"/>
+        </w:rPr>
+        <w:t xml:space="preserve">Guía de Elaboración del Trabajo Final Integrador de Sistemas de Control,</w:t>
+      </w:r>
+      <w:r>
+        <w:rPr>
+          <w:rFonts w:ascii="Calibri" w:hAnsi="Calibri"/>
+          <w:sz w:val="19"/>
+        </w:rPr>
+        <w:t xml:space="preserve"> </w:t>
+      </w:r>
+      <w:r>
+        <w:rPr>
+          <w:rFonts w:ascii="Calibri" w:hAnsi="Calibri"/>
+          <w:sz w:val="19"/>
+        </w:rPr>
+        <w:t xml:space="preserve">versión 5.0, agosto de 2025.</w:t>
       </w:r>
     </w:p>
     <w:p>
@@ -7224,79 +11888,7 @@
         <w:widowControl w:val="0"/>
         <w:numPr>
           <w:ilvl w:val="0"/>
-          <w:numId w:val="1005"/>
-        </w:numPr>
-      </w:pPr>
-      <w:r>
-        <w:t xml:space="preserve">Diseñar el PI con una técnica explícita de la materia.</w:t>
-      </w:r>
-    </w:p>
-    <w:p>
-      <w:pPr>
-        <w:keepNext w:val="0"/>
-        <w:keepLines w:val="0"/>
-        <w:widowControl w:val="0"/>
-        <w:numPr>
-          <w:ilvl w:val="0"/>
-          <w:numId w:val="1005"/>
-        </w:numPr>
-      </w:pPr>
-      <w:r>
-        <w:t xml:space="preserve">Comparar teoría y simulación.</w:t>
-      </w:r>
-    </w:p>
-    <w:bookmarkEnd w:id="37"/>
-    <w:bookmarkStart w:id="38" w:name="fuentes-académicas-usadas-en-esta-etapa"/>
-    <w:p>
-      <w:pPr>
-        <w:pStyle w:val="Heading2"/>
-        <w:pageBreakBefore/>
-      </w:pPr>
-      <w:r>
-        <w:t xml:space="preserve">13. Fuentes académicas usadas en esta etapa</w:t>
-      </w:r>
-    </w:p>
-    <w:p>
-      <w:pPr>
-        <w:keepNext w:val="0"/>
-        <w:keepLines w:val="0"/>
-        <w:widowControl w:val="0"/>
-        <w:numPr>
-          <w:ilvl w:val="0"/>
-          <w:numId w:val="1006"/>
-        </w:numPr>
-        <w:spacing w:after="60" w:line="240" w:lineRule="auto"/>
-      </w:pPr>
-      <w:r>
-        <w:rPr>
-          <w:rFonts w:ascii="Calibri" w:hAnsi="Calibri"/>
-          <w:sz w:val="19"/>
-        </w:rPr>
-        <w:t xml:space="preserve">Guía de Elaboración del Trabajo Final Integrador de Sistemas de Control,</w:t>
-      </w:r>
-      <w:r>
-        <w:rPr>
-          <w:rFonts w:ascii="Calibri" w:hAnsi="Calibri"/>
-          <w:sz w:val="19"/>
-        </w:rPr>
-        <w:t xml:space="preserve"> </w:t>
-      </w:r>
-      <w:r>
-        <w:rPr>
-          <w:rFonts w:ascii="Calibri" w:hAnsi="Calibri"/>
-          <w:sz w:val="19"/>
-        </w:rPr>
-        <w:t xml:space="preserve">versión 5.0, agosto de 2025.</w:t>
-      </w:r>
-    </w:p>
-    <w:p>
-      <w:pPr>
-        <w:keepNext w:val="0"/>
-        <w:keepLines w:val="0"/>
-        <w:widowControl w:val="0"/>
-        <w:numPr>
-          <w:ilvl w:val="0"/>
-          <w:numId w:val="1006"/>
+          <w:numId w:val="1008"/>
         </w:numPr>
         <w:spacing w:after="60" w:line="240" w:lineRule="auto"/>
       </w:pPr>
@@ -7352,7 +11944,7 @@
         <w:widowControl w:val="0"/>
         <w:numPr>
           <w:ilvl w:val="0"/>
-          <w:numId w:val="1006"/>
+          <w:numId w:val="1008"/>
         </w:numPr>
         <w:spacing w:after="60" w:line="240" w:lineRule="auto"/>
       </w:pPr>
@@ -7394,7 +11986,7 @@
         <w:widowControl w:val="0"/>
         <w:numPr>
           <w:ilvl w:val="0"/>
-          <w:numId w:val="1006"/>
+          <w:numId w:val="1008"/>
         </w:numPr>
         <w:spacing w:after="60" w:line="240" w:lineRule="auto"/>
       </w:pPr>
@@ -7436,7 +12028,7 @@
         <w:widowControl w:val="0"/>
         <w:numPr>
           <w:ilvl w:val="0"/>
-          <w:numId w:val="1006"/>
+          <w:numId w:val="1008"/>
         </w:numPr>
         <w:spacing w:after="60" w:line="240" w:lineRule="auto"/>
       </w:pPr>
@@ -7471,7 +12063,26 @@
         <w:t xml:space="preserve">.</w:t>
       </w:r>
     </w:p>
-    <w:bookmarkEnd w:id="38"/>
+    <w:p>
+      <w:pPr>
+        <w:keepNext w:val="0"/>
+        <w:keepLines w:val="0"/>
+        <w:widowControl w:val="0"/>
+        <w:numPr>
+          <w:ilvl w:val="0"/>
+          <w:numId w:val="1008"/>
+        </w:numPr>
+        <w:spacing w:after="60" w:line="240" w:lineRule="auto"/>
+      </w:pPr>
+      <w:r>
+        <w:rPr>
+          <w:rFonts w:ascii="Calibri" w:hAnsi="Calibri"/>
+          <w:sz w:val="19"/>
+        </w:rPr>
+        <w:t xml:space="preserve">Material de cátedra sobre lugar de raíces y compensadores.</w:t>
+      </w:r>
+    </w:p>
+    <w:bookmarkEnd w:id="48"/>
     <w:sectPr>
       <w:headerReference r:id="rId9" w:type="default"/>
       <w:footerReference r:id="rId10" w:type="default"/>
@@ -8033,6 +12644,12 @@
     <w:abstractNumId w:val="991"/>
   </w:num>
   <w:num w:numId="1005">
+    <w:abstractNumId w:val="991"/>
+  </w:num>
+  <w:num w:numId="1006">
+    <w:abstractNumId w:val="991"/>
+  </w:num>
+  <w:num w:numId="1007">
     <w:abstractNumId w:val="99411"/>
     <w:lvlOverride w:ilvl="0">
       <w:startOverride w:val="1"/>
@@ -8062,7 +12679,7 @@
       <w:startOverride w:val="1"/>
     </w:lvlOverride>
   </w:num>
-  <w:num w:numId="1006">
+  <w:num w:numId="1008">
     <w:abstractNumId w:val="991"/>
   </w:num>
 </w:numbering>

--- a/docs/modelo_matematico.docx
+++ b/docs/modelo_matematico.docx
@@ -7,25 +7,7 @@
         <w:pStyle w:val="Title"/>
       </w:pPr>
       <w:r>
-        <w:t xml:space="preserve">Cuaderno</w:t>
-      </w:r>
-      <w:r>
-        <w:t xml:space="preserve"> </w:t>
-      </w:r>
-      <w:r>
-        <w:t xml:space="preserve">de</w:t>
-      </w:r>
-      <w:r>
-        <w:t xml:space="preserve"> </w:t>
-      </w:r>
-      <w:r>
-        <w:t xml:space="preserve">modelado</w:t>
-      </w:r>
-      <w:r>
-        <w:t xml:space="preserve"> </w:t>
-      </w:r>
-      <w:r>
-        <w:t xml:space="preserve">matemático</w:t>
+        <w:t xml:space="preserve">Cuaderno de modelado matemático</w:t>
       </w:r>
     </w:p>
     <w:p>
@@ -33,73 +15,7 @@
         <w:pStyle w:val="Subtitle"/>
       </w:pPr>
       <w:r>
-        <w:t xml:space="preserve">Control</w:t>
-      </w:r>
-      <w:r>
-        <w:t xml:space="preserve"> </w:t>
-      </w:r>
-      <w:r>
-        <w:t xml:space="preserve">de</w:t>
-      </w:r>
-      <w:r>
-        <w:t xml:space="preserve"> </w:t>
-      </w:r>
-      <w:r>
-        <w:t xml:space="preserve">temperatura</w:t>
-      </w:r>
-      <w:r>
-        <w:t xml:space="preserve"> </w:t>
-      </w:r>
-      <w:r>
-        <w:t xml:space="preserve">de</w:t>
-      </w:r>
-      <w:r>
-        <w:t xml:space="preserve"> </w:t>
-      </w:r>
-      <w:r>
-        <w:t xml:space="preserve">una</w:t>
-      </w:r>
-      <w:r>
-        <w:t xml:space="preserve"> </w:t>
-      </w:r>
-      <w:r>
-        <w:t xml:space="preserve">zona</w:t>
-      </w:r>
-      <w:r>
-        <w:t xml:space="preserve"> </w:t>
-      </w:r>
-      <w:r>
-        <w:t xml:space="preserve">equivalente</w:t>
-      </w:r>
-      <w:r>
-        <w:t xml:space="preserve"> </w:t>
-      </w:r>
-      <w:r>
-        <w:t xml:space="preserve">de</w:t>
-      </w:r>
-      <w:r>
-        <w:t xml:space="preserve"> </w:t>
-      </w:r>
-      <w:r>
-        <w:t xml:space="preserve">un</w:t>
-      </w:r>
-      <w:r>
-        <w:t xml:space="preserve"> </w:t>
-      </w:r>
-      <w:r>
-        <w:t xml:space="preserve">horno</w:t>
-      </w:r>
-      <w:r>
-        <w:t xml:space="preserve"> </w:t>
-      </w:r>
-      <w:r>
-        <w:t xml:space="preserve">de</w:t>
-      </w:r>
-      <w:r>
-        <w:t xml:space="preserve"> </w:t>
-      </w:r>
-      <w:r>
-        <w:t xml:space="preserve">cataforesis</w:t>
+        <w:t xml:space="preserve">Control de temperatura de una zona equivalente de un horno de cataforesis</w:t>
       </w:r>
     </w:p>
     <w:p>
@@ -107,13 +23,7 @@
         <w:pStyle w:val="Author"/>
       </w:pPr>
       <w:r>
-        <w:t xml:space="preserve">Valentín</w:t>
-      </w:r>
-      <w:r>
-        <w:t xml:space="preserve"> </w:t>
-      </w:r>
-      <w:r>
-        <w:t xml:space="preserve">Felizia</w:t>
+        <w:t xml:space="preserve">Valentín Felizia</w:t>
       </w:r>
     </w:p>
     <w:p>
@@ -121,85 +31,7 @@
         <w:pStyle w:val="Date"/>
       </w:pPr>
       <w:r>
-        <w:t xml:space="preserve">Modelo</w:t>
-      </w:r>
-      <w:r>
-        <w:t xml:space="preserve"> </w:t>
-      </w:r>
-      <w:r>
-        <w:t xml:space="preserve">nominal</w:t>
-      </w:r>
-      <w:r>
-        <w:t xml:space="preserve"> </w:t>
-      </w:r>
-      <w:r>
-        <w:t xml:space="preserve">y</w:t>
-      </w:r>
-      <w:r>
-        <w:t xml:space="preserve"> </w:t>
-      </w:r>
-      <w:r>
-        <w:t xml:space="preserve">PI</w:t>
-      </w:r>
-      <w:r>
-        <w:t xml:space="preserve"> </w:t>
-      </w:r>
-      <w:r>
-        <w:t xml:space="preserve">|</w:t>
-      </w:r>
-      <w:r>
-        <w:t xml:space="preserve"> </w:t>
-      </w:r>
-      <w:r>
-        <w:t xml:space="preserve">Cursado</w:t>
-      </w:r>
-      <w:r>
-        <w:t xml:space="preserve"> </w:t>
-      </w:r>
-      <w:r>
-        <w:t xml:space="preserve">2025</w:t>
-      </w:r>
-      <w:r>
-        <w:t xml:space="preserve"> </w:t>
-      </w:r>
-      <w:r>
-        <w:t xml:space="preserve">|</w:t>
-      </w:r>
-      <w:r>
-        <w:t xml:space="preserve"> </w:t>
-      </w:r>
-      <w:r>
-        <w:t xml:space="preserve">Revisión</w:t>
-      </w:r>
-      <w:r>
-        <w:t xml:space="preserve"> </w:t>
-      </w:r>
-      <w:r>
-        <w:t xml:space="preserve">3</w:t>
-      </w:r>
-      <w:r>
-        <w:t xml:space="preserve"> </w:t>
-      </w:r>
-      <w:r>
-        <w:t xml:space="preserve">de</w:t>
-      </w:r>
-      <w:r>
-        <w:t xml:space="preserve"> </w:t>
-      </w:r>
-      <w:r>
-        <w:t xml:space="preserve">agosto</w:t>
-      </w:r>
-      <w:r>
-        <w:t xml:space="preserve"> </w:t>
-      </w:r>
-      <w:r>
-        <w:t xml:space="preserve">de</w:t>
-      </w:r>
-      <w:r>
-        <w:t xml:space="preserve"> </w:t>
-      </w:r>
-      <w:r>
-        <w:t xml:space="preserve">2026</w:t>
+        <w:t xml:space="preserve">Modelo nominal y PI | Cursado 2025 | Revisión 3 de agosto de 2026</w:t>
       </w:r>
     </w:p>
     <w:p>
@@ -222,7 +54,7 @@
         <w:t xml:space="preserve">son datos reales del horno ni un modelo validado experimentalmente.</w:t>
       </w:r>
     </w:p>
-    <w:bookmarkStart w:id="21" w:name="definición-del-sistema"/>
+    <w:bookmarkStart w:id="20" w:name="definición-del-sistema"/>
     <w:p>
       <w:pPr>
         <w:pStyle w:val="Heading2"/>
@@ -283,7 +115,7 @@
         <w:t xml:space="preserve">carga.</w:t>
       </w:r>
     </w:p>
-    <w:bookmarkStart w:id="20" w:name="variables"/>
+    <w:bookmarkStart w:id="19" w:name="variables"/>
     <w:p>
       <w:pPr>
         <w:pStyle w:val="Heading3"/>
@@ -299,7 +131,6 @@
         <w:tblW w:type="dxa" w:w="9360"/>
         <w:tblLayout w:type="fixed"/>
         <w:tblLook w:firstRow="1" w:lastRow="0" w:firstColumn="0" w:lastColumn="0" w:noHBand="0" w:noVBand="0" w:val="0020"/>
-        <w:jc w:val="start"/>
         <w:tblInd w:w="120" w:type="dxa"/>
       </w:tblPr>
       <w:tblGrid>
@@ -326,7 +157,6 @@
           <w:p>
             <w:pPr>
               <w:spacing w:before="0" w:after="0" w:line="252" w:lineRule="auto"/>
-              <w:jc w:val="left"/>
             </w:pPr>
             <w:r>
               <w:rPr>
@@ -353,7 +183,6 @@
           <w:p>
             <w:pPr>
               <w:spacing w:before="0" w:after="0" w:line="252" w:lineRule="auto"/>
-              <w:jc w:val="left"/>
             </w:pPr>
             <w:r>
               <w:rPr>
@@ -409,7 +238,6 @@
           <w:p>
             <w:pPr>
               <w:spacing w:before="0" w:after="0" w:line="252" w:lineRule="auto"/>
-              <w:jc w:val="left"/>
             </w:pPr>
             <m:oMath>
               <m:sSub>
@@ -424,20 +252,29 @@
                   </m:r>
                 </m:sub>
               </m:sSub>
-              <m:d>
-                <m:dPr>
-                  <m:begChr m:val="("/>
-                  <m:endChr m:val=")"/>
-                  <m:sepChr m:val=""/>
-                  <m:grow/>
-                </m:dPr>
-                <m:e>
-                  <m:r>
-                    <m:t>t</m:t>
-                  </m:r>
-                </m:e>
-              </m:d>
+              <m:r>
+                <m:rPr>
+                  <m:sty m:val="p"/>
+                </m:rPr>
+                <m:t>(</m:t>
+              </m:r>
+              <m:r>
+                <m:t>t</m:t>
+              </m:r>
+              <m:r>
+                <m:rPr>
+                  <m:sty m:val="p"/>
+                </m:rPr>
+                <m:t>)</m:t>
+              </m:r>
             </m:oMath>
+            <w:r>
+              <w:rPr>
+                <w:rFonts w:ascii="Calibri" w:hAnsi="Calibri"/>
+                <w:sz w:val="19"/>
+              </w:rPr>
+              <w:t xml:space="preserve">​</w:t>
+            </w:r>
           </w:p>
         </w:tc>
         <w:tc>
@@ -454,7 +291,6 @@
           <w:p>
             <w:pPr>
               <w:spacing w:before="0" w:after="0" w:line="252" w:lineRule="auto"/>
-              <w:jc w:val="left"/>
             </w:pPr>
             <w:r>
               <w:rPr>
@@ -507,7 +343,6 @@
           <w:p>
             <w:pPr>
               <w:spacing w:before="0" w:after="0" w:line="252" w:lineRule="auto"/>
-              <w:jc w:val="left"/>
             </w:pPr>
             <m:oMath>
               <m:sSub>
@@ -528,20 +363,29 @@
                   </m:r>
                 </m:sub>
               </m:sSub>
-              <m:d>
-                <m:dPr>
-                  <m:begChr m:val="("/>
-                  <m:endChr m:val=")"/>
-                  <m:sepChr m:val=""/>
-                  <m:grow/>
-                </m:dPr>
-                <m:e>
-                  <m:r>
-                    <m:t>t</m:t>
-                  </m:r>
-                </m:e>
-              </m:d>
+              <m:r>
+                <m:rPr>
+                  <m:sty m:val="p"/>
+                </m:rPr>
+                <m:t>(</m:t>
+              </m:r>
+              <m:r>
+                <m:t>t</m:t>
+              </m:r>
+              <m:r>
+                <m:rPr>
+                  <m:sty m:val="p"/>
+                </m:rPr>
+                <m:t>)</m:t>
+              </m:r>
             </m:oMath>
+            <w:r>
+              <w:rPr>
+                <w:rFonts w:ascii="Calibri" w:hAnsi="Calibri"/>
+                <w:sz w:val="19"/>
+              </w:rPr>
+              <w:t xml:space="preserve">​</w:t>
+            </w:r>
           </w:p>
         </w:tc>
         <w:tc>
@@ -558,7 +402,6 @@
           <w:p>
             <w:pPr>
               <w:spacing w:before="0" w:after="0" w:line="252" w:lineRule="auto"/>
-              <w:jc w:val="left"/>
             </w:pPr>
             <w:r>
               <w:rPr>
@@ -611,7 +454,6 @@
           <w:p>
             <w:pPr>
               <w:spacing w:before="0" w:after="0" w:line="252" w:lineRule="auto"/>
-              <w:jc w:val="left"/>
             </w:pPr>
             <m:oMath>
               <m:sSub>
@@ -626,20 +468,29 @@
                   </m:r>
                 </m:sub>
               </m:sSub>
-              <m:d>
-                <m:dPr>
-                  <m:begChr m:val="("/>
-                  <m:endChr m:val=")"/>
-                  <m:sepChr m:val=""/>
-                  <m:grow/>
-                </m:dPr>
-                <m:e>
-                  <m:r>
-                    <m:t>t</m:t>
-                  </m:r>
-                </m:e>
-              </m:d>
+              <m:r>
+                <m:rPr>
+                  <m:sty m:val="p"/>
+                </m:rPr>
+                <m:t>(</m:t>
+              </m:r>
+              <m:r>
+                <m:t>t</m:t>
+              </m:r>
+              <m:r>
+                <m:rPr>
+                  <m:sty m:val="p"/>
+                </m:rPr>
+                <m:t>)</m:t>
+              </m:r>
             </m:oMath>
+            <w:r>
+              <w:rPr>
+                <w:rFonts w:ascii="Calibri" w:hAnsi="Calibri"/>
+                <w:sz w:val="19"/>
+              </w:rPr>
+              <w:t xml:space="preserve">​</w:t>
+            </w:r>
           </w:p>
         </w:tc>
         <w:tc>
@@ -656,7 +507,6 @@
           <w:p>
             <w:pPr>
               <w:spacing w:before="0" w:after="0" w:line="252" w:lineRule="auto"/>
-              <w:jc w:val="left"/>
             </w:pPr>
             <w:r>
               <w:rPr>
@@ -709,26 +559,34 @@
           <w:p>
             <w:pPr>
               <w:spacing w:before="0" w:after="0" w:line="252" w:lineRule="auto"/>
-              <w:jc w:val="left"/>
             </w:pPr>
             <m:oMath>
               <m:r>
                 <m:t>u</m:t>
               </m:r>
-              <m:d>
-                <m:dPr>
-                  <m:begChr m:val="("/>
-                  <m:endChr m:val=")"/>
-                  <m:sepChr m:val=""/>
-                  <m:grow/>
-                </m:dPr>
-                <m:e>
-                  <m:r>
-                    <m:t>t</m:t>
-                  </m:r>
-                </m:e>
-              </m:d>
+              <m:r>
+                <m:rPr>
+                  <m:sty m:val="p"/>
+                </m:rPr>
+                <m:t>(</m:t>
+              </m:r>
+              <m:r>
+                <m:t>t</m:t>
+              </m:r>
+              <m:r>
+                <m:rPr>
+                  <m:sty m:val="p"/>
+                </m:rPr>
+                <m:t>)</m:t>
+              </m:r>
             </m:oMath>
+            <w:r>
+              <w:rPr>
+                <w:rFonts w:ascii="Calibri" w:hAnsi="Calibri"/>
+                <w:sz w:val="19"/>
+              </w:rPr>
+              <w:t xml:space="preserve">​</w:t>
+            </w:r>
           </w:p>
         </w:tc>
         <w:tc>
@@ -745,7 +603,6 @@
           <w:p>
             <w:pPr>
               <w:spacing w:before="0" w:after="0" w:line="252" w:lineRule="auto"/>
-              <w:jc w:val="left"/>
             </w:pPr>
             <w:r>
               <w:rPr>
@@ -798,7 +655,6 @@
           <w:p>
             <w:pPr>
               <w:spacing w:before="0" w:after="0" w:line="252" w:lineRule="auto"/>
-              <w:jc w:val="left"/>
             </w:pPr>
             <m:oMath>
               <m:sSub>
@@ -813,20 +669,29 @@
                   </m:r>
                 </m:sub>
               </m:sSub>
-              <m:d>
-                <m:dPr>
-                  <m:begChr m:val="("/>
-                  <m:endChr m:val=")"/>
-                  <m:sepChr m:val=""/>
-                  <m:grow/>
-                </m:dPr>
-                <m:e>
-                  <m:r>
-                    <m:t>t</m:t>
-                  </m:r>
-                </m:e>
-              </m:d>
+              <m:r>
+                <m:rPr>
+                  <m:sty m:val="p"/>
+                </m:rPr>
+                <m:t>(</m:t>
+              </m:r>
+              <m:r>
+                <m:t>t</m:t>
+              </m:r>
+              <m:r>
+                <m:rPr>
+                  <m:sty m:val="p"/>
+                </m:rPr>
+                <m:t>)</m:t>
+              </m:r>
             </m:oMath>
+            <w:r>
+              <w:rPr>
+                <w:rFonts w:ascii="Calibri" w:hAnsi="Calibri"/>
+                <w:sz w:val="19"/>
+              </w:rPr>
+              <w:t xml:space="preserve">​</w:t>
+            </w:r>
           </w:p>
         </w:tc>
         <w:tc>
@@ -843,7 +708,6 @@
           <w:p>
             <w:pPr>
               <w:spacing w:before="0" w:after="0" w:line="252" w:lineRule="auto"/>
-              <w:jc w:val="left"/>
             </w:pPr>
             <w:r>
               <w:rPr>
@@ -896,7 +760,6 @@
           <w:p>
             <w:pPr>
               <w:spacing w:before="0" w:after="0" w:line="252" w:lineRule="auto"/>
-              <w:jc w:val="left"/>
             </w:pPr>
             <m:oMath>
               <m:sSub>
@@ -911,20 +774,29 @@
                   </m:r>
                 </m:sub>
               </m:sSub>
-              <m:d>
-                <m:dPr>
-                  <m:begChr m:val="("/>
-                  <m:endChr m:val=")"/>
-                  <m:sepChr m:val=""/>
-                  <m:grow/>
-                </m:dPr>
-                <m:e>
-                  <m:r>
-                    <m:t>t</m:t>
-                  </m:r>
-                </m:e>
-              </m:d>
+              <m:r>
+                <m:rPr>
+                  <m:sty m:val="p"/>
+                </m:rPr>
+                <m:t>(</m:t>
+              </m:r>
+              <m:r>
+                <m:t>t</m:t>
+              </m:r>
+              <m:r>
+                <m:rPr>
+                  <m:sty m:val="p"/>
+                </m:rPr>
+                <m:t>)</m:t>
+              </m:r>
             </m:oMath>
+            <w:r>
+              <w:rPr>
+                <w:rFonts w:ascii="Calibri" w:hAnsi="Calibri"/>
+                <w:sz w:val="19"/>
+              </w:rPr>
+              <w:t xml:space="preserve">​</w:t>
+            </w:r>
           </w:p>
         </w:tc>
         <w:tc>
@@ -941,7 +813,6 @@
           <w:p>
             <w:pPr>
               <w:spacing w:before="0" w:after="0" w:line="252" w:lineRule="auto"/>
-              <w:jc w:val="left"/>
             </w:pPr>
             <w:r>
               <w:rPr>
@@ -994,7 +865,6 @@
           <w:p>
             <w:pPr>
               <w:spacing w:before="0" w:after="0" w:line="252" w:lineRule="auto"/>
-              <w:jc w:val="left"/>
             </w:pPr>
             <m:oMath>
               <m:sSub>
@@ -1013,6 +883,13 @@
                 </m:sub>
               </m:sSub>
             </m:oMath>
+            <w:r>
+              <w:rPr>
+                <w:rFonts w:ascii="Calibri" w:hAnsi="Calibri"/>
+                <w:sz w:val="19"/>
+              </w:rPr>
+              <w:t xml:space="preserve">​</w:t>
+            </w:r>
           </w:p>
         </w:tc>
         <w:tc>
@@ -1029,7 +906,6 @@
           <w:p>
             <w:pPr>
               <w:spacing w:before="0" w:after="0" w:line="252" w:lineRule="auto"/>
-              <w:jc w:val="left"/>
             </w:pPr>
             <w:r>
               <w:rPr>
@@ -1082,7 +958,6 @@
           <w:p>
             <w:pPr>
               <w:spacing w:before="0" w:after="0" w:line="252" w:lineRule="auto"/>
-              <w:jc w:val="left"/>
             </w:pPr>
             <m:oMath>
               <m:sSub>
@@ -1101,6 +976,13 @@
                 </m:sub>
               </m:sSub>
             </m:oMath>
+            <w:r>
+              <w:rPr>
+                <w:rFonts w:ascii="Calibri" w:hAnsi="Calibri"/>
+                <w:sz w:val="19"/>
+              </w:rPr>
+              <w:t xml:space="preserve">​</w:t>
+            </w:r>
           </w:p>
         </w:tc>
         <w:tc>
@@ -1117,7 +999,6 @@
           <w:p>
             <w:pPr>
               <w:spacing w:before="0" w:after="0" w:line="252" w:lineRule="auto"/>
-              <w:jc w:val="left"/>
             </w:pPr>
             <w:r>
               <w:rPr>
@@ -1170,7 +1051,6 @@
           <w:p>
             <w:pPr>
               <w:spacing w:before="0" w:after="0" w:line="252" w:lineRule="auto"/>
-              <w:jc w:val="left"/>
             </w:pPr>
             <m:oMath>
               <m:r>
@@ -1180,6 +1060,13 @@
                 <m:t>A</m:t>
               </m:r>
             </m:oMath>
+            <w:r>
+              <w:rPr>
+                <w:rFonts w:ascii="Calibri" w:hAnsi="Calibri"/>
+                <w:sz w:val="19"/>
+              </w:rPr>
+              <w:t xml:space="preserve">​</w:t>
+            </w:r>
           </w:p>
         </w:tc>
         <w:tc>
@@ -1196,7 +1083,6 @@
           <w:p>
             <w:pPr>
               <w:spacing w:before="0" w:after="0" w:line="252" w:lineRule="auto"/>
-              <w:jc w:val="left"/>
             </w:pPr>
             <w:r>
               <w:rPr>
@@ -1249,7 +1135,6 @@
           <w:p>
             <w:pPr>
               <w:spacing w:before="0" w:after="0" w:line="252" w:lineRule="auto"/>
-              <w:jc w:val="left"/>
             </w:pPr>
             <m:oMath>
               <m:sSub>
@@ -1265,6 +1150,13 @@
                 </m:sub>
               </m:sSub>
             </m:oMath>
+            <w:r>
+              <w:rPr>
+                <w:rFonts w:ascii="Calibri" w:hAnsi="Calibri"/>
+                <w:sz w:val="19"/>
+              </w:rPr>
+              <w:t xml:space="preserve">​</w:t>
+            </w:r>
           </w:p>
         </w:tc>
         <w:tc>
@@ -1281,7 +1173,6 @@
           <w:p>
             <w:pPr>
               <w:spacing w:before="0" w:after="0" w:line="252" w:lineRule="auto"/>
-              <w:jc w:val="left"/>
             </w:pPr>
             <w:r>
               <w:rPr>
@@ -1334,7 +1225,6 @@
           <w:p>
             <w:pPr>
               <w:spacing w:before="0" w:after="0" w:line="252" w:lineRule="auto"/>
-              <w:jc w:val="left"/>
             </w:pPr>
             <m:oMath>
               <m:sSub>
@@ -1350,6 +1240,13 @@
                 </m:sub>
               </m:sSub>
             </m:oMath>
+            <w:r>
+              <w:rPr>
+                <w:rFonts w:ascii="Calibri" w:hAnsi="Calibri"/>
+                <w:sz w:val="19"/>
+              </w:rPr>
+              <w:t xml:space="preserve">​</w:t>
+            </w:r>
           </w:p>
         </w:tc>
         <w:tc>
@@ -1366,7 +1263,6 @@
           <w:p>
             <w:pPr>
               <w:spacing w:before="0" w:after="0" w:line="252" w:lineRule="auto"/>
-              <w:jc w:val="left"/>
             </w:pPr>
             <w:r>
               <w:rPr>
@@ -1465,9 +1361,9 @@
         </m:oMath>
       </m:oMathPara>
     </w:p>
+    <w:bookmarkEnd w:id="19"/>
     <w:bookmarkEnd w:id="20"/>
-    <w:bookmarkEnd w:id="21"/>
-    <w:bookmarkStart w:id="22" w:name="arquitectura-funcional"/>
+    <w:bookmarkStart w:id="21" w:name="arquitectura-funcional"/>
     <w:p>
       <w:pPr>
         <w:pStyle w:val="Heading2"/>
@@ -1539,19 +1435,21 @@
               </m:r>
             </m:sub>
           </m:sSub>
-          <m:d>
-            <m:dPr>
-              <m:begChr m:val="("/>
-              <m:endChr m:val=")"/>
-              <m:sepChr m:val=""/>
-              <m:grow/>
-            </m:dPr>
-            <m:e>
-              <m:r>
-                <m:t>s</m:t>
-              </m:r>
-            </m:e>
-          </m:d>
+          <m:r>
+            <m:rPr>
+              <m:sty m:val="p"/>
+            </m:rPr>
+            <m:t>(</m:t>
+          </m:r>
+          <m:r>
+            <m:t>s</m:t>
+          </m:r>
+          <m:r>
+            <m:rPr>
+              <m:sty m:val="p"/>
+            </m:rPr>
+            <m:t>)</m:t>
+          </m:r>
           <m:r>
             <m:rPr>
               <m:sty m:val="p"/>
@@ -1584,8 +1482,8 @@
         <w:t xml:space="preserve">variables incrementales.</w:t>
       </w:r>
     </w:p>
-    <w:bookmarkEnd w:id="22"/>
-    <w:bookmarkStart w:id="23" w:name="modelo-del-actuador"/>
+    <w:bookmarkEnd w:id="21"/>
+    <w:bookmarkStart w:id="22" w:name="modelo-del-actuador"/>
     <w:p>
       <w:pPr>
         <w:pStyle w:val="Heading2"/>
@@ -1651,19 +1549,21 @@
                   </m:r>
                 </m:sub>
               </m:sSub>
-              <m:d>
-                <m:dPr>
-                  <m:begChr m:val="("/>
-                  <m:endChr m:val=")"/>
-                  <m:sepChr m:val=""/>
-                  <m:grow/>
-                </m:dPr>
-                <m:e>
-                  <m:r>
-                    <m:t>t</m:t>
-                  </m:r>
-                </m:e>
-              </m:d>
+              <m:r>
+                <m:rPr>
+                  <m:sty m:val="p"/>
+                </m:rPr>
+                <m:t>(</m:t>
+              </m:r>
+              <m:r>
+                <m:t>t</m:t>
+              </m:r>
+              <m:r>
+                <m:rPr>
+                  <m:sty m:val="p"/>
+                </m:rPr>
+                <m:t>)</m:t>
+              </m:r>
             </m:num>
             <m:den>
               <m:r>
@@ -1692,19 +1592,21 @@
               </m:r>
             </m:sub>
           </m:sSub>
-          <m:d>
-            <m:dPr>
-              <m:begChr m:val="("/>
-              <m:endChr m:val=")"/>
-              <m:sepChr m:val=""/>
-              <m:grow/>
-            </m:dPr>
-            <m:e>
-              <m:r>
-                <m:t>t</m:t>
-              </m:r>
-            </m:e>
-          </m:d>
+          <m:r>
+            <m:rPr>
+              <m:sty m:val="p"/>
+            </m:rPr>
+            <m:t>(</m:t>
+          </m:r>
+          <m:r>
+            <m:t>t</m:t>
+          </m:r>
+          <m:r>
+            <m:rPr>
+              <m:sty m:val="p"/>
+            </m:rPr>
+            <m:t>)</m:t>
+          </m:r>
           <m:r>
             <m:rPr>
               <m:sty m:val="p"/>
@@ -1726,19 +1628,21 @@
           <m:r>
             <m:t>u</m:t>
           </m:r>
-          <m:d>
-            <m:dPr>
-              <m:begChr m:val="("/>
-              <m:endChr m:val=")"/>
-              <m:sepChr m:val=""/>
-              <m:grow/>
-            </m:dPr>
-            <m:e>
-              <m:r>
-                <m:t>t</m:t>
-              </m:r>
-            </m:e>
-          </m:d>
+          <m:r>
+            <m:rPr>
+              <m:sty m:val="p"/>
+            </m:rPr>
+            <m:t>(</m:t>
+          </m:r>
+          <m:r>
+            <m:t>t</m:t>
+          </m:r>
+          <m:r>
+            <m:rPr>
+              <m:sty m:val="p"/>
+            </m:rPr>
+            <m:t>)</m:t>
+          </m:r>
         </m:oMath>
       </m:oMathPara>
     </w:p>
@@ -1747,7 +1651,68 @@
         <w:pStyle w:val="FirstParagraph"/>
       </w:pPr>
       <w:r>
-        <w:t xml:space="preserve">Con condiciones iniciales nulas en variables incrementales:</w:t>
+        <w:t xml:space="preserve">Con condiciones iniciales nulas en el modelo incremental</w:t>
+      </w:r>
+      <w:r>
+        <w:t xml:space="preserve"> </w:t>
+      </w:r>
+      <w:r>
+        <w:t xml:space="preserve">(</w:t>
+      </w:r>
+      <m:oMath>
+        <m:sSub>
+          <m:e>
+            <m:r>
+              <m:t>q</m:t>
+            </m:r>
+          </m:e>
+          <m:sub>
+            <m:r>
+              <m:t>h</m:t>
+            </m:r>
+          </m:sub>
+        </m:sSub>
+        <m:r>
+          <m:rPr>
+            <m:sty m:val="p"/>
+          </m:rPr>
+          <m:t>↔</m:t>
+        </m:r>
+        <m:sSub>
+          <m:e>
+            <m:r>
+              <m:t>Q</m:t>
+            </m:r>
+          </m:e>
+          <m:sub>
+            <m:r>
+              <m:t>h</m:t>
+            </m:r>
+          </m:sub>
+        </m:sSub>
+      </m:oMath>
+      <w:r>
+        <w:t xml:space="preserve">,</w:t>
+      </w:r>
+      <w:r>
+        <w:t xml:space="preserve"> </w:t>
+      </w:r>
+      <m:oMath>
+        <m:r>
+          <m:t>v</m:t>
+        </m:r>
+        <m:r>
+          <m:rPr>
+            <m:sty m:val="p"/>
+          </m:rPr>
+          <m:t>↔</m:t>
+        </m:r>
+        <m:r>
+          <m:t>V</m:t>
+        </m:r>
+      </m:oMath>
+      <w:r>
+        <w:t xml:space="preserve">):</w:t>
       </w:r>
     </w:p>
     <w:p>
@@ -1773,19 +1738,21 @@
               </m:r>
             </m:sub>
           </m:sSub>
-          <m:d>
-            <m:dPr>
-              <m:begChr m:val="("/>
-              <m:endChr m:val=")"/>
-              <m:sepChr m:val=""/>
-              <m:grow/>
-            </m:dPr>
-            <m:e>
-              <m:r>
-                <m:t>s</m:t>
-              </m:r>
-            </m:e>
-          </m:d>
+          <m:r>
+            <m:rPr>
+              <m:sty m:val="p"/>
+            </m:rPr>
+            <m:t>(</m:t>
+          </m:r>
+          <m:r>
+            <m:t>s</m:t>
+          </m:r>
+          <m:r>
+            <m:rPr>
+              <m:sty m:val="p"/>
+            </m:rPr>
+            <m:t>)</m:t>
+          </m:r>
           <m:r>
             <m:rPr>
               <m:sty m:val="p"/>
@@ -1809,37 +1776,41 @@
                   </m:r>
                 </m:sub>
               </m:sSub>
-              <m:d>
-                <m:dPr>
-                  <m:begChr m:val="("/>
-                  <m:endChr m:val=")"/>
-                  <m:sepChr m:val=""/>
-                  <m:grow/>
-                </m:dPr>
-                <m:e>
-                  <m:r>
-                    <m:t>s</m:t>
-                  </m:r>
-                </m:e>
-              </m:d>
+              <m:r>
+                <m:rPr>
+                  <m:sty m:val="p"/>
+                </m:rPr>
+                <m:t>(</m:t>
+              </m:r>
+              <m:r>
+                <m:t>s</m:t>
+              </m:r>
+              <m:r>
+                <m:rPr>
+                  <m:sty m:val="p"/>
+                </m:rPr>
+                <m:t>)</m:t>
+              </m:r>
             </m:num>
             <m:den>
               <m:r>
-                <m:t>U</m:t>
-              </m:r>
-              <m:d>
-                <m:dPr>
-                  <m:begChr m:val="("/>
-                  <m:endChr m:val=")"/>
-                  <m:sepChr m:val=""/>
-                  <m:grow/>
-                </m:dPr>
-                <m:e>
-                  <m:r>
-                    <m:t>s</m:t>
-                  </m:r>
-                </m:e>
-              </m:d>
+                <m:t>V</m:t>
+              </m:r>
+              <m:r>
+                <m:rPr>
+                  <m:sty m:val="p"/>
+                </m:rPr>
+                <m:t>(</m:t>
+              </m:r>
+              <m:r>
+                <m:t>s</m:t>
+              </m:r>
+              <m:r>
+                <m:rPr>
+                  <m:sty m:val="p"/>
+                </m:rPr>
+                <m:t>)</m:t>
+              </m:r>
             </m:den>
           </m:f>
           <m:r>
@@ -1927,19 +1898,21 @@
           <m:r>
             <m:t>u</m:t>
           </m:r>
-          <m:d>
-            <m:dPr>
-              <m:begChr m:val="("/>
-              <m:endChr m:val=")"/>
-              <m:sepChr m:val=""/>
-              <m:grow/>
-            </m:dPr>
-            <m:e>
-              <m:r>
-                <m:t>t</m:t>
-              </m:r>
-            </m:e>
-          </m:d>
+          <m:r>
+            <m:rPr>
+              <m:sty m:val="p"/>
+            </m:rPr>
+            <m:t>(</m:t>
+          </m:r>
+          <m:r>
+            <m:t>t</m:t>
+          </m:r>
+          <m:r>
+            <m:rPr>
+              <m:sty m:val="p"/>
+            </m:rPr>
+            <m:t>)</m:t>
+          </m:r>
           <m:r>
             <m:rPr>
               <m:sty m:val="p"/>
@@ -1966,8 +1939,8 @@
         <w:t xml:space="preserve">función de transferencia lineal.</w:t>
       </w:r>
     </w:p>
-    <w:bookmarkEnd w:id="23"/>
-    <w:bookmarkStart w:id="24" w:name="balance-energético-de-la-zona"/>
+    <w:bookmarkEnd w:id="22"/>
+    <w:bookmarkStart w:id="23" w:name="balance-energético-de-la-zona"/>
     <w:p>
       <w:pPr>
         <w:pStyle w:val="Heading2"/>
@@ -2030,149 +2003,36 @@
                   </m:r>
                 </m:sub>
               </m:sSub>
-              <m:d>
-                <m:dPr>
-                  <m:begChr m:val="("/>
-                  <m:endChr m:val=")"/>
-                  <m:sepChr m:val=""/>
-                  <m:grow/>
-                </m:dPr>
-                <m:e>
-                  <m:r>
-                    <m:t>t</m:t>
-                  </m:r>
-                </m:e>
-              </m:d>
-            </m:num>
-            <m:den>
-              <m:r>
-                <m:t>d</m:t>
-              </m:r>
-              <m:r>
-                <m:t>t</m:t>
-              </m:r>
-            </m:den>
-          </m:f>
-          <m:r>
-            <m:rPr>
-              <m:sty m:val="p"/>
-            </m:rPr>
-            <m:t>=</m:t>
-          </m:r>
-          <m:sSub>
-            <m:e>
-              <m:r>
-                <m:t>Q</m:t>
-              </m:r>
-            </m:e>
-            <m:sub>
-              <m:r>
-                <m:t>h</m:t>
-              </m:r>
-            </m:sub>
-          </m:sSub>
-          <m:d>
-            <m:dPr>
-              <m:begChr m:val="("/>
-              <m:endChr m:val=")"/>
-              <m:sepChr m:val=""/>
-              <m:grow/>
-            </m:dPr>
-            <m:e>
-              <m:r>
-                <m:t>t</m:t>
-              </m:r>
-            </m:e>
-          </m:d>
-          <m:r>
-            <m:rPr>
-              <m:sty m:val="p"/>
-            </m:rPr>
-            <m:t>−</m:t>
-          </m:r>
-          <m:r>
-            <m:t>U</m:t>
-          </m:r>
-          <m:r>
-            <m:t>A</m:t>
-          </m:r>
-          <m:d>
-            <m:dPr>
-              <m:begChr m:val="["/>
-              <m:endChr m:val="]"/>
-              <m:sepChr m:val=""/>
-              <m:grow/>
-            </m:dPr>
-            <m:e>
-              <m:sSub>
-                <m:e>
-                  <m:r>
-                    <m:t>T</m:t>
-                  </m:r>
-                </m:e>
-                <m:sub>
-                  <m:r>
-                    <m:t>z</m:t>
-                  </m:r>
-                </m:sub>
-              </m:sSub>
-              <m:d>
-                <m:dPr>
-                  <m:begChr m:val="("/>
-                  <m:endChr m:val=")"/>
-                  <m:sepChr m:val=""/>
-                  <m:grow/>
-                </m:dPr>
-                <m:e>
-                  <m:r>
-                    <m:t>t</m:t>
-                  </m:r>
-                </m:e>
-              </m:d>
               <m:r>
                 <m:rPr>
                   <m:sty m:val="p"/>
                 </m:rPr>
-                <m:t>−</m:t>
-              </m:r>
-              <m:sSub>
-                <m:e>
-                  <m:r>
-                    <m:t>T</m:t>
-                  </m:r>
-                </m:e>
-                <m:sub>
-                  <m:r>
-                    <m:t>a</m:t>
-                  </m:r>
-                  <m:r>
-                    <m:t>m</m:t>
-                  </m:r>
-                  <m:r>
-                    <m:t>b</m:t>
-                  </m:r>
-                </m:sub>
-              </m:sSub>
-              <m:d>
-                <m:dPr>
-                  <m:begChr m:val="("/>
-                  <m:endChr m:val=")"/>
-                  <m:sepChr m:val=""/>
-                  <m:grow/>
-                </m:dPr>
-                <m:e>
-                  <m:r>
-                    <m:t>t</m:t>
-                  </m:r>
-                </m:e>
-              </m:d>
-            </m:e>
-          </m:d>
-          <m:r>
-            <m:rPr>
-              <m:sty m:val="p"/>
-            </m:rPr>
-            <m:t>−</m:t>
+                <m:t>(</m:t>
+              </m:r>
+              <m:r>
+                <m:t>t</m:t>
+              </m:r>
+              <m:r>
+                <m:rPr>
+                  <m:sty m:val="p"/>
+                </m:rPr>
+                <m:t>)</m:t>
+              </m:r>
+            </m:num>
+            <m:den>
+              <m:r>
+                <m:t>d</m:t>
+              </m:r>
+              <m:r>
+                <m:t>t</m:t>
+              </m:r>
+            </m:den>
+          </m:f>
+          <m:r>
+            <m:rPr>
+              <m:sty m:val="p"/>
+            </m:rPr>
+            <m:t>=</m:t>
           </m:r>
           <m:sSub>
             <m:e>
@@ -2182,23 +2042,148 @@
             </m:e>
             <m:sub>
               <m:r>
-                <m:t>L</m:t>
+                <m:t>h</m:t>
               </m:r>
             </m:sub>
           </m:sSub>
-          <m:d>
-            <m:dPr>
-              <m:begChr m:val="("/>
-              <m:endChr m:val=")"/>
-              <m:sepChr m:val=""/>
-              <m:grow/>
-            </m:dPr>
+          <m:r>
+            <m:rPr>
+              <m:sty m:val="p"/>
+            </m:rPr>
+            <m:t>(</m:t>
+          </m:r>
+          <m:r>
+            <m:t>t</m:t>
+          </m:r>
+          <m:r>
+            <m:rPr>
+              <m:sty m:val="p"/>
+            </m:rPr>
+            <m:t>)</m:t>
+          </m:r>
+          <m:r>
+            <m:rPr>
+              <m:sty m:val="p"/>
+            </m:rPr>
+            <m:t>−</m:t>
+          </m:r>
+          <m:r>
+            <m:t>U</m:t>
+          </m:r>
+          <m:r>
+            <m:t>A</m:t>
+          </m:r>
+          <m:r>
+            <m:rPr>
+              <m:sty m:val="p"/>
+            </m:rPr>
+            <m:t>[</m:t>
+          </m:r>
+          <m:sSub>
             <m:e>
               <m:r>
-                <m:t>t</m:t>
+                <m:t>T</m:t>
               </m:r>
             </m:e>
-          </m:d>
+            <m:sub>
+              <m:r>
+                <m:t>z</m:t>
+              </m:r>
+            </m:sub>
+          </m:sSub>
+          <m:r>
+            <m:rPr>
+              <m:sty m:val="p"/>
+            </m:rPr>
+            <m:t>(</m:t>
+          </m:r>
+          <m:r>
+            <m:t>t</m:t>
+          </m:r>
+          <m:r>
+            <m:rPr>
+              <m:sty m:val="p"/>
+            </m:rPr>
+            <m:t>)</m:t>
+          </m:r>
+          <m:r>
+            <m:rPr>
+              <m:sty m:val="p"/>
+            </m:rPr>
+            <m:t>−</m:t>
+          </m:r>
+          <m:sSub>
+            <m:e>
+              <m:r>
+                <m:t>T</m:t>
+              </m:r>
+            </m:e>
+            <m:sub>
+              <m:r>
+                <m:t>a</m:t>
+              </m:r>
+              <m:r>
+                <m:t>m</m:t>
+              </m:r>
+              <m:r>
+                <m:t>b</m:t>
+              </m:r>
+            </m:sub>
+          </m:sSub>
+          <m:r>
+            <m:rPr>
+              <m:sty m:val="p"/>
+            </m:rPr>
+            <m:t>(</m:t>
+          </m:r>
+          <m:r>
+            <m:t>t</m:t>
+          </m:r>
+          <m:r>
+            <m:rPr>
+              <m:sty m:val="p"/>
+            </m:rPr>
+            <m:t>)</m:t>
+          </m:r>
+          <m:r>
+            <m:rPr>
+              <m:sty m:val="p"/>
+            </m:rPr>
+            <m:t>]</m:t>
+          </m:r>
+          <m:r>
+            <m:rPr>
+              <m:sty m:val="p"/>
+            </m:rPr>
+            <m:t>−</m:t>
+          </m:r>
+          <m:sSub>
+            <m:e>
+              <m:r>
+                <m:t>Q</m:t>
+              </m:r>
+            </m:e>
+            <m:sub>
+              <m:r>
+                <m:t>L</m:t>
+              </m:r>
+            </m:sub>
+          </m:sSub>
+          <m:r>
+            <m:rPr>
+              <m:sty m:val="p"/>
+            </m:rPr>
+            <m:t>(</m:t>
+          </m:r>
+          <m:r>
+            <m:t>t</m:t>
+          </m:r>
+          <m:r>
+            <m:rPr>
+              <m:sty m:val="p"/>
+            </m:rPr>
+            <m:t>)</m:t>
+          </m:r>
         </m:oMath>
       </m:oMathPara>
     </w:p>
@@ -2321,8 +2306,8 @@
         <w:t xml:space="preserve">valor numérico en °C y en K.</w:t>
       </w:r>
     </w:p>
-    <w:bookmarkEnd w:id="24"/>
-    <w:bookmarkStart w:id="26" w:name="punto-de-operación"/>
+    <w:bookmarkEnd w:id="23"/>
+    <w:bookmarkStart w:id="25" w:name="punto-de-operación"/>
     <w:p>
       <w:pPr>
         <w:pStyle w:val="Heading2"/>
@@ -2386,58 +2371,60 @@
           <m:r>
             <m:t>A</m:t>
           </m:r>
-          <m:d>
-            <m:dPr>
-              <m:begChr m:val="("/>
-              <m:endChr m:val=")"/>
-              <m:sepChr m:val=""/>
-              <m:grow/>
-            </m:dPr>
+          <m:r>
+            <m:rPr>
+              <m:sty m:val="p"/>
+            </m:rPr>
+            <m:t>(</m:t>
+          </m:r>
+          <m:sSub>
             <m:e>
-              <m:sSub>
-                <m:e>
-                  <m:r>
-                    <m:t>T</m:t>
-                  </m:r>
-                </m:e>
-                <m:sub>
-                  <m:r>
-                    <m:t>z</m:t>
-                  </m:r>
-                  <m:r>
-                    <m:t>0</m:t>
-                  </m:r>
-                </m:sub>
-              </m:sSub>
-              <m:r>
-                <m:rPr>
-                  <m:sty m:val="p"/>
-                </m:rPr>
-                <m:t>−</m:t>
-              </m:r>
-              <m:sSub>
-                <m:e>
-                  <m:r>
-                    <m:t>T</m:t>
-                  </m:r>
-                </m:e>
-                <m:sub>
-                  <m:r>
-                    <m:t>a</m:t>
-                  </m:r>
-                  <m:r>
-                    <m:t>m</m:t>
-                  </m:r>
-                  <m:r>
-                    <m:t>b</m:t>
-                  </m:r>
-                  <m:r>
-                    <m:t>0</m:t>
-                  </m:r>
-                </m:sub>
-              </m:sSub>
+              <m:r>
+                <m:t>T</m:t>
+              </m:r>
             </m:e>
-          </m:d>
+            <m:sub>
+              <m:r>
+                <m:t>z</m:t>
+              </m:r>
+              <m:r>
+                <m:t>0</m:t>
+              </m:r>
+            </m:sub>
+          </m:sSub>
+          <m:r>
+            <m:rPr>
+              <m:sty m:val="p"/>
+            </m:rPr>
+            <m:t>−</m:t>
+          </m:r>
+          <m:sSub>
+            <m:e>
+              <m:r>
+                <m:t>T</m:t>
+              </m:r>
+            </m:e>
+            <m:sub>
+              <m:r>
+                <m:t>a</m:t>
+              </m:r>
+              <m:r>
+                <m:t>m</m:t>
+              </m:r>
+              <m:r>
+                <m:t>b</m:t>
+              </m:r>
+              <m:r>
+                <m:t>0</m:t>
+              </m:r>
+            </m:sub>
+          </m:sSub>
+          <m:r>
+            <m:rPr>
+              <m:sty m:val="p"/>
+            </m:rPr>
+            <m:t>)</m:t>
+          </m:r>
           <m:r>
             <m:rPr>
               <m:sty m:val="p"/>
@@ -2508,58 +2495,60 @@
           <m:r>
             <m:t>A</m:t>
           </m:r>
-          <m:d>
-            <m:dPr>
-              <m:begChr m:val="("/>
-              <m:endChr m:val=")"/>
-              <m:sepChr m:val=""/>
-              <m:grow/>
-            </m:dPr>
+          <m:r>
+            <m:rPr>
+              <m:sty m:val="p"/>
+            </m:rPr>
+            <m:t>(</m:t>
+          </m:r>
+          <m:sSub>
             <m:e>
-              <m:sSub>
-                <m:e>
-                  <m:r>
-                    <m:t>T</m:t>
-                  </m:r>
-                </m:e>
-                <m:sub>
-                  <m:r>
-                    <m:t>z</m:t>
-                  </m:r>
-                  <m:r>
-                    <m:t>0</m:t>
-                  </m:r>
-                </m:sub>
-              </m:sSub>
-              <m:r>
-                <m:rPr>
-                  <m:sty m:val="p"/>
-                </m:rPr>
-                <m:t>−</m:t>
-              </m:r>
-              <m:sSub>
-                <m:e>
-                  <m:r>
-                    <m:t>T</m:t>
-                  </m:r>
-                </m:e>
-                <m:sub>
-                  <m:r>
-                    <m:t>a</m:t>
-                  </m:r>
-                  <m:r>
-                    <m:t>m</m:t>
-                  </m:r>
-                  <m:r>
-                    <m:t>b</m:t>
-                  </m:r>
-                  <m:r>
-                    <m:t>0</m:t>
-                  </m:r>
-                </m:sub>
-              </m:sSub>
+              <m:r>
+                <m:t>T</m:t>
+              </m:r>
             </m:e>
-          </m:d>
+            <m:sub>
+              <m:r>
+                <m:t>z</m:t>
+              </m:r>
+              <m:r>
+                <m:t>0</m:t>
+              </m:r>
+            </m:sub>
+          </m:sSub>
+          <m:r>
+            <m:rPr>
+              <m:sty m:val="p"/>
+            </m:rPr>
+            <m:t>−</m:t>
+          </m:r>
+          <m:sSub>
+            <m:e>
+              <m:r>
+                <m:t>T</m:t>
+              </m:r>
+            </m:e>
+            <m:sub>
+              <m:r>
+                <m:t>a</m:t>
+              </m:r>
+              <m:r>
+                <m:t>m</m:t>
+              </m:r>
+              <m:r>
+                <m:t>b</m:t>
+              </m:r>
+              <m:r>
+                <m:t>0</m:t>
+              </m:r>
+            </m:sub>
+          </m:sSub>
+          <m:r>
+            <m:rPr>
+              <m:sty m:val="p"/>
+            </m:rPr>
+            <m:t>)</m:t>
+          </m:r>
           <m:r>
             <m:rPr>
               <m:sty m:val="p"/>
@@ -2660,7 +2649,7 @@
         </m:oMath>
       </m:oMathPara>
     </w:p>
-    <w:bookmarkStart w:id="25" w:name="Xa35f146a552cf6d975bb9baadad857d0a36bfaa"/>
+    <w:bookmarkStart w:id="24" w:name="Xa35f146a552cf6d975bb9baadad857d0a36bfaa"/>
     <w:p>
       <w:pPr>
         <w:pStyle w:val="Heading3"/>
@@ -2689,7 +2678,6 @@
         <w:tblW w:type="dxa" w:w="9360"/>
         <w:tblLayout w:type="fixed"/>
         <w:tblLook w:firstRow="1" w:lastRow="0" w:firstColumn="0" w:lastColumn="0" w:noHBand="0" w:noVBand="0" w:val="0020"/>
-        <w:jc w:val="start"/>
         <w:tblInd w:w="120" w:type="dxa"/>
       </w:tblPr>
       <w:tblGrid>
@@ -2716,7 +2704,6 @@
           <w:p>
             <w:pPr>
               <w:spacing w:before="0" w:after="0" w:line="252" w:lineRule="auto"/>
-              <w:jc w:val="left"/>
             </w:pPr>
             <w:r>
               <w:rPr>
@@ -2770,7 +2757,6 @@
           <w:p>
             <w:pPr>
               <w:spacing w:before="0" w:after="0" w:line="252" w:lineRule="auto"/>
-              <w:jc w:val="left"/>
             </w:pPr>
             <w:r>
               <w:rPr>
@@ -2799,7 +2785,6 @@
           <w:p>
             <w:pPr>
               <w:spacing w:before="0" w:after="0" w:line="252" w:lineRule="auto"/>
-              <w:jc w:val="left"/>
             </w:pPr>
             <m:oMath>
               <m:sSub>
@@ -2818,6 +2803,13 @@
                 </m:sub>
               </m:sSub>
             </m:oMath>
+            <w:r>
+              <w:rPr>
+                <w:rFonts w:ascii="Calibri" w:hAnsi="Calibri"/>
+                <w:sz w:val="19"/>
+              </w:rPr>
+              <w:t xml:space="preserve">​</w:t>
+            </w:r>
           </w:p>
         </w:tc>
         <w:tc>
@@ -2887,7 +2879,6 @@
           <w:p>
             <w:pPr>
               <w:spacing w:before="0" w:after="0" w:line="252" w:lineRule="auto"/>
-              <w:jc w:val="left"/>
             </w:pPr>
             <m:oMath>
               <m:sSub>
@@ -2912,6 +2903,13 @@
                 </m:sub>
               </m:sSub>
             </m:oMath>
+            <w:r>
+              <w:rPr>
+                <w:rFonts w:ascii="Calibri" w:hAnsi="Calibri"/>
+                <w:sz w:val="19"/>
+              </w:rPr>
+              <w:t xml:space="preserve">​</w:t>
+            </w:r>
           </w:p>
         </w:tc>
         <w:tc>
@@ -2981,7 +2979,6 @@
           <w:p>
             <w:pPr>
               <w:spacing w:before="0" w:after="0" w:line="252" w:lineRule="auto"/>
-              <w:jc w:val="left"/>
             </w:pPr>
             <m:oMath>
               <m:sSub>
@@ -3000,6 +2997,13 @@
                 </m:sub>
               </m:sSub>
             </m:oMath>
+            <w:r>
+              <w:rPr>
+                <w:rFonts w:ascii="Calibri" w:hAnsi="Calibri"/>
+                <w:sz w:val="19"/>
+              </w:rPr>
+              <w:t xml:space="preserve">​</w:t>
+            </w:r>
           </w:p>
         </w:tc>
         <w:tc>
@@ -3069,7 +3073,6 @@
           <w:p>
             <w:pPr>
               <w:spacing w:before="0" w:after="0" w:line="252" w:lineRule="auto"/>
-              <w:jc w:val="left"/>
             </w:pPr>
             <m:oMath>
               <m:r>
@@ -3079,6 +3082,13 @@
                 <m:t>A</m:t>
               </m:r>
             </m:oMath>
+            <w:r>
+              <w:rPr>
+                <w:rFonts w:ascii="Calibri" w:hAnsi="Calibri"/>
+                <w:sz w:val="19"/>
+              </w:rPr>
+              <w:t xml:space="preserve">​</w:t>
+            </w:r>
           </w:p>
         </w:tc>
         <w:tc>
@@ -3148,7 +3158,6 @@
           <w:p>
             <w:pPr>
               <w:spacing w:before="0" w:after="0" w:line="252" w:lineRule="auto"/>
-              <w:jc w:val="left"/>
             </w:pPr>
             <m:oMath>
               <m:sSub>
@@ -3167,6 +3176,13 @@
                 </m:sub>
               </m:sSub>
             </m:oMath>
+            <w:r>
+              <w:rPr>
+                <w:rFonts w:ascii="Calibri" w:hAnsi="Calibri"/>
+                <w:sz w:val="19"/>
+              </w:rPr>
+              <w:t xml:space="preserve">​</w:t>
+            </w:r>
           </w:p>
         </w:tc>
         <w:tc>
@@ -3236,7 +3252,6 @@
           <w:p>
             <w:pPr>
               <w:spacing w:before="0" w:after="0" w:line="252" w:lineRule="auto"/>
-              <w:jc w:val="left"/>
             </w:pPr>
             <m:oMath>
               <m:sSub>
@@ -3252,6 +3267,13 @@
                 </m:sub>
               </m:sSub>
             </m:oMath>
+            <w:r>
+              <w:rPr>
+                <w:rFonts w:ascii="Calibri" w:hAnsi="Calibri"/>
+                <w:sz w:val="19"/>
+              </w:rPr>
+              <w:t xml:space="preserve">​</w:t>
+            </w:r>
           </w:p>
         </w:tc>
         <w:tc>
@@ -3321,7 +3343,6 @@
           <w:p>
             <w:pPr>
               <w:spacing w:before="0" w:after="0" w:line="252" w:lineRule="auto"/>
-              <w:jc w:val="left"/>
             </w:pPr>
             <m:oMath>
               <m:sSub>
@@ -3337,6 +3358,13 @@
                 </m:sub>
               </m:sSub>
             </m:oMath>
+            <w:r>
+              <w:rPr>
+                <w:rFonts w:ascii="Calibri" w:hAnsi="Calibri"/>
+                <w:sz w:val="19"/>
+              </w:rPr>
+              <w:t xml:space="preserve">​</w:t>
+            </w:r>
           </w:p>
         </w:tc>
         <w:tc>
@@ -3612,28 +3640,30 @@
           <m:r>
             <m:t>2000</m:t>
           </m:r>
-          <m:d>
-            <m:dPr>
-              <m:begChr m:val="("/>
-              <m:endChr m:val=")"/>
-              <m:sepChr m:val=""/>
-              <m:grow/>
-            </m:dPr>
-            <m:e>
-              <m:r>
-                <m:t>180</m:t>
-              </m:r>
-              <m:r>
-                <m:rPr>
-                  <m:sty m:val="p"/>
-                </m:rPr>
-                <m:t>−</m:t>
-              </m:r>
-              <m:r>
-                <m:t>25</m:t>
-              </m:r>
-            </m:e>
-          </m:d>
+          <m:r>
+            <m:rPr>
+              <m:sty m:val="p"/>
+            </m:rPr>
+            <m:t>(</m:t>
+          </m:r>
+          <m:r>
+            <m:t>180</m:t>
+          </m:r>
+          <m:r>
+            <m:rPr>
+              <m:sty m:val="p"/>
+            </m:rPr>
+            <m:t>−</m:t>
+          </m:r>
+          <m:r>
+            <m:t>25</m:t>
+          </m:r>
+          <m:r>
+            <m:rPr>
+              <m:sty m:val="p"/>
+            </m:rPr>
+            <m:t>)</m:t>
+          </m:r>
           <m:r>
             <m:rPr>
               <m:sty m:val="p"/>
@@ -3746,9 +3776,9 @@
         <w:t xml:space="preserve">estacionaria, aunque la acción transitoria todavía debe verificarse.</w:t>
       </w:r>
     </w:p>
+    <w:bookmarkEnd w:id="24"/>
     <w:bookmarkEnd w:id="25"/>
-    <w:bookmarkEnd w:id="26"/>
-    <w:bookmarkStart w:id="27" w:name="modelo-incremental"/>
+    <w:bookmarkStart w:id="26" w:name="modelo-incremental"/>
     <w:p>
       <w:pPr>
         <w:pStyle w:val="Heading2"/>
@@ -4108,19 +4138,21 @@
               <m:r>
                 <m:t>θ</m:t>
               </m:r>
-              <m:d>
-                <m:dPr>
-                  <m:begChr m:val="("/>
-                  <m:endChr m:val=")"/>
-                  <m:sepChr m:val=""/>
-                  <m:grow/>
-                </m:dPr>
-                <m:e>
-                  <m:r>
-                    <m:t>t</m:t>
-                  </m:r>
-                </m:e>
-              </m:d>
+              <m:r>
+                <m:rPr>
+                  <m:sty m:val="p"/>
+                </m:rPr>
+                <m:t>(</m:t>
+              </m:r>
+              <m:r>
+                <m:t>t</m:t>
+              </m:r>
+              <m:r>
+                <m:rPr>
+                  <m:sty m:val="p"/>
+                </m:rPr>
+                <m:t>)</m:t>
+              </m:r>
             </m:num>
             <m:den>
               <m:r>
@@ -4149,19 +4181,21 @@
               </m:r>
             </m:sub>
           </m:sSub>
-          <m:d>
-            <m:dPr>
-              <m:begChr m:val="("/>
-              <m:endChr m:val=")"/>
-              <m:sepChr m:val=""/>
-              <m:grow/>
-            </m:dPr>
-            <m:e>
-              <m:r>
-                <m:t>t</m:t>
-              </m:r>
-            </m:e>
-          </m:d>
+          <m:r>
+            <m:rPr>
+              <m:sty m:val="p"/>
+            </m:rPr>
+            <m:t>(</m:t>
+          </m:r>
+          <m:r>
+            <m:t>t</m:t>
+          </m:r>
+          <m:r>
+            <m:rPr>
+              <m:sty m:val="p"/>
+            </m:rPr>
+            <m:t>)</m:t>
+          </m:r>
           <m:r>
             <m:rPr>
               <m:sty m:val="p"/>
@@ -4177,19 +4211,21 @@
           <m:r>
             <m:t>θ</m:t>
           </m:r>
-          <m:d>
-            <m:dPr>
-              <m:begChr m:val="("/>
-              <m:endChr m:val=")"/>
-              <m:sepChr m:val=""/>
-              <m:grow/>
-            </m:dPr>
-            <m:e>
-              <m:r>
-                <m:t>t</m:t>
-              </m:r>
-            </m:e>
-          </m:d>
+          <m:r>
+            <m:rPr>
+              <m:sty m:val="p"/>
+            </m:rPr>
+            <m:t>(</m:t>
+          </m:r>
+          <m:r>
+            <m:t>t</m:t>
+          </m:r>
+          <m:r>
+            <m:rPr>
+              <m:sty m:val="p"/>
+            </m:rPr>
+            <m:t>)</m:t>
+          </m:r>
           <m:r>
             <m:rPr>
               <m:sty m:val="p"/>
@@ -4220,19 +4256,21 @@
               </m:r>
             </m:sub>
           </m:sSub>
-          <m:d>
-            <m:dPr>
-              <m:begChr m:val="("/>
-              <m:endChr m:val=")"/>
-              <m:sepChr m:val=""/>
-              <m:grow/>
-            </m:dPr>
-            <m:e>
-              <m:r>
-                <m:t>t</m:t>
-              </m:r>
-            </m:e>
-          </m:d>
+          <m:r>
+            <m:rPr>
+              <m:sty m:val="p"/>
+            </m:rPr>
+            <m:t>(</m:t>
+          </m:r>
+          <m:r>
+            <m:t>t</m:t>
+          </m:r>
+          <m:r>
+            <m:rPr>
+              <m:sty m:val="p"/>
+            </m:rPr>
+            <m:t>)</m:t>
+          </m:r>
           <m:r>
             <m:rPr>
               <m:sty m:val="p"/>
@@ -4251,19 +4289,21 @@
               </m:r>
             </m:sub>
           </m:sSub>
-          <m:d>
-            <m:dPr>
-              <m:begChr m:val="("/>
-              <m:endChr m:val=")"/>
-              <m:sepChr m:val=""/>
-              <m:grow/>
-            </m:dPr>
-            <m:e>
-              <m:r>
-                <m:t>t</m:t>
-              </m:r>
-            </m:e>
-          </m:d>
+          <m:r>
+            <m:rPr>
+              <m:sty m:val="p"/>
+            </m:rPr>
+            <m:t>(</m:t>
+          </m:r>
+          <m:r>
+            <m:t>t</m:t>
+          </m:r>
+          <m:r>
+            <m:rPr>
+              <m:sty m:val="p"/>
+            </m:rPr>
+            <m:t>)</m:t>
+          </m:r>
         </m:oMath>
       </m:oMathPara>
     </w:p>
@@ -4318,19 +4358,21 @@
                   </m:r>
                 </m:sub>
               </m:sSub>
-              <m:d>
-                <m:dPr>
-                  <m:begChr m:val="("/>
-                  <m:endChr m:val=")"/>
-                  <m:sepChr m:val=""/>
-                  <m:grow/>
-                </m:dPr>
-                <m:e>
-                  <m:r>
-                    <m:t>t</m:t>
-                  </m:r>
-                </m:e>
-              </m:d>
+              <m:r>
+                <m:rPr>
+                  <m:sty m:val="p"/>
+                </m:rPr>
+                <m:t>(</m:t>
+              </m:r>
+              <m:r>
+                <m:t>t</m:t>
+              </m:r>
+              <m:r>
+                <m:rPr>
+                  <m:sty m:val="p"/>
+                </m:rPr>
+                <m:t>)</m:t>
+              </m:r>
             </m:num>
             <m:den>
               <m:r>
@@ -4359,19 +4401,21 @@
               </m:r>
             </m:sub>
           </m:sSub>
-          <m:d>
-            <m:dPr>
-              <m:begChr m:val="("/>
-              <m:endChr m:val=")"/>
-              <m:sepChr m:val=""/>
-              <m:grow/>
-            </m:dPr>
-            <m:e>
-              <m:r>
-                <m:t>t</m:t>
-              </m:r>
-            </m:e>
-          </m:d>
+          <m:r>
+            <m:rPr>
+              <m:sty m:val="p"/>
+            </m:rPr>
+            <m:t>(</m:t>
+          </m:r>
+          <m:r>
+            <m:t>t</m:t>
+          </m:r>
+          <m:r>
+            <m:rPr>
+              <m:sty m:val="p"/>
+            </m:rPr>
+            <m:t>)</m:t>
+          </m:r>
           <m:r>
             <m:rPr>
               <m:sty m:val="p"/>
@@ -4393,19 +4437,21 @@
           <m:r>
             <m:t>v</m:t>
           </m:r>
-          <m:d>
-            <m:dPr>
-              <m:begChr m:val="("/>
-              <m:endChr m:val=")"/>
-              <m:sepChr m:val=""/>
-              <m:grow/>
-            </m:dPr>
-            <m:e>
-              <m:r>
-                <m:t>t</m:t>
-              </m:r>
-            </m:e>
-          </m:d>
+          <m:r>
+            <m:rPr>
+              <m:sty m:val="p"/>
+            </m:rPr>
+            <m:t>(</m:t>
+          </m:r>
+          <m:r>
+            <m:t>t</m:t>
+          </m:r>
+          <m:r>
+            <m:rPr>
+              <m:sty m:val="p"/>
+            </m:rPr>
+            <m:t>)</m:t>
+          </m:r>
         </m:oMath>
       </m:oMathPara>
     </w:p>
@@ -4464,8 +4510,8 @@
         <w:t xml:space="preserve">límites y los parámetros equivalentes se mantengan aproximadamente constantes.</w:t>
       </w:r>
     </w:p>
-    <w:bookmarkEnd w:id="27"/>
-    <w:bookmarkStart w:id="32" w:name="funciones-de-transferencia"/>
+    <w:bookmarkEnd w:id="26"/>
+    <w:bookmarkStart w:id="31" w:name="funciones-de-transferencia"/>
     <w:p>
       <w:pPr>
         <w:pStyle w:val="Heading2"/>
@@ -4479,7 +4525,29 @@
         <w:pStyle w:val="FirstParagraph"/>
       </w:pPr>
       <w:r>
-        <w:t xml:space="preserve">Aplicando Laplace con condiciones iniciales nulas:</w:t>
+        <w:t xml:space="preserve">Tras la linealización, todas las transferencias relacionan</w:t>
+      </w:r>
+      <w:r>
+        <w:t xml:space="preserve"> </w:t>
+      </w:r>
+      <w:r>
+        <w:rPr>
+          <w:b/>
+          <w:bCs/>
+        </w:rPr>
+        <w:t xml:space="preserve">desviaciones</w:t>
+      </w:r>
+      <w:r>
+        <w:t xml:space="preserve"> </w:t>
+      </w:r>
+      <w:r>
+        <w:t xml:space="preserve">alrededor del equilibrio. Se denota con mayúscula la transformada de Laplace</w:t>
+      </w:r>
+      <w:r>
+        <w:t xml:space="preserve"> </w:t>
+      </w:r>
+      <w:r>
+        <w:t xml:space="preserve">de cada señal incremental:</w:t>
       </w:r>
     </w:p>
     <w:p>
@@ -4493,171 +4561,533 @@
           <m:jc m:val="center"/>
         </m:oMathParaPr>
         <m:oMath>
-          <m:d>
-            <m:dPr>
-              <m:begChr m:val="("/>
-              <m:endChr m:val=")"/>
-              <m:sepChr m:val=""/>
-              <m:grow/>
-            </m:dPr>
+          <m:r>
+            <m:t>θ</m:t>
+          </m:r>
+          <m:r>
+            <m:rPr>
+              <m:sty m:val="p"/>
+            </m:rPr>
+            <m:t>(</m:t>
+          </m:r>
+          <m:r>
+            <m:t>t</m:t>
+          </m:r>
+          <m:r>
+            <m:rPr>
+              <m:sty m:val="p"/>
+            </m:rPr>
+            <m:t>)</m:t>
+          </m:r>
+          <m:r>
+            <m:rPr>
+              <m:sty m:val="p"/>
+            </m:rPr>
+            <m:t>↔</m:t>
+          </m:r>
+          <m:r>
+            <m:rPr>
+              <m:sty m:val="p"/>
+            </m:rPr>
+            <m:t>Θ</m:t>
+          </m:r>
+          <m:r>
+            <m:rPr>
+              <m:sty m:val="p"/>
+            </m:rPr>
+            <m:t>(</m:t>
+          </m:r>
+          <m:r>
+            <m:t>s</m:t>
+          </m:r>
+          <m:r>
+            <m:rPr>
+              <m:sty m:val="p"/>
+            </m:rPr>
+            <m:t>)</m:t>
+          </m:r>
+          <m:r>
+            <m:rPr>
+              <m:sty m:val="p"/>
+            </m:rPr>
+            <m:t>,</m:t>
+          </m:r>
+          <m:r>
+            <m:t> </m:t>
+          </m:r>
+          <m:r>
+            <m:t>v</m:t>
+          </m:r>
+          <m:r>
+            <m:rPr>
+              <m:sty m:val="p"/>
+            </m:rPr>
+            <m:t>(</m:t>
+          </m:r>
+          <m:r>
+            <m:t>t</m:t>
+          </m:r>
+          <m:r>
+            <m:rPr>
+              <m:sty m:val="p"/>
+            </m:rPr>
+            <m:t>)</m:t>
+          </m:r>
+          <m:r>
+            <m:rPr>
+              <m:sty m:val="p"/>
+            </m:rPr>
+            <m:t>↔</m:t>
+          </m:r>
+          <m:r>
+            <m:t>V</m:t>
+          </m:r>
+          <m:r>
+            <m:rPr>
+              <m:sty m:val="p"/>
+            </m:rPr>
+            <m:t>(</m:t>
+          </m:r>
+          <m:r>
+            <m:t>s</m:t>
+          </m:r>
+          <m:r>
+            <m:rPr>
+              <m:sty m:val="p"/>
+            </m:rPr>
+            <m:t>)</m:t>
+          </m:r>
+          <m:r>
+            <m:rPr>
+              <m:sty m:val="p"/>
+            </m:rPr>
+            <m:t>,</m:t>
+          </m:r>
+          <m:r>
+            <m:t> </m:t>
+          </m:r>
+          <m:sSub>
             <m:e>
-              <m:sSub>
-                <m:e>
-                  <m:r>
-                    <m:t>C</m:t>
-                  </m:r>
-                </m:e>
-                <m:sub>
-                  <m:r>
-                    <m:t>t</m:t>
-                  </m:r>
-                  <m:r>
-                    <m:t>h</m:t>
-                  </m:r>
-                </m:sub>
-              </m:sSub>
-              <m:r>
-                <m:t>s</m:t>
-              </m:r>
+              <m:r>
+                <m:t>q</m:t>
+              </m:r>
+            </m:e>
+            <m:sub>
+              <m:r>
+                <m:t>h</m:t>
+              </m:r>
+            </m:sub>
+          </m:sSub>
+          <m:r>
+            <m:rPr>
+              <m:sty m:val="p"/>
+            </m:rPr>
+            <m:t>(</m:t>
+          </m:r>
+          <m:r>
+            <m:t>t</m:t>
+          </m:r>
+          <m:r>
+            <m:rPr>
+              <m:sty m:val="p"/>
+            </m:rPr>
+            <m:t>)</m:t>
+          </m:r>
+          <m:r>
+            <m:rPr>
+              <m:sty m:val="p"/>
+            </m:rPr>
+            <m:t>↔</m:t>
+          </m:r>
+          <m:sSub>
+            <m:e>
+              <m:r>
+                <m:t>Q</m:t>
+              </m:r>
+            </m:e>
+            <m:sub>
+              <m:r>
+                <m:t>h</m:t>
+              </m:r>
+            </m:sub>
+          </m:sSub>
+          <m:r>
+            <m:rPr>
+              <m:sty m:val="p"/>
+            </m:rPr>
+            <m:t>(</m:t>
+          </m:r>
+          <m:r>
+            <m:t>s</m:t>
+          </m:r>
+          <m:r>
+            <m:rPr>
+              <m:sty m:val="p"/>
+            </m:rPr>
+            <m:t>)</m:t>
+          </m:r>
+          <m:r>
+            <m:rPr>
+              <m:sty m:val="p"/>
+            </m:rPr>
+            <m:t>,</m:t>
+          </m:r>
+          <m:r>
+            <m:t> </m:t>
+          </m:r>
+          <m:sSub>
+            <m:e>
+              <m:r>
+                <m:t>q</m:t>
+              </m:r>
+            </m:e>
+            <m:sub>
+              <m:r>
+                <m:t>L</m:t>
+              </m:r>
+            </m:sub>
+          </m:sSub>
+          <m:r>
+            <m:rPr>
+              <m:sty m:val="p"/>
+            </m:rPr>
+            <m:t>(</m:t>
+          </m:r>
+          <m:r>
+            <m:t>t</m:t>
+          </m:r>
+          <m:r>
+            <m:rPr>
+              <m:sty m:val="p"/>
+            </m:rPr>
+            <m:t>)</m:t>
+          </m:r>
+          <m:r>
+            <m:rPr>
+              <m:sty m:val="p"/>
+            </m:rPr>
+            <m:t>↔</m:t>
+          </m:r>
+          <m:sSub>
+            <m:e>
+              <m:r>
+                <m:t>Q</m:t>
+              </m:r>
+            </m:e>
+            <m:sub>
+              <m:r>
+                <m:t>L</m:t>
+              </m:r>
+            </m:sub>
+          </m:sSub>
+          <m:r>
+            <m:rPr>
+              <m:sty m:val="p"/>
+            </m:rPr>
+            <m:t>(</m:t>
+          </m:r>
+          <m:r>
+            <m:t>s</m:t>
+          </m:r>
+          <m:r>
+            <m:rPr>
+              <m:sty m:val="p"/>
+            </m:rPr>
+            <m:t>)</m:t>
+          </m:r>
+          <m:r>
+            <m:rPr>
+              <m:sty m:val="p"/>
+            </m:rPr>
+            <m:t>,</m:t>
+          </m:r>
+          <m:r>
+            <m:t> </m:t>
+          </m:r>
+          <m:sSub>
+            <m:e>
+              <m:r>
+                <m:t>θ</m:t>
+              </m:r>
+            </m:e>
+            <m:sub>
+              <m:r>
+                <m:t>a</m:t>
+              </m:r>
+              <m:r>
+                <m:t>m</m:t>
+              </m:r>
+              <m:r>
+                <m:t>b</m:t>
+              </m:r>
+            </m:sub>
+          </m:sSub>
+          <m:r>
+            <m:rPr>
+              <m:sty m:val="p"/>
+            </m:rPr>
+            <m:t>(</m:t>
+          </m:r>
+          <m:r>
+            <m:t>t</m:t>
+          </m:r>
+          <m:r>
+            <m:rPr>
+              <m:sty m:val="p"/>
+            </m:rPr>
+            <m:t>)</m:t>
+          </m:r>
+          <m:r>
+            <m:rPr>
+              <m:sty m:val="p"/>
+            </m:rPr>
+            <m:t>↔</m:t>
+          </m:r>
+          <m:sSub>
+            <m:e>
               <m:r>
                 <m:rPr>
                   <m:sty m:val="p"/>
                 </m:rPr>
-                <m:t>+</m:t>
-              </m:r>
-              <m:r>
-                <m:t>U</m:t>
-              </m:r>
-              <m:r>
-                <m:t>A</m:t>
-              </m:r>
-            </m:e>
-          </m:d>
-          <m:r>
-            <m:t>Θ</m:t>
-          </m:r>
-          <m:d>
-            <m:dPr>
-              <m:begChr m:val="("/>
-              <m:endChr m:val=")"/>
-              <m:sepChr m:val=""/>
-              <m:grow/>
-            </m:dPr>
-            <m:e>
-              <m:r>
-                <m:t>s</m:t>
-              </m:r>
-            </m:e>
-          </m:d>
-          <m:r>
-            <m:rPr>
-              <m:sty m:val="p"/>
-            </m:rPr>
-            <m:t>=</m:t>
-          </m:r>
-          <m:sSub>
-            <m:e>
-              <m:r>
-                <m:t>Q</m:t>
+                <m:t>Θ</m:t>
               </m:r>
             </m:e>
             <m:sub>
               <m:r>
-                <m:t>h</m:t>
+                <m:t>a</m:t>
+              </m:r>
+              <m:r>
+                <m:t>m</m:t>
+              </m:r>
+              <m:r>
+                <m:t>b</m:t>
               </m:r>
             </m:sub>
           </m:sSub>
-          <m:d>
-            <m:dPr>
-              <m:begChr m:val="("/>
-              <m:endChr m:val=")"/>
-              <m:sepChr m:val=""/>
-              <m:grow/>
-            </m:dPr>
-            <m:e>
-              <m:r>
-                <m:t>s</m:t>
-              </m:r>
-            </m:e>
-          </m:d>
-          <m:r>
-            <m:rPr>
-              <m:sty m:val="p"/>
-            </m:rPr>
-            <m:t>+</m:t>
-          </m:r>
-          <m:r>
-            <m:t>U</m:t>
-          </m:r>
-          <m:r>
-            <m:t>A</m:t>
-          </m:r>
-          <m:sSub>
-            <m:e>
-              <m:r>
-                <m:t>Θ</m:t>
-              </m:r>
-            </m:e>
-            <m:sub>
-              <m:r>
-                <m:t>a</m:t>
-              </m:r>
-              <m:r>
-                <m:t>m</m:t>
-              </m:r>
-              <m:r>
-                <m:t>b</m:t>
-              </m:r>
-            </m:sub>
-          </m:sSub>
-          <m:d>
-            <m:dPr>
-              <m:begChr m:val="("/>
-              <m:endChr m:val=")"/>
-              <m:sepChr m:val=""/>
-              <m:grow/>
-            </m:dPr>
-            <m:e>
-              <m:r>
-                <m:t>s</m:t>
-              </m:r>
-            </m:e>
-          </m:d>
-          <m:r>
-            <m:rPr>
-              <m:sty m:val="p"/>
-            </m:rPr>
-            <m:t>−</m:t>
-          </m:r>
-          <m:sSub>
-            <m:e>
-              <m:r>
-                <m:t>Q</m:t>
-              </m:r>
-            </m:e>
-            <m:sub>
-              <m:r>
-                <m:t>L</m:t>
-              </m:r>
-            </m:sub>
-          </m:sSub>
-          <m:d>
-            <m:dPr>
-              <m:begChr m:val="("/>
-              <m:endChr m:val=")"/>
-              <m:sepChr m:val=""/>
-              <m:grow/>
-            </m:dPr>
-            <m:e>
-              <m:r>
-                <m:t>s</m:t>
-              </m:r>
-            </m:e>
-          </m:d>
+          <m:r>
+            <m:rPr>
+              <m:sty m:val="p"/>
+            </m:rPr>
+            <m:t>(</m:t>
+          </m:r>
+          <m:r>
+            <m:t>s</m:t>
+          </m:r>
+          <m:r>
+            <m:rPr>
+              <m:sty m:val="p"/>
+            </m:rPr>
+            <m:t>)</m:t>
+          </m:r>
+          <m:r>
+            <m:rPr>
+              <m:sty m:val="p"/>
+            </m:rPr>
+            <m:t>.</m:t>
+          </m:r>
         </m:oMath>
       </m:oMathPara>
     </w:p>
-    <w:bookmarkStart w:id="28" w:name="potencia-térmica-a-temperatura"/>
+    <w:p>
+      <w:pPr>
+        <w:pStyle w:val="FirstParagraph"/>
+      </w:pPr>
+      <w:r>
+        <w:t xml:space="preserve">Aplicando Laplace con condiciones iniciales nulas:</w:t>
+      </w:r>
+    </w:p>
+    <w:p>
+      <w:pPr>
+        <w:pStyle w:val="BodyText"/>
+        <w:spacing w:before="100" w:after="140"/>
+        <w:jc w:val="center"/>
+      </w:pPr>
+      <m:oMathPara>
+        <m:oMathParaPr>
+          <m:jc m:val="center"/>
+        </m:oMathParaPr>
+        <m:oMath>
+          <m:r>
+            <m:rPr>
+              <m:sty m:val="p"/>
+            </m:rPr>
+            <m:t>(</m:t>
+          </m:r>
+          <m:sSub>
+            <m:e>
+              <m:r>
+                <m:t>C</m:t>
+              </m:r>
+            </m:e>
+            <m:sub>
+              <m:r>
+                <m:t>t</m:t>
+              </m:r>
+              <m:r>
+                <m:t>h</m:t>
+              </m:r>
+            </m:sub>
+          </m:sSub>
+          <m:r>
+            <m:t>s</m:t>
+          </m:r>
+          <m:r>
+            <m:rPr>
+              <m:sty m:val="p"/>
+            </m:rPr>
+            <m:t>+</m:t>
+          </m:r>
+          <m:r>
+            <m:t>U</m:t>
+          </m:r>
+          <m:r>
+            <m:t>A</m:t>
+          </m:r>
+          <m:r>
+            <m:rPr>
+              <m:sty m:val="p"/>
+            </m:rPr>
+            <m:t>)</m:t>
+          </m:r>
+          <m:r>
+            <m:rPr>
+              <m:sty m:val="p"/>
+            </m:rPr>
+            <m:t>Θ</m:t>
+          </m:r>
+          <m:r>
+            <m:rPr>
+              <m:sty m:val="p"/>
+            </m:rPr>
+            <m:t>(</m:t>
+          </m:r>
+          <m:r>
+            <m:t>s</m:t>
+          </m:r>
+          <m:r>
+            <m:rPr>
+              <m:sty m:val="p"/>
+            </m:rPr>
+            <m:t>)</m:t>
+          </m:r>
+          <m:r>
+            <m:rPr>
+              <m:sty m:val="p"/>
+            </m:rPr>
+            <m:t>=</m:t>
+          </m:r>
+          <m:sSub>
+            <m:e>
+              <m:r>
+                <m:t>Q</m:t>
+              </m:r>
+            </m:e>
+            <m:sub>
+              <m:r>
+                <m:t>h</m:t>
+              </m:r>
+            </m:sub>
+          </m:sSub>
+          <m:r>
+            <m:rPr>
+              <m:sty m:val="p"/>
+            </m:rPr>
+            <m:t>(</m:t>
+          </m:r>
+          <m:r>
+            <m:t>s</m:t>
+          </m:r>
+          <m:r>
+            <m:rPr>
+              <m:sty m:val="p"/>
+            </m:rPr>
+            <m:t>)</m:t>
+          </m:r>
+          <m:r>
+            <m:rPr>
+              <m:sty m:val="p"/>
+            </m:rPr>
+            <m:t>+</m:t>
+          </m:r>
+          <m:r>
+            <m:t>U</m:t>
+          </m:r>
+          <m:r>
+            <m:t>A</m:t>
+          </m:r>
+          <m:sSub>
+            <m:e>
+              <m:r>
+                <m:rPr>
+                  <m:sty m:val="p"/>
+                </m:rPr>
+                <m:t>Θ</m:t>
+              </m:r>
+            </m:e>
+            <m:sub>
+              <m:r>
+                <m:t>a</m:t>
+              </m:r>
+              <m:r>
+                <m:t>m</m:t>
+              </m:r>
+              <m:r>
+                <m:t>b</m:t>
+              </m:r>
+            </m:sub>
+          </m:sSub>
+          <m:r>
+            <m:rPr>
+              <m:sty m:val="p"/>
+            </m:rPr>
+            <m:t>(</m:t>
+          </m:r>
+          <m:r>
+            <m:t>s</m:t>
+          </m:r>
+          <m:r>
+            <m:rPr>
+              <m:sty m:val="p"/>
+            </m:rPr>
+            <m:t>)</m:t>
+          </m:r>
+          <m:r>
+            <m:rPr>
+              <m:sty m:val="p"/>
+            </m:rPr>
+            <m:t>−</m:t>
+          </m:r>
+          <m:sSub>
+            <m:e>
+              <m:r>
+                <m:t>Q</m:t>
+              </m:r>
+            </m:e>
+            <m:sub>
+              <m:r>
+                <m:t>L</m:t>
+              </m:r>
+            </m:sub>
+          </m:sSub>
+          <m:r>
+            <m:rPr>
+              <m:sty m:val="p"/>
+            </m:rPr>
+            <m:t>(</m:t>
+          </m:r>
+          <m:r>
+            <m:t>s</m:t>
+          </m:r>
+          <m:r>
+            <m:rPr>
+              <m:sty m:val="p"/>
+            </m:rPr>
+            <m:t>)</m:t>
+          </m:r>
+        </m:oMath>
+      </m:oMathPara>
+    </w:p>
+    <w:bookmarkStart w:id="27" w:name="potencia-térmica-a-temperatura"/>
     <w:p>
       <w:pPr>
         <w:pStyle w:val="Heading3"/>
@@ -4692,19 +5122,21 @@
               </m:r>
             </m:sub>
           </m:sSub>
-          <m:d>
-            <m:dPr>
-              <m:begChr m:val="("/>
-              <m:endChr m:val=")"/>
-              <m:sepChr m:val=""/>
-              <m:grow/>
-            </m:dPr>
-            <m:e>
-              <m:r>
-                <m:t>s</m:t>
-              </m:r>
-            </m:e>
-          </m:d>
+          <m:r>
+            <m:rPr>
+              <m:sty m:val="p"/>
+            </m:rPr>
+            <m:t>(</m:t>
+          </m:r>
+          <m:r>
+            <m:t>s</m:t>
+          </m:r>
+          <m:r>
+            <m:rPr>
+              <m:sty m:val="p"/>
+            </m:rPr>
+            <m:t>)</m:t>
+          </m:r>
           <m:r>
             <m:rPr>
               <m:sty m:val="p"/>
@@ -4717,21 +5149,26 @@
             </m:fPr>
             <m:num>
               <m:r>
+                <m:rPr>
+                  <m:sty m:val="p"/>
+                </m:rPr>
                 <m:t>Θ</m:t>
               </m:r>
-              <m:d>
-                <m:dPr>
-                  <m:begChr m:val="("/>
-                  <m:endChr m:val=")"/>
-                  <m:sepChr m:val=""/>
-                  <m:grow/>
-                </m:dPr>
-                <m:e>
-                  <m:r>
-                    <m:t>s</m:t>
-                  </m:r>
-                </m:e>
-              </m:d>
+              <m:r>
+                <m:rPr>
+                  <m:sty m:val="p"/>
+                </m:rPr>
+                <m:t>(</m:t>
+              </m:r>
+              <m:r>
+                <m:t>s</m:t>
+              </m:r>
+              <m:r>
+                <m:rPr>
+                  <m:sty m:val="p"/>
+                </m:rPr>
+                <m:t>)</m:t>
+              </m:r>
             </m:num>
             <m:den>
               <m:sSub>
@@ -4746,19 +5183,21 @@
                   </m:r>
                 </m:sub>
               </m:sSub>
-              <m:d>
-                <m:dPr>
-                  <m:begChr m:val="("/>
-                  <m:endChr m:val=")"/>
-                  <m:sepChr m:val=""/>
-                  <m:grow/>
-                </m:dPr>
-                <m:e>
-                  <m:r>
-                    <m:t>s</m:t>
-                  </m:r>
-                </m:e>
-              </m:d>
+              <m:r>
+                <m:rPr>
+                  <m:sty m:val="p"/>
+                </m:rPr>
+                <m:t>(</m:t>
+              </m:r>
+              <m:r>
+                <m:t>s</m:t>
+              </m:r>
+              <m:r>
+                <m:rPr>
+                  <m:sty m:val="p"/>
+                </m:rPr>
+                <m:t>)</m:t>
+              </m:r>
             </m:den>
           </m:f>
           <m:r>
@@ -4866,8 +5305,8 @@
         </m:oMath>
       </m:oMathPara>
     </w:p>
-    <w:bookmarkEnd w:id="28"/>
-    <w:bookmarkStart w:id="29" w:name="orden-a-temperatura"/>
+    <w:bookmarkEnd w:id="27"/>
+    <w:bookmarkStart w:id="28" w:name="orden-a-temperatura"/>
     <w:p>
       <w:pPr>
         <w:pStyle w:val="Heading3"/>
@@ -4899,19 +5338,21 @@
               </m:r>
             </m:sub>
           </m:sSub>
-          <m:d>
-            <m:dPr>
-              <m:begChr m:val="("/>
-              <m:endChr m:val=")"/>
-              <m:sepChr m:val=""/>
-              <m:grow/>
-            </m:dPr>
-            <m:e>
-              <m:r>
-                <m:t>s</m:t>
-              </m:r>
-            </m:e>
-          </m:d>
+          <m:r>
+            <m:rPr>
+              <m:sty m:val="p"/>
+            </m:rPr>
+            <m:t>(</m:t>
+          </m:r>
+          <m:r>
+            <m:t>s</m:t>
+          </m:r>
+          <m:r>
+            <m:rPr>
+              <m:sty m:val="p"/>
+            </m:rPr>
+            <m:t>)</m:t>
+          </m:r>
           <m:r>
             <m:rPr>
               <m:sty m:val="p"/>
@@ -4924,39 +5365,46 @@
             </m:fPr>
             <m:num>
               <m:r>
+                <m:rPr>
+                  <m:sty m:val="p"/>
+                </m:rPr>
                 <m:t>Θ</m:t>
               </m:r>
-              <m:d>
-                <m:dPr>
-                  <m:begChr m:val="("/>
-                  <m:endChr m:val=")"/>
-                  <m:sepChr m:val=""/>
-                  <m:grow/>
-                </m:dPr>
-                <m:e>
-                  <m:r>
-                    <m:t>s</m:t>
-                  </m:r>
-                </m:e>
-              </m:d>
+              <m:r>
+                <m:rPr>
+                  <m:sty m:val="p"/>
+                </m:rPr>
+                <m:t>(</m:t>
+              </m:r>
+              <m:r>
+                <m:t>s</m:t>
+              </m:r>
+              <m:r>
+                <m:rPr>
+                  <m:sty m:val="p"/>
+                </m:rPr>
+                <m:t>)</m:t>
+              </m:r>
             </m:num>
             <m:den>
               <m:r>
                 <m:t>V</m:t>
               </m:r>
-              <m:d>
-                <m:dPr>
-                  <m:begChr m:val="("/>
-                  <m:endChr m:val=")"/>
-                  <m:sepChr m:val=""/>
-                  <m:grow/>
-                </m:dPr>
-                <m:e>
-                  <m:r>
-                    <m:t>s</m:t>
-                  </m:r>
-                </m:e>
-              </m:d>
+              <m:r>
+                <m:rPr>
+                  <m:sty m:val="p"/>
+                </m:rPr>
+                <m:t>(</m:t>
+              </m:r>
+              <m:r>
+                <m:t>s</m:t>
+              </m:r>
+              <m:r>
+                <m:rPr>
+                  <m:sty m:val="p"/>
+                </m:rPr>
+                <m:t>)</m:t>
+              </m:r>
             </m:den>
           </m:f>
           <m:r>
@@ -4977,19 +5425,21 @@
               </m:r>
             </m:sub>
           </m:sSub>
-          <m:d>
-            <m:dPr>
-              <m:begChr m:val="("/>
-              <m:endChr m:val=")"/>
-              <m:sepChr m:val=""/>
-              <m:grow/>
-            </m:dPr>
-            <m:e>
-              <m:r>
-                <m:t>s</m:t>
-              </m:r>
-            </m:e>
-          </m:d>
+          <m:r>
+            <m:rPr>
+              <m:sty m:val="p"/>
+            </m:rPr>
+            <m:t>(</m:t>
+          </m:r>
+          <m:r>
+            <m:t>s</m:t>
+          </m:r>
+          <m:r>
+            <m:rPr>
+              <m:sty m:val="p"/>
+            </m:rPr>
+            <m:t>)</m:t>
+          </m:r>
           <m:sSub>
             <m:e>
               <m:r>
@@ -5005,19 +5455,21 @@
               </m:r>
             </m:sub>
           </m:sSub>
-          <m:d>
-            <m:dPr>
-              <m:begChr m:val="("/>
-              <m:endChr m:val=")"/>
-              <m:sepChr m:val=""/>
-              <m:grow/>
-            </m:dPr>
-            <m:e>
-              <m:r>
-                <m:t>s</m:t>
-              </m:r>
-            </m:e>
-          </m:d>
+          <m:r>
+            <m:rPr>
+              <m:sty m:val="p"/>
+            </m:rPr>
+            <m:t>(</m:t>
+          </m:r>
+          <m:r>
+            <m:t>s</m:t>
+          </m:r>
+          <m:r>
+            <m:rPr>
+              <m:sty m:val="p"/>
+            </m:rPr>
+            <m:t>)</m:t>
+          </m:r>
         </m:oMath>
       </m:oMathPara>
     </w:p>
@@ -5044,19 +5496,21 @@
               </m:r>
             </m:sub>
           </m:sSub>
-          <m:d>
-            <m:dPr>
-              <m:begChr m:val="("/>
-              <m:endChr m:val=")"/>
-              <m:sepChr m:val=""/>
-              <m:grow/>
-            </m:dPr>
-            <m:e>
-              <m:r>
-                <m:t>s</m:t>
-              </m:r>
-            </m:e>
-          </m:d>
+          <m:r>
+            <m:rPr>
+              <m:sty m:val="p"/>
+            </m:rPr>
+            <m:t>(</m:t>
+          </m:r>
+          <m:r>
+            <m:t>s</m:t>
+          </m:r>
+          <m:r>
+            <m:rPr>
+              <m:sty m:val="p"/>
+            </m:rPr>
+            <m:t>)</m:t>
+          </m:r>
           <m:r>
             <m:rPr>
               <m:sty m:val="p"/>
@@ -5097,74 +5551,78 @@
               </m:sSub>
             </m:num>
             <m:den>
-              <m:d>
-                <m:dPr>
-                  <m:begChr m:val="("/>
-                  <m:endChr m:val=")"/>
-                  <m:sepChr m:val=""/>
-                  <m:grow/>
-                </m:dPr>
+              <m:r>
+                <m:rPr>
+                  <m:sty m:val="p"/>
+                </m:rPr>
+                <m:t>(</m:t>
+              </m:r>
+              <m:sSub>
                 <m:e>
-                  <m:sSub>
-                    <m:e>
-                      <m:r>
-                        <m:t>τ</m:t>
-                      </m:r>
-                    </m:e>
-                    <m:sub>
-                      <m:r>
-                        <m:t>a</m:t>
-                      </m:r>
-                    </m:sub>
-                  </m:sSub>
                   <m:r>
-                    <m:t>s</m:t>
-                  </m:r>
-                  <m:r>
-                    <m:rPr>
-                      <m:sty m:val="p"/>
-                    </m:rPr>
-                    <m:t>+</m:t>
-                  </m:r>
-                  <m:r>
-                    <m:t>1</m:t>
+                    <m:t>τ</m:t>
                   </m:r>
                 </m:e>
-              </m:d>
-              <m:d>
-                <m:dPr>
-                  <m:begChr m:val="("/>
-                  <m:endChr m:val=")"/>
-                  <m:sepChr m:val=""/>
-                  <m:grow/>
-                </m:dPr>
+                <m:sub>
+                  <m:r>
+                    <m:t>a</m:t>
+                  </m:r>
+                </m:sub>
+              </m:sSub>
+              <m:r>
+                <m:t>s</m:t>
+              </m:r>
+              <m:r>
+                <m:rPr>
+                  <m:sty m:val="p"/>
+                </m:rPr>
+                <m:t>+</m:t>
+              </m:r>
+              <m:r>
+                <m:t>1</m:t>
+              </m:r>
+              <m:r>
+                <m:rPr>
+                  <m:sty m:val="p"/>
+                </m:rPr>
+                <m:t>)</m:t>
+              </m:r>
+              <m:r>
+                <m:rPr>
+                  <m:sty m:val="p"/>
+                </m:rPr>
+                <m:t>(</m:t>
+              </m:r>
+              <m:sSub>
                 <m:e>
-                  <m:sSub>
-                    <m:e>
-                      <m:r>
-                        <m:t>τ</m:t>
-                      </m:r>
-                    </m:e>
-                    <m:sub>
-                      <m:r>
-                        <m:t>T</m:t>
-                      </m:r>
-                    </m:sub>
-                  </m:sSub>
                   <m:r>
-                    <m:t>s</m:t>
-                  </m:r>
-                  <m:r>
-                    <m:rPr>
-                      <m:sty m:val="p"/>
-                    </m:rPr>
-                    <m:t>+</m:t>
-                  </m:r>
-                  <m:r>
-                    <m:t>1</m:t>
+                    <m:t>τ</m:t>
                   </m:r>
                 </m:e>
-              </m:d>
+                <m:sub>
+                  <m:r>
+                    <m:t>T</m:t>
+                  </m:r>
+                </m:sub>
+              </m:sSub>
+              <m:r>
+                <m:t>s</m:t>
+              </m:r>
+              <m:r>
+                <m:rPr>
+                  <m:sty m:val="p"/>
+                </m:rPr>
+                <m:t>+</m:t>
+              </m:r>
+              <m:r>
+                <m:t>1</m:t>
+              </m:r>
+              <m:r>
+                <m:rPr>
+                  <m:sty m:val="p"/>
+                </m:rPr>
+                <m:t>)</m:t>
+              </m:r>
             </m:den>
           </m:f>
         </m:oMath>
@@ -5245,19 +5703,21 @@
               </m:r>
             </m:sub>
           </m:sSub>
-          <m:d>
-            <m:dPr>
-              <m:begChr m:val="("/>
-              <m:endChr m:val=")"/>
-              <m:sepChr m:val=""/>
-              <m:grow/>
-            </m:dPr>
-            <m:e>
-              <m:r>
-                <m:t>s</m:t>
-              </m:r>
-            </m:e>
-          </m:d>
+          <m:r>
+            <m:rPr>
+              <m:sty m:val="p"/>
+            </m:rPr>
+            <m:t>(</m:t>
+          </m:r>
+          <m:r>
+            <m:t>s</m:t>
+          </m:r>
+          <m:r>
+            <m:rPr>
+              <m:sty m:val="p"/>
+            </m:rPr>
+            <m:t>)</m:t>
+          </m:r>
           <m:r>
             <m:rPr>
               <m:sty m:val="p"/>
@@ -5274,74 +5734,78 @@
               </m:r>
             </m:num>
             <m:den>
-              <m:d>
-                <m:dPr>
-                  <m:begChr m:val="("/>
-                  <m:endChr m:val=")"/>
-                  <m:sepChr m:val=""/>
-                  <m:grow/>
-                </m:dPr>
+              <m:r>
+                <m:rPr>
+                  <m:sty m:val="p"/>
+                </m:rPr>
+                <m:t>(</m:t>
+              </m:r>
+              <m:sSub>
                 <m:e>
-                  <m:sSub>
-                    <m:e>
-                      <m:r>
-                        <m:t>τ</m:t>
-                      </m:r>
-                    </m:e>
-                    <m:sub>
-                      <m:r>
-                        <m:t>a</m:t>
-                      </m:r>
-                    </m:sub>
-                  </m:sSub>
                   <m:r>
-                    <m:t>s</m:t>
-                  </m:r>
-                  <m:r>
-                    <m:rPr>
-                      <m:sty m:val="p"/>
-                    </m:rPr>
-                    <m:t>+</m:t>
-                  </m:r>
-                  <m:r>
-                    <m:t>1</m:t>
+                    <m:t>τ</m:t>
                   </m:r>
                 </m:e>
-              </m:d>
-              <m:d>
-                <m:dPr>
-                  <m:begChr m:val="("/>
-                  <m:endChr m:val=")"/>
-                  <m:sepChr m:val=""/>
-                  <m:grow/>
-                </m:dPr>
+                <m:sub>
+                  <m:r>
+                    <m:t>a</m:t>
+                  </m:r>
+                </m:sub>
+              </m:sSub>
+              <m:r>
+                <m:t>s</m:t>
+              </m:r>
+              <m:r>
+                <m:rPr>
+                  <m:sty m:val="p"/>
+                </m:rPr>
+                <m:t>+</m:t>
+              </m:r>
+              <m:r>
+                <m:t>1</m:t>
+              </m:r>
+              <m:r>
+                <m:rPr>
+                  <m:sty m:val="p"/>
+                </m:rPr>
+                <m:t>)</m:t>
+              </m:r>
+              <m:r>
+                <m:rPr>
+                  <m:sty m:val="p"/>
+                </m:rPr>
+                <m:t>(</m:t>
+              </m:r>
+              <m:sSub>
                 <m:e>
-                  <m:sSub>
-                    <m:e>
-                      <m:r>
-                        <m:t>τ</m:t>
-                      </m:r>
-                    </m:e>
-                    <m:sub>
-                      <m:r>
-                        <m:t>T</m:t>
-                      </m:r>
-                    </m:sub>
-                  </m:sSub>
                   <m:r>
-                    <m:t>s</m:t>
-                  </m:r>
-                  <m:r>
-                    <m:rPr>
-                      <m:sty m:val="p"/>
-                    </m:rPr>
-                    <m:t>+</m:t>
-                  </m:r>
-                  <m:r>
-                    <m:t>1</m:t>
+                    <m:t>τ</m:t>
                   </m:r>
                 </m:e>
-              </m:d>
+                <m:sub>
+                  <m:r>
+                    <m:t>T</m:t>
+                  </m:r>
+                </m:sub>
+              </m:sSub>
+              <m:r>
+                <m:t>s</m:t>
+              </m:r>
+              <m:r>
+                <m:rPr>
+                  <m:sty m:val="p"/>
+                </m:rPr>
+                <m:t>+</m:t>
+              </m:r>
+              <m:r>
+                <m:t>1</m:t>
+              </m:r>
+              <m:r>
+                <m:rPr>
+                  <m:sty m:val="p"/>
+                </m:rPr>
+                <m:t>)</m:t>
+              </m:r>
             </m:den>
           </m:f>
         </m:oMath>
@@ -5378,43 +5842,45 @@
           <m:r>
             <m:t>500000</m:t>
           </m:r>
-          <m:d>
-            <m:dPr>
-              <m:begChr m:val="("/>
-              <m:endChr m:val=")"/>
-              <m:sepChr m:val=""/>
-              <m:grow/>
-            </m:dPr>
+          <m:r>
+            <m:rPr>
+              <m:sty m:val="p"/>
+            </m:rPr>
+            <m:t>(</m:t>
+          </m:r>
+          <m:r>
+            <m:t>5</m:t>
+          </m:r>
+          <m:r>
+            <m:rPr>
+              <m:sty m:val="p"/>
+            </m:rPr>
+            <m:t>×</m:t>
+          </m:r>
+          <m:sSup>
             <m:e>
               <m:r>
-                <m:t>5</m:t>
-              </m:r>
+                <m:t>10</m:t>
+              </m:r>
+            </m:e>
+            <m:sup>
               <m:r>
                 <m:rPr>
                   <m:sty m:val="p"/>
                 </m:rPr>
-                <m:t>×</m:t>
-              </m:r>
-              <m:sSup>
-                <m:e>
-                  <m:r>
-                    <m:t>10</m:t>
-                  </m:r>
-                </m:e>
-                <m:sup>
-                  <m:r>
-                    <m:rPr>
-                      <m:sty m:val="p"/>
-                    </m:rPr>
-                    <m:t>−</m:t>
-                  </m:r>
-                  <m:r>
-                    <m:t>4</m:t>
-                  </m:r>
-                </m:sup>
-              </m:sSup>
-            </m:e>
-          </m:d>
+                <m:t>−</m:t>
+              </m:r>
+              <m:r>
+                <m:t>4</m:t>
+              </m:r>
+            </m:sup>
+          </m:sSup>
+          <m:r>
+            <m:rPr>
+              <m:sty m:val="p"/>
+            </m:rPr>
+            <m:t>)</m:t>
+          </m:r>
           <m:r>
             <m:rPr>
               <m:sty m:val="p"/>
@@ -5458,19 +5924,21 @@
               </m:r>
             </m:sub>
           </m:sSub>
-          <m:d>
-            <m:dPr>
-              <m:begChr m:val="("/>
-              <m:endChr m:val=")"/>
-              <m:sepChr m:val=""/>
-              <m:grow/>
-            </m:dPr>
-            <m:e>
-              <m:r>
-                <m:t>s</m:t>
-              </m:r>
-            </m:e>
-          </m:d>
+          <m:r>
+            <m:rPr>
+              <m:sty m:val="p"/>
+            </m:rPr>
+            <m:t>(</m:t>
+          </m:r>
+          <m:r>
+            <m:t>s</m:t>
+          </m:r>
+          <m:r>
+            <m:rPr>
+              <m:sty m:val="p"/>
+            </m:rPr>
+            <m:t>)</m:t>
+          </m:r>
           <m:r>
             <m:rPr>
               <m:sty m:val="p"/>
@@ -5487,56 +5955,60 @@
               </m:r>
             </m:num>
             <m:den>
-              <m:d>
-                <m:dPr>
-                  <m:begChr m:val="("/>
-                  <m:endChr m:val=")"/>
-                  <m:sepChr m:val=""/>
-                  <m:grow/>
-                </m:dPr>
-                <m:e>
-                  <m:r>
-                    <m:t>10</m:t>
-                  </m:r>
-                  <m:r>
-                    <m:t>s</m:t>
-                  </m:r>
-                  <m:r>
-                    <m:rPr>
-                      <m:sty m:val="p"/>
-                    </m:rPr>
-                    <m:t>+</m:t>
-                  </m:r>
-                  <m:r>
-                    <m:t>1</m:t>
-                  </m:r>
-                </m:e>
-              </m:d>
-              <m:d>
-                <m:dPr>
-                  <m:begChr m:val="("/>
-                  <m:endChr m:val=")"/>
-                  <m:sepChr m:val=""/>
-                  <m:grow/>
-                </m:dPr>
-                <m:e>
-                  <m:r>
-                    <m:t>600</m:t>
-                  </m:r>
-                  <m:r>
-                    <m:t>s</m:t>
-                  </m:r>
-                  <m:r>
-                    <m:rPr>
-                      <m:sty m:val="p"/>
-                    </m:rPr>
-                    <m:t>+</m:t>
-                  </m:r>
-                  <m:r>
-                    <m:t>1</m:t>
-                  </m:r>
-                </m:e>
-              </m:d>
+              <m:r>
+                <m:rPr>
+                  <m:sty m:val="p"/>
+                </m:rPr>
+                <m:t>(</m:t>
+              </m:r>
+              <m:r>
+                <m:t>10</m:t>
+              </m:r>
+              <m:r>
+                <m:t>s</m:t>
+              </m:r>
+              <m:r>
+                <m:rPr>
+                  <m:sty m:val="p"/>
+                </m:rPr>
+                <m:t>+</m:t>
+              </m:r>
+              <m:r>
+                <m:t>1</m:t>
+              </m:r>
+              <m:r>
+                <m:rPr>
+                  <m:sty m:val="p"/>
+                </m:rPr>
+                <m:t>)</m:t>
+              </m:r>
+              <m:r>
+                <m:rPr>
+                  <m:sty m:val="p"/>
+                </m:rPr>
+                <m:t>(</m:t>
+              </m:r>
+              <m:r>
+                <m:t>600</m:t>
+              </m:r>
+              <m:r>
+                <m:t>s</m:t>
+              </m:r>
+              <m:r>
+                <m:rPr>
+                  <m:sty m:val="p"/>
+                </m:rPr>
+                <m:t>+</m:t>
+              </m:r>
+              <m:r>
+                <m:t>1</m:t>
+              </m:r>
+              <m:r>
+                <m:rPr>
+                  <m:sty m:val="p"/>
+                </m:rPr>
+                <m:t>)</m:t>
+              </m:r>
             </m:den>
           </m:f>
         </m:oMath>
@@ -5565,19 +6037,21 @@
               </m:r>
             </m:sub>
           </m:sSub>
-          <m:d>
-            <m:dPr>
-              <m:begChr m:val="("/>
-              <m:endChr m:val=")"/>
-              <m:sepChr m:val=""/>
-              <m:grow/>
-            </m:dPr>
-            <m:e>
-              <m:r>
-                <m:t>s</m:t>
-              </m:r>
-            </m:e>
-          </m:d>
+          <m:r>
+            <m:rPr>
+              <m:sty m:val="p"/>
+            </m:rPr>
+            <m:t>(</m:t>
+          </m:r>
+          <m:r>
+            <m:t>s</m:t>
+          </m:r>
+          <m:r>
+            <m:rPr>
+              <m:sty m:val="p"/>
+            </m:rPr>
+            <m:t>)</m:t>
+          </m:r>
           <m:r>
             <m:rPr>
               <m:sty m:val="p"/>
@@ -5635,8 +6109,8 @@
         </m:oMath>
       </m:oMathPara>
     </w:p>
-    <w:bookmarkEnd w:id="29"/>
-    <w:bookmarkStart w:id="30" w:name="carga-térmica-a-temperatura"/>
+    <w:bookmarkEnd w:id="28"/>
+    <w:bookmarkStart w:id="29" w:name="carga-térmica-a-temperatura"/>
     <w:p>
       <w:pPr>
         <w:pStyle w:val="Heading3"/>
@@ -5668,19 +6142,21 @@
               </m:r>
             </m:sub>
           </m:sSub>
-          <m:d>
-            <m:dPr>
-              <m:begChr m:val="("/>
-              <m:endChr m:val=")"/>
-              <m:sepChr m:val=""/>
-              <m:grow/>
-            </m:dPr>
-            <m:e>
-              <m:r>
-                <m:t>s</m:t>
-              </m:r>
-            </m:e>
-          </m:d>
+          <m:r>
+            <m:rPr>
+              <m:sty m:val="p"/>
+            </m:rPr>
+            <m:t>(</m:t>
+          </m:r>
+          <m:r>
+            <m:t>s</m:t>
+          </m:r>
+          <m:r>
+            <m:rPr>
+              <m:sty m:val="p"/>
+            </m:rPr>
+            <m:t>)</m:t>
+          </m:r>
           <m:r>
             <m:rPr>
               <m:sty m:val="p"/>
@@ -5693,21 +6169,26 @@
             </m:fPr>
             <m:num>
               <m:r>
+                <m:rPr>
+                  <m:sty m:val="p"/>
+                </m:rPr>
                 <m:t>Θ</m:t>
               </m:r>
-              <m:d>
-                <m:dPr>
-                  <m:begChr m:val="("/>
-                  <m:endChr m:val=")"/>
-                  <m:sepChr m:val=""/>
-                  <m:grow/>
-                </m:dPr>
-                <m:e>
-                  <m:r>
-                    <m:t>s</m:t>
-                  </m:r>
-                </m:e>
-              </m:d>
+              <m:r>
+                <m:rPr>
+                  <m:sty m:val="p"/>
+                </m:rPr>
+                <m:t>(</m:t>
+              </m:r>
+              <m:r>
+                <m:t>s</m:t>
+              </m:r>
+              <m:r>
+                <m:rPr>
+                  <m:sty m:val="p"/>
+                </m:rPr>
+                <m:t>)</m:t>
+              </m:r>
             </m:num>
             <m:den>
               <m:sSub>
@@ -5722,19 +6203,21 @@
                   </m:r>
                 </m:sub>
               </m:sSub>
-              <m:d>
-                <m:dPr>
-                  <m:begChr m:val="("/>
-                  <m:endChr m:val=")"/>
-                  <m:sepChr m:val=""/>
-                  <m:grow/>
-                </m:dPr>
-                <m:e>
-                  <m:r>
-                    <m:t>s</m:t>
-                  </m:r>
-                </m:e>
-              </m:d>
+              <m:r>
+                <m:rPr>
+                  <m:sty m:val="p"/>
+                </m:rPr>
+                <m:t>(</m:t>
+              </m:r>
+              <m:r>
+                <m:t>s</m:t>
+              </m:r>
+              <m:r>
+                <m:rPr>
+                  <m:sty m:val="p"/>
+                </m:rPr>
+                <m:t>)</m:t>
+              </m:r>
             </m:den>
           </m:f>
           <m:r>
@@ -5854,8 +6337,8 @@
         </m:oMath>
       </m:oMathPara>
     </w:p>
-    <w:bookmarkEnd w:id="30"/>
-    <w:bookmarkStart w:id="31" w:name="X0a0ae73564dcd8f43abef6974e3aa29b74dedbe"/>
+    <w:bookmarkEnd w:id="29"/>
+    <w:bookmarkStart w:id="30" w:name="X0a0ae73564dcd8f43abef6974e3aa29b74dedbe"/>
     <w:p>
       <w:pPr>
         <w:pStyle w:val="Heading3"/>
@@ -5893,19 +6376,21 @@
               </m:r>
             </m:sub>
           </m:sSub>
-          <m:d>
-            <m:dPr>
-              <m:begChr m:val="("/>
-              <m:endChr m:val=")"/>
-              <m:sepChr m:val=""/>
-              <m:grow/>
-            </m:dPr>
-            <m:e>
-              <m:r>
-                <m:t>s</m:t>
-              </m:r>
-            </m:e>
-          </m:d>
+          <m:r>
+            <m:rPr>
+              <m:sty m:val="p"/>
+            </m:rPr>
+            <m:t>(</m:t>
+          </m:r>
+          <m:r>
+            <m:t>s</m:t>
+          </m:r>
+          <m:r>
+            <m:rPr>
+              <m:sty m:val="p"/>
+            </m:rPr>
+            <m:t>)</m:t>
+          </m:r>
           <m:r>
             <m:rPr>
               <m:sty m:val="p"/>
@@ -5918,26 +6403,34 @@
             </m:fPr>
             <m:num>
               <m:r>
+                <m:rPr>
+                  <m:sty m:val="p"/>
+                </m:rPr>
                 <m:t>Θ</m:t>
               </m:r>
-              <m:d>
-                <m:dPr>
-                  <m:begChr m:val="("/>
-                  <m:endChr m:val=")"/>
-                  <m:sepChr m:val=""/>
-                  <m:grow/>
-                </m:dPr>
-                <m:e>
-                  <m:r>
-                    <m:t>s</m:t>
-                  </m:r>
-                </m:e>
-              </m:d>
+              <m:r>
+                <m:rPr>
+                  <m:sty m:val="p"/>
+                </m:rPr>
+                <m:t>(</m:t>
+              </m:r>
+              <m:r>
+                <m:t>s</m:t>
+              </m:r>
+              <m:r>
+                <m:rPr>
+                  <m:sty m:val="p"/>
+                </m:rPr>
+                <m:t>)</m:t>
+              </m:r>
             </m:num>
             <m:den>
               <m:sSub>
                 <m:e>
                   <m:r>
+                    <m:rPr>
+                      <m:sty m:val="p"/>
+                    </m:rPr>
                     <m:t>Θ</m:t>
                   </m:r>
                 </m:e>
@@ -5953,19 +6446,21 @@
                   </m:r>
                 </m:sub>
               </m:sSub>
-              <m:d>
-                <m:dPr>
-                  <m:begChr m:val="("/>
-                  <m:endChr m:val=")"/>
-                  <m:sepChr m:val=""/>
-                  <m:grow/>
-                </m:dPr>
-                <m:e>
-                  <m:r>
-                    <m:t>s</m:t>
-                  </m:r>
-                </m:e>
-              </m:d>
+              <m:r>
+                <m:rPr>
+                  <m:sty m:val="p"/>
+                </m:rPr>
+                <m:t>(</m:t>
+              </m:r>
+              <m:r>
+                <m:t>s</m:t>
+              </m:r>
+              <m:r>
+                <m:rPr>
+                  <m:sty m:val="p"/>
+                </m:rPr>
+                <m:t>)</m:t>
+              </m:r>
             </m:den>
           </m:f>
           <m:r>
@@ -6064,9 +6559,9 @@
         </m:oMath>
       </m:oMathPara>
     </w:p>
+    <w:bookmarkEnd w:id="30"/>
     <w:bookmarkEnd w:id="31"/>
-    <w:bookmarkEnd w:id="32"/>
-    <w:bookmarkStart w:id="33" w:name="análisis-inicial-de-la-planta"/>
+    <w:bookmarkStart w:id="32" w:name="análisis-inicial-de-la-planta"/>
     <w:p>
       <w:pPr>
         <w:pStyle w:val="Heading2"/>
@@ -6451,19 +6946,21 @@
             </m:r>
           </m:sub>
         </m:sSub>
-        <m:d>
-          <m:dPr>
-            <m:begChr m:val="("/>
-            <m:endChr m:val=")"/>
-            <m:sepChr m:val=""/>
-            <m:grow/>
-          </m:dPr>
-          <m:e>
-            <m:r>
-              <m:t>0</m:t>
-            </m:r>
-          </m:e>
-        </m:d>
+        <m:r>
+          <m:rPr>
+            <m:sty m:val="p"/>
+          </m:rPr>
+          <m:t>(</m:t>
+        </m:r>
+        <m:r>
+          <m:t>0</m:t>
+        </m:r>
+        <m:r>
+          <m:rPr>
+            <m:sty m:val="p"/>
+          </m:rPr>
+          <m:t>)</m:t>
+        </m:r>
         <m:r>
           <m:rPr>
             <m:sty m:val="p"/>
@@ -6512,19 +7009,21 @@
               </m:r>
             </m:sub>
           </m:sSub>
-          <m:d>
-            <m:dPr>
-              <m:begChr m:val="("/>
-              <m:endChr m:val=")"/>
-              <m:sepChr m:val=""/>
-              <m:grow/>
-            </m:dPr>
-            <m:e>
-              <m:r>
-                <m:t>s</m:t>
-              </m:r>
-            </m:e>
-          </m:d>
+          <m:r>
+            <m:rPr>
+              <m:sty m:val="p"/>
+            </m:rPr>
+            <m:t>(</m:t>
+          </m:r>
+          <m:r>
+            <m:t>s</m:t>
+          </m:r>
+          <m:r>
+            <m:rPr>
+              <m:sty m:val="p"/>
+            </m:rPr>
+            <m:t>)</m:t>
+          </m:r>
           <m:r>
             <m:rPr>
               <m:sty m:val="p"/>
@@ -6869,8 +7368,8 @@
       </w:r>
       <w:r>
         <w:rPr>
+          <w:b/>
           <w:bCs/>
-          <w:b/>
         </w:rPr>
         <w:t xml:space="preserve">segundo orden sobreamortiguada</w:t>
       </w:r>
@@ -6944,19 +7443,21 @@
               </m:r>
             </m:sub>
           </m:sSub>
-          <m:d>
-            <m:dPr>
-              <m:begChr m:val="("/>
-              <m:endChr m:val=")"/>
-              <m:sepChr m:val=""/>
-              <m:grow/>
-            </m:dPr>
-            <m:e>
-              <m:r>
-                <m:t>s</m:t>
-              </m:r>
-            </m:e>
-          </m:d>
+          <m:r>
+            <m:rPr>
+              <m:sty m:val="p"/>
+            </m:rPr>
+            <m:t>(</m:t>
+          </m:r>
+          <m:r>
+            <m:t>s</m:t>
+          </m:r>
+          <m:r>
+            <m:rPr>
+              <m:sty m:val="p"/>
+            </m:rPr>
+            <m:t>)</m:t>
+          </m:r>
           <m:r>
             <m:rPr>
               <m:sty m:val="p"/>
@@ -6999,8 +7500,8 @@
         </m:oMath>
       </m:oMathPara>
     </w:p>
-    <w:bookmarkEnd w:id="33"/>
-    <w:bookmarkStart w:id="36" w:name="Xf6f524d70cac6fbceebe50f18c24c5203c47b99"/>
+    <w:bookmarkEnd w:id="32"/>
+    <w:bookmarkStart w:id="35" w:name="Xf6f524d70cac6fbceebe50f18c24c5203c47b99"/>
     <w:p>
       <w:pPr>
         <w:pStyle w:val="Heading2"/>
@@ -7009,7 +7510,7 @@
         <w:t xml:space="preserve">9. Ensayos y especificaciones provisionales de lazo cerrado</w:t>
       </w:r>
     </w:p>
-    <w:bookmarkStart w:id="34" w:name="ensayo-nominal-de-referencia"/>
+    <w:bookmarkStart w:id="33" w:name="ensayo-nominal-de-referencia"/>
     <w:p>
       <w:pPr>
         <w:pStyle w:val="Heading3"/>
@@ -7038,6 +7539,9 @@
         </m:oMathParaPr>
         <m:oMath>
           <m:r>
+            <m:rPr>
+              <m:sty m:val="p"/>
+            </m:rPr>
             <m:t>Δ</m:t>
           </m:r>
           <m:r>
@@ -7117,6 +7621,9 @@
       </w:r>
       <m:oMath>
         <m:r>
+          <m:rPr>
+            <m:sty m:val="p"/>
+          </m:rPr>
           <m:t>Δ</m:t>
         </m:r>
         <m:r>
@@ -7191,8 +7698,8 @@
         <w:t xml:space="preserve">acción de control total: entre 0 y 100 %, sin saturación sostenida.</w:t>
       </w:r>
     </w:p>
-    <w:bookmarkEnd w:id="34"/>
-    <w:bookmarkStart w:id="35" w:name="ensayo-de-perturbación"/>
+    <w:bookmarkEnd w:id="33"/>
+    <w:bookmarkStart w:id="34" w:name="ensayo-de-perturbación"/>
     <w:p>
       <w:pPr>
         <w:pStyle w:val="Heading3"/>
@@ -7227,6 +7734,9 @@
         </m:oMathParaPr>
         <m:oMath>
           <m:r>
+            <m:rPr>
+              <m:sty m:val="p"/>
+            </m:rPr>
             <m:t>Δ</m:t>
           </m:r>
           <m:sSub>
@@ -7337,9 +7847,9 @@
         <w:t xml:space="preserve">visualización explícita de la orden de control.</w:t>
       </w:r>
     </w:p>
+    <w:bookmarkEnd w:id="34"/>
     <w:bookmarkEnd w:id="35"/>
-    <w:bookmarkEnd w:id="36"/>
-    <w:bookmarkStart w:id="45" w:name="diseño-del-controlador-pi"/>
+    <w:bookmarkStart w:id="43" w:name="diseño-del-controlador-pi"/>
     <w:p>
       <w:pPr>
         <w:pStyle w:val="Heading2"/>
@@ -7370,19 +7880,21 @@
           <m:r>
             <m:t>C</m:t>
           </m:r>
-          <m:d>
-            <m:dPr>
-              <m:begChr m:val="("/>
-              <m:endChr m:val=")"/>
-              <m:sepChr m:val=""/>
-              <m:grow/>
-            </m:dPr>
-            <m:e>
-              <m:r>
-                <m:t>s</m:t>
-              </m:r>
-            </m:e>
-          </m:d>
+          <m:r>
+            <m:rPr>
+              <m:sty m:val="p"/>
+            </m:rPr>
+            <m:t>(</m:t>
+          </m:r>
+          <m:r>
+            <m:t>s</m:t>
+          </m:r>
+          <m:r>
+            <m:rPr>
+              <m:sty m:val="p"/>
+            </m:rPr>
+            <m:t>)</m:t>
+          </m:r>
           <m:r>
             <m:rPr>
               <m:sty m:val="p"/>
@@ -7506,7 +8018,7 @@
         </m:oMath>
       </m:oMathPara>
     </w:p>
-    <w:bookmarkStart w:id="37" w:name="parámetros-adoptados"/>
+    <w:bookmarkStart w:id="36" w:name="parámetros-adoptados"/>
     <w:p>
       <w:pPr>
         <w:pStyle w:val="Heading3"/>
@@ -7885,8 +8397,8 @@
       </w:r>
       <w:r>
         <w:rPr>
+          <w:b/>
           <w:bCs/>
-          <w:b/>
         </w:rPr>
         <w:t xml:space="preserve">nominalmente</w:t>
       </w:r>
@@ -7929,8 +8441,8 @@
         <w:t xml:space="preserve">demuestra robustez sobre el horno real.</w:t>
       </w:r>
     </w:p>
-    <w:bookmarkEnd w:id="37"/>
-    <w:bookmarkStart w:id="38" w:name="X6bfc4ade012ef2158390e2ec1a392ae526dde66"/>
+    <w:bookmarkEnd w:id="36"/>
+    <w:bookmarkStart w:id="37" w:name="X6bfc4ade012ef2158390e2ec1a392ae526dde66"/>
     <w:p>
       <w:pPr>
         <w:pStyle w:val="Heading3"/>
@@ -7953,19 +8465,21 @@
           <m:r>
             <m:t>L</m:t>
           </m:r>
-          <m:d>
-            <m:dPr>
-              <m:begChr m:val="("/>
-              <m:endChr m:val=")"/>
-              <m:sepChr m:val=""/>
-              <m:grow/>
-            </m:dPr>
-            <m:e>
-              <m:r>
-                <m:t>s</m:t>
-              </m:r>
-            </m:e>
-          </m:d>
+          <m:r>
+            <m:rPr>
+              <m:sty m:val="p"/>
+            </m:rPr>
+            <m:t>(</m:t>
+          </m:r>
+          <m:r>
+            <m:t>s</m:t>
+          </m:r>
+          <m:r>
+            <m:rPr>
+              <m:sty m:val="p"/>
+            </m:rPr>
+            <m:t>)</m:t>
+          </m:r>
           <m:r>
             <m:rPr>
               <m:sty m:val="p"/>
@@ -7975,19 +8489,21 @@
           <m:r>
             <m:t>C</m:t>
           </m:r>
-          <m:d>
-            <m:dPr>
-              <m:begChr m:val="("/>
-              <m:endChr m:val=")"/>
-              <m:sepChr m:val=""/>
-              <m:grow/>
-            </m:dPr>
-            <m:e>
-              <m:r>
-                <m:t>s</m:t>
-              </m:r>
-            </m:e>
-          </m:d>
+          <m:r>
+            <m:rPr>
+              <m:sty m:val="p"/>
+            </m:rPr>
+            <m:t>(</m:t>
+          </m:r>
+          <m:r>
+            <m:t>s</m:t>
+          </m:r>
+          <m:r>
+            <m:rPr>
+              <m:sty m:val="p"/>
+            </m:rPr>
+            <m:t>)</m:t>
+          </m:r>
           <m:sSub>
             <m:e>
               <m:r>
@@ -8000,19 +8516,21 @@
               </m:r>
             </m:sub>
           </m:sSub>
-          <m:d>
-            <m:dPr>
-              <m:begChr m:val="("/>
-              <m:endChr m:val=")"/>
-              <m:sepChr m:val=""/>
-              <m:grow/>
-            </m:dPr>
-            <m:e>
-              <m:r>
-                <m:t>s</m:t>
-              </m:r>
-            </m:e>
-          </m:d>
+          <m:r>
+            <m:rPr>
+              <m:sty m:val="p"/>
+            </m:rPr>
+            <m:t>(</m:t>
+          </m:r>
+          <m:r>
+            <m:t>s</m:t>
+          </m:r>
+          <m:r>
+            <m:rPr>
+              <m:sty m:val="p"/>
+            </m:rPr>
+            <m:t>)</m:t>
+          </m:r>
           <m:r>
             <m:rPr>
               <m:sty m:val="p"/>
@@ -8047,31 +8565,33 @@
               <m:r>
                 <m:t>s</m:t>
               </m:r>
-              <m:d>
-                <m:dPr>
-                  <m:begChr m:val="("/>
-                  <m:endChr m:val=")"/>
-                  <m:sepChr m:val=""/>
-                  <m:grow/>
-                </m:dPr>
-                <m:e>
-                  <m:r>
-                    <m:t>10</m:t>
-                  </m:r>
-                  <m:r>
-                    <m:t>s</m:t>
-                  </m:r>
-                  <m:r>
-                    <m:rPr>
-                      <m:sty m:val="p"/>
-                    </m:rPr>
-                    <m:t>+</m:t>
-                  </m:r>
-                  <m:r>
-                    <m:t>1</m:t>
-                  </m:r>
-                </m:e>
-              </m:d>
+              <m:r>
+                <m:rPr>
+                  <m:sty m:val="p"/>
+                </m:rPr>
+                <m:t>(</m:t>
+              </m:r>
+              <m:r>
+                <m:t>10</m:t>
+              </m:r>
+              <m:r>
+                <m:t>s</m:t>
+              </m:r>
+              <m:r>
+                <m:rPr>
+                  <m:sty m:val="p"/>
+                </m:rPr>
+                <m:t>+</m:t>
+              </m:r>
+              <m:r>
+                <m:t>1</m:t>
+              </m:r>
+              <m:r>
+                <m:rPr>
+                  <m:sty m:val="p"/>
+                </m:rPr>
+                <m:t>)</m:t>
+              </m:r>
             </m:den>
           </m:f>
           <m:r>
@@ -8095,8 +8615,8 @@
       </w:r>
       <w:r>
         <w:rPr>
+          <w:b/>
           <w:bCs/>
-          <w:b/>
         </w:rPr>
         <w:t xml:space="preserve">tipo 1</w:t>
       </w:r>
@@ -8128,8 +8648,8 @@
       </w:r>
       <w:r>
         <w:rPr>
+          <w:b/>
           <w:bCs/>
-          <w:b/>
         </w:rPr>
         <w:t xml:space="preserve">lazo nominal reducido</w:t>
       </w:r>
@@ -8553,8 +9073,8 @@
       </w:r>
       <w:r>
         <w:rPr>
+          <w:b/>
           <w:bCs/>
-          <w:b/>
         </w:rPr>
         <w:t xml:space="preserve">realización mínima</w:t>
       </w:r>
@@ -8577,19 +9097,21 @@
         <m:r>
           <m:t>T</m:t>
         </m:r>
-        <m:d>
-          <m:dPr>
-            <m:begChr m:val="("/>
-            <m:endChr m:val=")"/>
-            <m:sepChr m:val=""/>
-            <m:grow/>
-          </m:dPr>
-          <m:e>
-            <m:r>
-              <m:t>s</m:t>
-            </m:r>
-          </m:e>
-        </m:d>
+        <m:r>
+          <m:rPr>
+            <m:sty m:val="p"/>
+          </m:rPr>
+          <m:t>(</m:t>
+        </m:r>
+        <m:r>
+          <m:t>s</m:t>
+        </m:r>
+        <m:r>
+          <m:rPr>
+            <m:sty m:val="p"/>
+          </m:rPr>
+          <m:t>)</m:t>
+        </m:r>
       </m:oMath>
       <w:r>
         <w:t xml:space="preserve"> </w:t>
@@ -8602,8 +9124,8 @@
       </w:r>
       <w:r>
         <w:rPr>
+          <w:b/>
           <w:bCs/>
-          <w:b/>
         </w:rPr>
         <w:t xml:space="preserve">segundo orden sobreamortiguada</w:t>
       </w:r>
@@ -9089,26 +9611,28 @@
             </m:r>
           </m:sub>
         </m:sSub>
-        <m:d>
-          <m:dPr>
-            <m:begChr m:val="("/>
-            <m:endChr m:val=")"/>
-            <m:sepChr m:val=""/>
-            <m:grow/>
-          </m:dPr>
-          <m:e>
-            <m:r>
-              <m:t>s</m:t>
-            </m:r>
-          </m:e>
-        </m:d>
+        <m:r>
+          <m:rPr>
+            <m:sty m:val="p"/>
+          </m:rPr>
+          <m:t>(</m:t>
+        </m:r>
+        <m:r>
+          <m:t>s</m:t>
+        </m:r>
+        <m:r>
+          <m:rPr>
+            <m:sty m:val="p"/>
+          </m:rPr>
+          <m:t>)</m:t>
+        </m:r>
       </m:oMath>
       <w:r>
         <w:t xml:space="preserve">.</w:t>
       </w:r>
     </w:p>
-    <w:bookmarkEnd w:id="38"/>
-    <w:bookmarkStart w:id="39" w:name="Xab90f3404943f0b5bf85d1680628fc618fb889d"/>
+    <w:bookmarkEnd w:id="37"/>
+    <w:bookmarkStart w:id="38" w:name="Xab90f3404943f0b5bf85d1680628fc618fb889d"/>
     <w:p>
       <w:pPr>
         <w:pStyle w:val="Heading3"/>
@@ -9145,13 +9669,45 @@
         <w:pStyle w:val="FirstParagraph"/>
       </w:pPr>
       <w:r>
-        <w:t xml:space="preserve">Ante un escalón</w:t>
+        <w:t xml:space="preserve">El criterio primario de elección de</w:t>
+      </w:r>
+      <w:r>
+        <w:t xml:space="preserve"> </w:t>
+      </w:r>
+      <m:oMath>
+        <m:sSub>
+          <m:e>
+            <m:r>
+              <m:t>K</m:t>
+            </m:r>
+          </m:e>
+          <m:sub>
+            <m:r>
+              <m:t>p</m:t>
+            </m:r>
+          </m:sub>
+        </m:sSub>
+      </m:oMath>
+      <w:r>
+        <w:t xml:space="preserve"> </w:t>
+      </w:r>
+      <w:r>
+        <w:t xml:space="preserve">es el margen de actuación ante el</w:t>
+      </w:r>
+      <w:r>
+        <w:t xml:space="preserve"> </w:t>
+      </w:r>
+      <w:r>
+        <w:t xml:space="preserve">ensayo de referencia. Con</w:t>
       </w:r>
       <w:r>
         <w:t xml:space="preserve"> </w:t>
       </w:r>
       <m:oMath>
         <m:r>
+          <m:rPr>
+            <m:sty m:val="p"/>
+          </m:rPr>
           <m:t>Δ</m:t>
         </m:r>
         <m:r>
@@ -9166,9 +9722,71 @@
         <m:r>
           <m:t>10</m:t>
         </m:r>
+        <m:sSup>
+          <m:e>
+            <m:r>
+              <m:t> </m:t>
+            </m:r>
+          </m:e>
+          <m:sup>
+            <m:r>
+              <m:rPr>
+                <m:sty m:val="p"/>
+              </m:rPr>
+              <m:t>∘</m:t>
+            </m:r>
+          </m:sup>
+        </m:sSup>
+        <m:r>
+          <m:rPr>
+            <m:sty m:val="p"/>
+          </m:rPr>
+          <m:t>C</m:t>
+        </m:r>
       </m:oMath>
       <w:r>
-        <w:t xml:space="preserve">, medido en °C,</w:t>
+        <w:t xml:space="preserve"> </w:t>
+      </w:r>
+      <w:r>
+        <w:t xml:space="preserve">y</w:t>
+      </w:r>
+      <w:r>
+        <w:t xml:space="preserve"> </w:t>
+      </w:r>
+      <m:oMath>
+        <m:sSub>
+          <m:e>
+            <m:r>
+              <m:t>u</m:t>
+            </m:r>
+          </m:e>
+          <m:sub>
+            <m:r>
+              <m:t>0</m:t>
+            </m:r>
+          </m:sub>
+        </m:sSub>
+        <m:r>
+          <m:rPr>
+            <m:sty m:val="p"/>
+          </m:rPr>
+          <m:t>=</m:t>
+        </m:r>
+        <m:r>
+          <m:t>0</m:t>
+        </m:r>
+        <m:r>
+          <m:rPr>
+            <m:sty m:val="p"/>
+          </m:rPr>
+          <m:t>,</m:t>
+        </m:r>
+        <m:r>
+          <m:t>70</m:t>
+        </m:r>
+      </m:oMath>
+      <w:r>
+        <w:t xml:space="preserve">,</w:t>
       </w:r>
     </w:p>
     <w:p>
@@ -9185,31 +9803,33 @@
           <m:r>
             <m:t>v</m:t>
           </m:r>
-          <m:d>
-            <m:dPr>
-              <m:begChr m:val="("/>
-              <m:endChr m:val=")"/>
-              <m:sepChr m:val=""/>
-              <m:grow/>
-            </m:dPr>
+          <m:r>
+            <m:rPr>
+              <m:sty m:val="p"/>
+            </m:rPr>
+            <m:t>(</m:t>
+          </m:r>
+          <m:sSup>
             <m:e>
-              <m:sSup>
-                <m:e>
-                  <m:r>
-                    <m:t>0</m:t>
-                  </m:r>
-                </m:e>
-                <m:sup>
-                  <m:r>
-                    <m:rPr>
-                      <m:sty m:val="p"/>
-                    </m:rPr>
-                    <m:t>+</m:t>
-                  </m:r>
-                </m:sup>
-              </m:sSup>
+              <m:r>
+                <m:t>0</m:t>
+              </m:r>
             </m:e>
-          </m:d>
+            <m:sup>
+              <m:r>
+                <m:rPr>
+                  <m:sty m:val="p"/>
+                </m:rPr>
+                <m:t>+</m:t>
+              </m:r>
+            </m:sup>
+          </m:sSup>
+          <m:r>
+            <m:rPr>
+              <m:sty m:val="p"/>
+            </m:rPr>
+            <m:t>)</m:t>
+          </m:r>
           <m:r>
             <m:rPr>
               <m:sty m:val="p"/>
@@ -9229,6 +9849,9 @@
             </m:sub>
           </m:sSub>
           <m:r>
+            <m:rPr>
+              <m:sty m:val="p"/>
+            </m:rPr>
             <m:t>Δ</m:t>
           </m:r>
           <m:r>
@@ -9238,57 +9861,41 @@
             <m:rPr>
               <m:sty m:val="p"/>
             </m:rPr>
-            <m:t>=</m:t>
-          </m:r>
-          <m:r>
-            <m:t>0</m:t>
-          </m:r>
-          <m:r>
-            <m:rPr>
-              <m:sty m:val="p"/>
-            </m:rPr>
             <m:t>,</m:t>
           </m:r>
           <m:r>
-            <m:t>25</m:t>
-          </m:r>
-          <m:r>
-            <m:rPr>
-              <m:sty m:val="p"/>
-            </m:rPr>
-            <m:t>,</m:t>
-          </m:r>
-          <m:r>
             <m:t>  </m:t>
           </m:r>
           <m:r>
             <m:t>u</m:t>
           </m:r>
-          <m:d>
-            <m:dPr>
-              <m:begChr m:val="("/>
-              <m:endChr m:val=")"/>
-              <m:sepChr m:val=""/>
-              <m:grow/>
-            </m:dPr>
+          <m:r>
+            <m:rPr>
+              <m:sty m:val="p"/>
+            </m:rPr>
+            <m:t>(</m:t>
+          </m:r>
+          <m:sSup>
             <m:e>
-              <m:sSup>
-                <m:e>
-                  <m:r>
-                    <m:t>0</m:t>
-                  </m:r>
-                </m:e>
-                <m:sup>
-                  <m:r>
-                    <m:rPr>
-                      <m:sty m:val="p"/>
-                    </m:rPr>
-                    <m:t>+</m:t>
-                  </m:r>
-                </m:sup>
-              </m:sSup>
+              <m:r>
+                <m:t>0</m:t>
+              </m:r>
             </m:e>
-          </m:d>
+            <m:sup>
+              <m:r>
+                <m:rPr>
+                  <m:sty m:val="p"/>
+                </m:rPr>
+                <m:t>+</m:t>
+              </m:r>
+            </m:sup>
+          </m:sSup>
+          <m:r>
+            <m:rPr>
+              <m:sty m:val="p"/>
+            </m:rPr>
+            <m:t>)</m:t>
+          </m:r>
           <m:r>
             <m:rPr>
               <m:sty m:val="p"/>
@@ -9316,48 +9923,77 @@
           <m:r>
             <m:t>v</m:t>
           </m:r>
-          <m:d>
-            <m:dPr>
-              <m:begChr m:val="("/>
-              <m:endChr m:val=")"/>
-              <m:sepChr m:val=""/>
-              <m:grow/>
-            </m:dPr>
+          <m:r>
+            <m:rPr>
+              <m:sty m:val="p"/>
+            </m:rPr>
+            <m:t>(</m:t>
+          </m:r>
+          <m:sSup>
             <m:e>
-              <m:sSup>
-                <m:e>
-                  <m:r>
-                    <m:t>0</m:t>
-                  </m:r>
-                </m:e>
-                <m:sup>
-                  <m:r>
-                    <m:rPr>
-                      <m:sty m:val="p"/>
-                    </m:rPr>
-                    <m:t>+</m:t>
-                  </m:r>
-                </m:sup>
-              </m:sSup>
+              <m:r>
+                <m:t>0</m:t>
+              </m:r>
             </m:e>
-          </m:d>
+            <m:sup>
+              <m:r>
+                <m:rPr>
+                  <m:sty m:val="p"/>
+                </m:rPr>
+                <m:t>+</m:t>
+              </m:r>
+            </m:sup>
+          </m:sSup>
+          <m:r>
+            <m:rPr>
+              <m:sty m:val="p"/>
+            </m:rPr>
+            <m:t>)</m:t>
+          </m:r>
           <m:r>
             <m:rPr>
               <m:sty m:val="p"/>
             </m:rPr>
             <m:t>=</m:t>
           </m:r>
-          <m:r>
-            <m:t>0</m:t>
-          </m:r>
-          <m:r>
-            <m:rPr>
-              <m:sty m:val="p"/>
-            </m:rPr>
-            <m:t>,</m:t>
-          </m:r>
-          <m:r>
-            <m:t>95</m:t>
+          <m:sSub>
+            <m:e>
+              <m:r>
+                <m:t>u</m:t>
+              </m:r>
+            </m:e>
+            <m:sub>
+              <m:r>
+                <m:t>0</m:t>
+              </m:r>
+            </m:sub>
+          </m:sSub>
+          <m:r>
+            <m:rPr>
+              <m:sty m:val="p"/>
+            </m:rPr>
+            <m:t>+</m:t>
+          </m:r>
+          <m:sSub>
+            <m:e>
+              <m:r>
+                <m:t>K</m:t>
+              </m:r>
+            </m:e>
+            <m:sub>
+              <m:r>
+                <m:t>p</m:t>
+              </m:r>
+            </m:sub>
+          </m:sSub>
+          <m:r>
+            <m:rPr>
+              <m:sty m:val="p"/>
+            </m:rPr>
+            <m:t>Δ</m:t>
+          </m:r>
+          <m:r>
+            <m:t>r</m:t>
           </m:r>
           <m:r>
             <m:rPr>
@@ -9373,13 +10009,380 @@
         <w:pStyle w:val="FirstParagraph"/>
       </w:pPr>
       <w:r>
-        <w:t xml:space="preserve">Queda un margen de 0,05 p.u. hasta la saturación superior. La simulación</w:t>
+        <w:t xml:space="preserve">Para no saturar en el instante inicial hace falta</w:t>
       </w:r>
       <w:r>
         <w:t xml:space="preserve"> </w:t>
       </w:r>
-      <w:r>
-        <w:t xml:space="preserve">confirma</w:t>
+      <m:oMath>
+        <m:r>
+          <m:t>u</m:t>
+        </m:r>
+        <m:r>
+          <m:rPr>
+            <m:sty m:val="p"/>
+          </m:rPr>
+          <m:t>(</m:t>
+        </m:r>
+        <m:sSup>
+          <m:e>
+            <m:r>
+              <m:t>0</m:t>
+            </m:r>
+          </m:e>
+          <m:sup>
+            <m:r>
+              <m:rPr>
+                <m:sty m:val="p"/>
+              </m:rPr>
+              <m:t>+</m:t>
+            </m:r>
+          </m:sup>
+        </m:sSup>
+        <m:r>
+          <m:rPr>
+            <m:sty m:val="p"/>
+          </m:rPr>
+          <m:t>)</m:t>
+        </m:r>
+        <m:r>
+          <m:rPr>
+            <m:sty m:val="p"/>
+          </m:rPr>
+          <m:t>≤</m:t>
+        </m:r>
+        <m:r>
+          <m:t>1</m:t>
+        </m:r>
+      </m:oMath>
+      <w:r>
+        <w:t xml:space="preserve">, es decir</w:t>
+      </w:r>
+    </w:p>
+    <w:p>
+      <w:pPr>
+        <w:pStyle w:val="BodyText"/>
+        <w:spacing w:before="100" w:after="140"/>
+        <w:jc w:val="center"/>
+      </w:pPr>
+      <m:oMathPara>
+        <m:oMathParaPr>
+          <m:jc m:val="center"/>
+        </m:oMathParaPr>
+        <m:oMath>
+          <m:sSub>
+            <m:e>
+              <m:r>
+                <m:t>K</m:t>
+              </m:r>
+            </m:e>
+            <m:sub>
+              <m:r>
+                <m:t>p</m:t>
+              </m:r>
+            </m:sub>
+          </m:sSub>
+          <m:r>
+            <m:rPr>
+              <m:sty m:val="p"/>
+            </m:rPr>
+            <m:t>≤</m:t>
+          </m:r>
+          <m:f>
+            <m:fPr>
+              <m:type m:val="bar"/>
+            </m:fPr>
+            <m:num>
+              <m:r>
+                <m:t>1</m:t>
+              </m:r>
+              <m:r>
+                <m:rPr>
+                  <m:sty m:val="p"/>
+                </m:rPr>
+                <m:t>−</m:t>
+              </m:r>
+              <m:sSub>
+                <m:e>
+                  <m:r>
+                    <m:t>u</m:t>
+                  </m:r>
+                </m:e>
+                <m:sub>
+                  <m:r>
+                    <m:t>0</m:t>
+                  </m:r>
+                </m:sub>
+              </m:sSub>
+            </m:num>
+            <m:den>
+              <m:r>
+                <m:rPr>
+                  <m:sty m:val="p"/>
+                </m:rPr>
+                <m:t>Δ</m:t>
+              </m:r>
+              <m:r>
+                <m:t>r</m:t>
+              </m:r>
+            </m:den>
+          </m:f>
+          <m:r>
+            <m:rPr>
+              <m:sty m:val="p"/>
+            </m:rPr>
+            <m:t>=</m:t>
+          </m:r>
+          <m:r>
+            <m:t>0</m:t>
+          </m:r>
+          <m:r>
+            <m:rPr>
+              <m:sty m:val="p"/>
+            </m:rPr>
+            <m:t>,</m:t>
+          </m:r>
+          <m:r>
+            <m:t>03</m:t>
+          </m:r>
+          <m:r>
+            <m:t> </m:t>
+          </m:r>
+          <m:r>
+            <m:rPr>
+              <m:sty m:val="p"/>
+            </m:rPr>
+            <m:t>p</m:t>
+          </m:r>
+          <m:r>
+            <m:rPr>
+              <m:sty m:val="p"/>
+            </m:rPr>
+            <m:t>.</m:t>
+          </m:r>
+          <m:r>
+            <m:rPr>
+              <m:sty m:val="p"/>
+            </m:rPr>
+            <m:t>u</m:t>
+          </m:r>
+          <m:r>
+            <m:rPr>
+              <m:sty m:val="p"/>
+            </m:rPr>
+            <m:t>.</m:t>
+          </m:r>
+          <m:sSup>
+            <m:e>
+              <m:r>
+                <m:rPr>
+                  <m:sty m:val="p"/>
+                </m:rPr>
+                <m:t>/</m:t>
+              </m:r>
+            </m:e>
+            <m:sup>
+              <m:r>
+                <m:rPr>
+                  <m:sty m:val="p"/>
+                </m:rPr>
+                <m:t>∘</m:t>
+              </m:r>
+            </m:sup>
+          </m:sSup>
+          <m:r>
+            <m:rPr>
+              <m:sty m:val="p"/>
+            </m:rPr>
+            <m:t>C</m:t>
+          </m:r>
+          <m:r>
+            <m:rPr>
+              <m:sty m:val="p"/>
+            </m:rPr>
+            <m:t>.</m:t>
+          </m:r>
+        </m:oMath>
+      </m:oMathPara>
+    </w:p>
+    <w:p>
+      <w:pPr>
+        <w:pStyle w:val="FirstParagraph"/>
+      </w:pPr>
+      <w:r>
+        <w:t xml:space="preserve">Se adopta</w:t>
+      </w:r>
+      <w:r>
+        <w:t xml:space="preserve"> </w:t>
+      </w:r>
+      <m:oMath>
+        <m:sSub>
+          <m:e>
+            <m:r>
+              <m:t>K</m:t>
+            </m:r>
+          </m:e>
+          <m:sub>
+            <m:r>
+              <m:t>p</m:t>
+            </m:r>
+          </m:sub>
+        </m:sSub>
+        <m:r>
+          <m:rPr>
+            <m:sty m:val="p"/>
+          </m:rPr>
+          <m:t>=</m:t>
+        </m:r>
+        <m:r>
+          <m:t>0</m:t>
+        </m:r>
+        <m:r>
+          <m:rPr>
+            <m:sty m:val="p"/>
+          </m:rPr>
+          <m:t>,</m:t>
+        </m:r>
+        <m:r>
+          <m:t>025</m:t>
+        </m:r>
+      </m:oMath>
+      <w:r>
+        <w:t xml:space="preserve"> </w:t>
+      </w:r>
+      <w:r>
+        <w:rPr>
+          <w:b/>
+          <w:bCs/>
+        </w:rPr>
+        <w:t xml:space="preserve">dentro</w:t>
+      </w:r>
+      <w:r>
+        <w:t xml:space="preserve"> </w:t>
+      </w:r>
+      <w:r>
+        <w:t xml:space="preserve">de ese límite, de modo que</w:t>
+      </w:r>
+      <w:r>
+        <w:t xml:space="preserve"> </w:t>
+      </w:r>
+      <m:oMath>
+        <m:r>
+          <m:t>v</m:t>
+        </m:r>
+        <m:r>
+          <m:rPr>
+            <m:sty m:val="p"/>
+          </m:rPr>
+          <m:t>(</m:t>
+        </m:r>
+        <m:sSup>
+          <m:e>
+            <m:r>
+              <m:t>0</m:t>
+            </m:r>
+          </m:e>
+          <m:sup>
+            <m:r>
+              <m:rPr>
+                <m:sty m:val="p"/>
+              </m:rPr>
+              <m:t>+</m:t>
+            </m:r>
+          </m:sup>
+        </m:sSup>
+        <m:r>
+          <m:rPr>
+            <m:sty m:val="p"/>
+          </m:rPr>
+          <m:t>)</m:t>
+        </m:r>
+        <m:r>
+          <m:rPr>
+            <m:sty m:val="p"/>
+          </m:rPr>
+          <m:t>=</m:t>
+        </m:r>
+        <m:r>
+          <m:t>0</m:t>
+        </m:r>
+        <m:r>
+          <m:rPr>
+            <m:sty m:val="p"/>
+          </m:rPr>
+          <m:t>,</m:t>
+        </m:r>
+        <m:r>
+          <m:t>25</m:t>
+        </m:r>
+      </m:oMath>
+      <w:r>
+        <w:t xml:space="preserve"> </w:t>
+      </w:r>
+      <w:r>
+        <w:t xml:space="preserve">y</w:t>
+      </w:r>
+      <w:r>
+        <w:t xml:space="preserve"> </w:t>
+      </w:r>
+      <m:oMath>
+        <m:r>
+          <m:t>u</m:t>
+        </m:r>
+        <m:r>
+          <m:rPr>
+            <m:sty m:val="p"/>
+          </m:rPr>
+          <m:t>(</m:t>
+        </m:r>
+        <m:sSup>
+          <m:e>
+            <m:r>
+              <m:t>0</m:t>
+            </m:r>
+          </m:e>
+          <m:sup>
+            <m:r>
+              <m:rPr>
+                <m:sty m:val="p"/>
+              </m:rPr>
+              <m:t>+</m:t>
+            </m:r>
+          </m:sup>
+        </m:sSup>
+        <m:r>
+          <m:rPr>
+            <m:sty m:val="p"/>
+          </m:rPr>
+          <m:t>)</m:t>
+        </m:r>
+        <m:r>
+          <m:rPr>
+            <m:sty m:val="p"/>
+          </m:rPr>
+          <m:t>=</m:t>
+        </m:r>
+        <m:r>
+          <m:t>0</m:t>
+        </m:r>
+        <m:r>
+          <m:rPr>
+            <m:sty m:val="p"/>
+          </m:rPr>
+          <m:t>,</m:t>
+        </m:r>
+        <m:r>
+          <m:t>95</m:t>
+        </m:r>
+      </m:oMath>
+      <w:r>
+        <w:t xml:space="preserve">, dejando 0,05 p.u. de margen a la</w:t>
+      </w:r>
+      <w:r>
+        <w:t xml:space="preserve"> </w:t>
+      </w:r>
+      <w:r>
+        <w:t xml:space="preserve">saturación superior. La simulación confirma</w:t>
       </w:r>
       <w:r>
         <w:t xml:space="preserve"> </w:t>
@@ -9491,14 +10494,14 @@
         <w:t xml:space="preserve">.</w:t>
       </w:r>
     </w:p>
-    <w:bookmarkEnd w:id="39"/>
-    <w:bookmarkStart w:id="40" w:name="X88a779d2df32aef3e89d030179438a2445bcd7a"/>
+    <w:bookmarkEnd w:id="38"/>
+    <w:bookmarkStart w:id="39" w:name="X3af2345bbdf1ff3b709a1ff30a3135204df06a3"/>
     <w:p>
       <w:pPr>
         <w:pStyle w:val="Heading3"/>
       </w:pPr>
       <w:r>
-        <w:t xml:space="preserve">10.4 Lugar de raíces del lazo nominal reducido</w:t>
+        <w:t xml:space="preserve">10.4 Verificaciones en el lugar de raíces del lazo nominal reducido</w:t>
       </w:r>
     </w:p>
     <w:p>
@@ -9506,23 +10509,66 @@
         <w:pStyle w:val="FirstParagraph"/>
       </w:pPr>
       <w:r>
-        <w:t xml:space="preserve">Se define la planta de diseño sin la ganancia variable, correspondiente al</w:t>
+        <w:t xml:space="preserve">Una vez fijado</w:t>
       </w:r>
       <w:r>
         <w:t xml:space="preserve"> </w:t>
       </w:r>
-      <w:r>
-        <w:t xml:space="preserve">lazo nominal</w:t>
-      </w:r>
+      <m:oMath>
+        <m:sSub>
+          <m:e>
+            <m:r>
+              <m:t>K</m:t>
+            </m:r>
+          </m:e>
+          <m:sub>
+            <m:r>
+              <m:t>p</m:t>
+            </m:r>
+          </m:sub>
+        </m:sSub>
+      </m:oMath>
       <w:r>
         <w:t xml:space="preserve"> </w:t>
       </w:r>
       <w:r>
+        <w:t xml:space="preserve">por actuación, se verifican a posteriori la ubicación de</w:t>
+      </w:r>
+      <w:r>
+        <w:t xml:space="preserve"> </w:t>
+      </w:r>
+      <w:r>
+        <w:t xml:space="preserve">polos, el lugar de raíces y la condición de módulo. Se define la planta de</w:t>
+      </w:r>
+      <w:r>
+        <w:t xml:space="preserve"> </w:t>
+      </w:r>
+      <w:r>
+        <w:t xml:space="preserve">diseño sin la ganancia variable, correspondiente al lazo nominal</w:t>
+      </w:r>
+      <w:r>
+        <w:t xml:space="preserve"> </w:t>
+      </w:r>
+      <w:r>
         <w:rPr>
+          <w:b/>
           <w:bCs/>
+        </w:rPr>
+        <w:t xml:space="preserve">reducido</w:t>
+      </w:r>
+      <w:r>
+        <w:rPr>
           <w:b/>
+          <w:bCs/>
         </w:rPr>
-        <w:t xml:space="preserve">reducido tras la cancelación</w:t>
+        <w:t xml:space="preserve"> </w:t>
+      </w:r>
+      <w:r>
+        <w:rPr>
+          <w:b/>
+          <w:bCs/>
+        </w:rPr>
+        <w:t xml:space="preserve">tras la cancelación</w:t>
       </w:r>
       <w:r>
         <w:t xml:space="preserve">:</w:t>
@@ -9551,19 +10597,21 @@
               </m:r>
             </m:sub>
           </m:sSub>
-          <m:d>
-            <m:dPr>
-              <m:begChr m:val="("/>
-              <m:endChr m:val=")"/>
-              <m:sepChr m:val=""/>
-              <m:grow/>
-            </m:dPr>
-            <m:e>
-              <m:r>
-                <m:t>s</m:t>
-              </m:r>
-            </m:e>
-          </m:d>
+          <m:r>
+            <m:rPr>
+              <m:sty m:val="p"/>
+            </m:rPr>
+            <m:t>(</m:t>
+          </m:r>
+          <m:r>
+            <m:t>s</m:t>
+          </m:r>
+          <m:r>
+            <m:rPr>
+              <m:sty m:val="p"/>
+            </m:rPr>
+            <m:t>)</m:t>
+          </m:r>
           <m:r>
             <m:rPr>
               <m:sty m:val="p"/>
@@ -9576,41 +10624,112 @@
             </m:fPr>
             <m:num>
               <m:r>
-                <m:t>250</m:t>
+                <m:t>K</m:t>
               </m:r>
             </m:num>
             <m:den>
-              <m:r>
-                <m:t>600</m:t>
-              </m:r>
-              <m:r>
-                <m:t>s</m:t>
-              </m:r>
-              <m:d>
-                <m:dPr>
-                  <m:begChr m:val="("/>
-                  <m:endChr m:val=")"/>
-                  <m:sepChr m:val=""/>
-                  <m:grow/>
-                </m:dPr>
+              <m:sSub>
                 <m:e>
                   <m:r>
-                    <m:t>10</m:t>
-                  </m:r>
-                  <m:r>
-                    <m:t>s</m:t>
-                  </m:r>
-                  <m:r>
-                    <m:rPr>
-                      <m:sty m:val="p"/>
-                    </m:rPr>
-                    <m:t>+</m:t>
-                  </m:r>
-                  <m:r>
-                    <m:t>1</m:t>
+                    <m:t>τ</m:t>
                   </m:r>
                 </m:e>
-              </m:d>
+                <m:sub>
+                  <m:r>
+                    <m:t>T</m:t>
+                  </m:r>
+                </m:sub>
+              </m:sSub>
+              <m:r>
+                <m:t>s</m:t>
+              </m:r>
+              <m:r>
+                <m:rPr>
+                  <m:sty m:val="p"/>
+                </m:rPr>
+                <m:t>(</m:t>
+              </m:r>
+              <m:sSub>
+                <m:e>
+                  <m:r>
+                    <m:t>τ</m:t>
+                  </m:r>
+                </m:e>
+                <m:sub>
+                  <m:r>
+                    <m:t>a</m:t>
+                  </m:r>
+                </m:sub>
+              </m:sSub>
+              <m:r>
+                <m:t>s</m:t>
+              </m:r>
+              <m:r>
+                <m:rPr>
+                  <m:sty m:val="p"/>
+                </m:rPr>
+                <m:t>+</m:t>
+              </m:r>
+              <m:r>
+                <m:t>1</m:t>
+              </m:r>
+              <m:r>
+                <m:rPr>
+                  <m:sty m:val="p"/>
+                </m:rPr>
+                <m:t>)</m:t>
+              </m:r>
+            </m:den>
+          </m:f>
+          <m:r>
+            <m:rPr>
+              <m:sty m:val="p"/>
+            </m:rPr>
+            <m:t>=</m:t>
+          </m:r>
+          <m:f>
+            <m:fPr>
+              <m:type m:val="bar"/>
+            </m:fPr>
+            <m:num>
+              <m:r>
+                <m:t>250</m:t>
+              </m:r>
+            </m:num>
+            <m:den>
+              <m:r>
+                <m:t>600</m:t>
+              </m:r>
+              <m:r>
+                <m:t>s</m:t>
+              </m:r>
+              <m:r>
+                <m:rPr>
+                  <m:sty m:val="p"/>
+                </m:rPr>
+                <m:t>(</m:t>
+              </m:r>
+              <m:r>
+                <m:t>10</m:t>
+              </m:r>
+              <m:r>
+                <m:t>s</m:t>
+              </m:r>
+              <m:r>
+                <m:rPr>
+                  <m:sty m:val="p"/>
+                </m:rPr>
+                <m:t>+</m:t>
+              </m:r>
+              <m:r>
+                <m:t>1</m:t>
+              </m:r>
+              <m:r>
+                <m:rPr>
+                  <m:sty m:val="p"/>
+                </m:rPr>
+                <m:t>)</m:t>
+              </m:r>
             </m:den>
           </m:f>
           <m:r>
@@ -9772,7 +10891,10 @@
         </m:r>
       </m:oMath>
       <w:r>
-        <w:t xml:space="preserve">.</w:t>
+        <w:t xml:space="preserve"> </w:t>
+      </w:r>
+      <w:r>
+        <w:t xml:space="preserve">(mayor que la adoptada).</w:t>
       </w:r>
     </w:p>
     <w:p>
@@ -9789,19 +10911,21 @@
         <m:r>
           <m:t>T</m:t>
         </m:r>
-        <m:d>
-          <m:dPr>
-            <m:begChr m:val="("/>
-            <m:endChr m:val=")"/>
-            <m:sepChr m:val=""/>
-            <m:grow/>
-          </m:dPr>
-          <m:e>
-            <m:r>
-              <m:t>s</m:t>
-            </m:r>
-          </m:e>
-        </m:d>
+        <m:r>
+          <m:rPr>
+            <m:sty m:val="p"/>
+          </m:rPr>
+          <m:t>(</m:t>
+        </m:r>
+        <m:r>
+          <m:t>s</m:t>
+        </m:r>
+        <m:r>
+          <m:rPr>
+            <m:sty m:val="p"/>
+          </m:rPr>
+          <m:t>)</m:t>
+        </m:r>
       </m:oMath>
       <w:r>
         <w:t xml:space="preserve">,</w:t>
@@ -9848,7 +10972,23 @@
         </m:r>
       </m:oMath>
       <w:r>
-        <w:t xml:space="preserve">, la condición de módulo da</w:t>
+        <w:t xml:space="preserve">, la condición de módulo</w:t>
+      </w:r>
+      <w:r>
+        <w:t xml:space="preserve"> </w:t>
+      </w:r>
+      <w:r>
+        <w:rPr>
+          <w:b/>
+          <w:bCs/>
+        </w:rPr>
+        <w:t xml:space="preserve">confirma</w:t>
+      </w:r>
+      <w:r>
+        <w:t xml:space="preserve"> </w:t>
+      </w:r>
+      <w:r>
+        <w:t xml:space="preserve">el valor adoptado:</w:t>
       </w:r>
     </w:p>
     <w:p>
@@ -9862,24 +11002,6 @@
           <m:jc m:val="center"/>
         </m:oMathParaPr>
         <m:oMath>
-          <m:sSub>
-            <m:e>
-              <m:r>
-                <m:t>K</m:t>
-              </m:r>
-            </m:e>
-            <m:sub>
-              <m:r>
-                <m:t>p</m:t>
-              </m:r>
-            </m:sub>
-          </m:sSub>
-          <m:r>
-            <m:rPr>
-              <m:sty m:val="p"/>
-            </m:rPr>
-            <m:t>=</m:t>
-          </m:r>
           <m:f>
             <m:fPr>
               <m:type m:val="bar"/>
@@ -9890,50 +11012,54 @@
               </m:r>
             </m:num>
             <m:den>
-              <m:d>
-                <m:dPr>
-                  <m:begChr m:val="|"/>
-                  <m:endChr m:val="|"/>
-                  <m:sepChr m:val=""/>
-                  <m:grow/>
-                </m:dPr>
+              <m:r>
+                <m:rPr>
+                  <m:sty m:val="p"/>
+                </m:rPr>
+                <m:t>|</m:t>
+              </m:r>
+              <m:sSub>
                 <m:e>
-                  <m:sSub>
-                    <m:e>
-                      <m:r>
-                        <m:t>L</m:t>
-                      </m:r>
-                    </m:e>
-                    <m:sub>
-                      <m:r>
-                        <m:t>0</m:t>
-                      </m:r>
-                    </m:sub>
-                  </m:sSub>
-                  <m:d>
-                    <m:dPr>
-                      <m:begChr m:val="("/>
-                      <m:endChr m:val=")"/>
-                      <m:sepChr m:val=""/>
-                      <m:grow/>
-                    </m:dPr>
-                    <m:e>
-                      <m:sSub>
-                        <m:e>
-                          <m:r>
-                            <m:t>s</m:t>
-                          </m:r>
-                        </m:e>
-                        <m:sub>
-                          <m:r>
-                            <m:t>d</m:t>
-                          </m:r>
-                        </m:sub>
-                      </m:sSub>
-                    </m:e>
-                  </m:d>
+                  <m:r>
+                    <m:t>L</m:t>
+                  </m:r>
                 </m:e>
-              </m:d>
+                <m:sub>
+                  <m:r>
+                    <m:t>0</m:t>
+                  </m:r>
+                </m:sub>
+              </m:sSub>
+              <m:r>
+                <m:rPr>
+                  <m:sty m:val="p"/>
+                </m:rPr>
+                <m:t>(</m:t>
+              </m:r>
+              <m:sSub>
+                <m:e>
+                  <m:r>
+                    <m:t>s</m:t>
+                  </m:r>
+                </m:e>
+                <m:sub>
+                  <m:r>
+                    <m:t>d</m:t>
+                  </m:r>
+                </m:sub>
+              </m:sSub>
+              <m:r>
+                <m:rPr>
+                  <m:sty m:val="p"/>
+                </m:rPr>
+                <m:t>)</m:t>
+              </m:r>
+              <m:r>
+                <m:rPr>
+                  <m:sty m:val="p"/>
+                </m:rPr>
+                <m:t>|</m:t>
+              </m:r>
             </m:den>
           </m:f>
           <m:r>
@@ -9954,6 +11080,24 @@
           <m:r>
             <m:t>025</m:t>
           </m:r>
+          <m:r>
+            <m:rPr>
+              <m:sty m:val="p"/>
+            </m:rPr>
+            <m:t>=</m:t>
+          </m:r>
+          <m:sSub>
+            <m:e>
+              <m:r>
+                <m:t>K</m:t>
+              </m:r>
+            </m:e>
+            <m:sub>
+              <m:r>
+                <m:t>p</m:t>
+              </m:r>
+            </m:sub>
+          </m:sSub>
           <m:r>
             <m:rPr>
               <m:sty m:val="p"/>
@@ -9976,20 +11120,16 @@
       <w:r>
         <w:t xml:space="preserve">referencia–temperatura, no el conjunto completo de autovalores internos.</w:t>
       </w:r>
-    </w:p>
-    <w:bookmarkEnd w:id="40"/>
-    <w:bookmarkStart w:id="41" w:name="X50aec816aaf14b5b9cd83d86ab884c910fcd123"/>
-    <w:p>
-      <w:pPr>
-        <w:pStyle w:val="Heading3"/>
-      </w:pPr>
-      <w:r>
-        <w:t xml:space="preserve">10.5 Funciones de transferencia de lazo cerrado</w:t>
+      <w:r>
+        <w:t xml:space="preserve"> </w:t>
+      </w:r>
+      <w:r>
+        <w:t xml:space="preserve">### 10.5 Funciones de transferencia de lazo cerrado</w:t>
       </w:r>
     </w:p>
     <w:p>
       <w:pPr>
-        <w:pStyle w:val="FirstParagraph"/>
+        <w:pStyle w:val="BodyText"/>
         <w:spacing w:before="100" w:after="140"/>
         <w:jc w:val="center"/>
       </w:pPr>
@@ -10001,19 +11141,21 @@
           <m:r>
             <m:t>T</m:t>
           </m:r>
-          <m:d>
-            <m:dPr>
-              <m:begChr m:val="("/>
-              <m:endChr m:val=")"/>
-              <m:sepChr m:val=""/>
-              <m:grow/>
-            </m:dPr>
-            <m:e>
-              <m:r>
-                <m:t>s</m:t>
-              </m:r>
-            </m:e>
-          </m:d>
+          <m:r>
+            <m:rPr>
+              <m:sty m:val="p"/>
+            </m:rPr>
+            <m:t>(</m:t>
+          </m:r>
+          <m:r>
+            <m:t>s</m:t>
+          </m:r>
+          <m:r>
+            <m:rPr>
+              <m:sty m:val="p"/>
+            </m:rPr>
+            <m:t>)</m:t>
+          </m:r>
           <m:r>
             <m:rPr>
               <m:sty m:val="p"/>
@@ -10028,19 +11170,21 @@
               <m:r>
                 <m:t>C</m:t>
               </m:r>
-              <m:d>
-                <m:dPr>
-                  <m:begChr m:val="("/>
-                  <m:endChr m:val=")"/>
-                  <m:sepChr m:val=""/>
-                  <m:grow/>
-                </m:dPr>
-                <m:e>
-                  <m:r>
-                    <m:t>s</m:t>
-                  </m:r>
-                </m:e>
-              </m:d>
+              <m:r>
+                <m:rPr>
+                  <m:sty m:val="p"/>
+                </m:rPr>
+                <m:t>(</m:t>
+              </m:r>
+              <m:r>
+                <m:t>s</m:t>
+              </m:r>
+              <m:r>
+                <m:rPr>
+                  <m:sty m:val="p"/>
+                </m:rPr>
+                <m:t>)</m:t>
+              </m:r>
               <m:sSub>
                 <m:e>
                   <m:r>
@@ -10053,19 +11197,21 @@
                   </m:r>
                 </m:sub>
               </m:sSub>
-              <m:d>
-                <m:dPr>
-                  <m:begChr m:val="("/>
-                  <m:endChr m:val=")"/>
-                  <m:sepChr m:val=""/>
-                  <m:grow/>
-                </m:dPr>
-                <m:e>
-                  <m:r>
-                    <m:t>s</m:t>
-                  </m:r>
-                </m:e>
-              </m:d>
+              <m:r>
+                <m:rPr>
+                  <m:sty m:val="p"/>
+                </m:rPr>
+                <m:t>(</m:t>
+              </m:r>
+              <m:r>
+                <m:t>s</m:t>
+              </m:r>
+              <m:r>
+                <m:rPr>
+                  <m:sty m:val="p"/>
+                </m:rPr>
+                <m:t>)</m:t>
+              </m:r>
             </m:num>
             <m:den>
               <m:r>
@@ -10080,19 +11226,21 @@
               <m:r>
                 <m:t>C</m:t>
               </m:r>
-              <m:d>
-                <m:dPr>
-                  <m:begChr m:val="("/>
-                  <m:endChr m:val=")"/>
-                  <m:sepChr m:val=""/>
-                  <m:grow/>
-                </m:dPr>
-                <m:e>
-                  <m:r>
-                    <m:t>s</m:t>
-                  </m:r>
-                </m:e>
-              </m:d>
+              <m:r>
+                <m:rPr>
+                  <m:sty m:val="p"/>
+                </m:rPr>
+                <m:t>(</m:t>
+              </m:r>
+              <m:r>
+                <m:t>s</m:t>
+              </m:r>
+              <m:r>
+                <m:rPr>
+                  <m:sty m:val="p"/>
+                </m:rPr>
+                <m:t>)</m:t>
+              </m:r>
               <m:sSub>
                 <m:e>
                   <m:r>
@@ -10105,19 +11253,21 @@
                   </m:r>
                 </m:sub>
               </m:sSub>
-              <m:d>
-                <m:dPr>
-                  <m:begChr m:val="("/>
-                  <m:endChr m:val=")"/>
-                  <m:sepChr m:val=""/>
-                  <m:grow/>
-                </m:dPr>
-                <m:e>
-                  <m:r>
-                    <m:t>s</m:t>
-                  </m:r>
-                </m:e>
-              </m:d>
+              <m:r>
+                <m:rPr>
+                  <m:sty m:val="p"/>
+                </m:rPr>
+                <m:t>(</m:t>
+              </m:r>
+              <m:r>
+                <m:t>s</m:t>
+              </m:r>
+              <m:r>
+                <m:rPr>
+                  <m:sty m:val="p"/>
+                </m:rPr>
+                <m:t>)</m:t>
+              </m:r>
             </m:den>
           </m:f>
           <m:r>
@@ -10132,19 +11282,21 @@
           <m:r>
             <m:t>S</m:t>
           </m:r>
-          <m:d>
-            <m:dPr>
-              <m:begChr m:val="("/>
-              <m:endChr m:val=")"/>
-              <m:sepChr m:val=""/>
-              <m:grow/>
-            </m:dPr>
-            <m:e>
-              <m:r>
-                <m:t>s</m:t>
-              </m:r>
-            </m:e>
-          </m:d>
+          <m:r>
+            <m:rPr>
+              <m:sty m:val="p"/>
+            </m:rPr>
+            <m:t>(</m:t>
+          </m:r>
+          <m:r>
+            <m:t>s</m:t>
+          </m:r>
+          <m:r>
+            <m:rPr>
+              <m:sty m:val="p"/>
+            </m:rPr>
+            <m:t>)</m:t>
+          </m:r>
           <m:r>
             <m:rPr>
               <m:sty m:val="p"/>
@@ -10173,19 +11325,21 @@
               <m:r>
                 <m:t>C</m:t>
               </m:r>
-              <m:d>
-                <m:dPr>
-                  <m:begChr m:val="("/>
-                  <m:endChr m:val=")"/>
-                  <m:sepChr m:val=""/>
-                  <m:grow/>
-                </m:dPr>
-                <m:e>
-                  <m:r>
-                    <m:t>s</m:t>
-                  </m:r>
-                </m:e>
-              </m:d>
+              <m:r>
+                <m:rPr>
+                  <m:sty m:val="p"/>
+                </m:rPr>
+                <m:t>(</m:t>
+              </m:r>
+              <m:r>
+                <m:t>s</m:t>
+              </m:r>
+              <m:r>
+                <m:rPr>
+                  <m:sty m:val="p"/>
+                </m:rPr>
+                <m:t>)</m:t>
+              </m:r>
               <m:sSub>
                 <m:e>
                   <m:r>
@@ -10198,19 +11352,21 @@
                   </m:r>
                 </m:sub>
               </m:sSub>
-              <m:d>
-                <m:dPr>
-                  <m:begChr m:val="("/>
-                  <m:endChr m:val=")"/>
-                  <m:sepChr m:val=""/>
-                  <m:grow/>
-                </m:dPr>
-                <m:e>
-                  <m:r>
-                    <m:t>s</m:t>
-                  </m:r>
-                </m:e>
-              </m:d>
+              <m:r>
+                <m:rPr>
+                  <m:sty m:val="p"/>
+                </m:rPr>
+                <m:t>(</m:t>
+              </m:r>
+              <m:r>
+                <m:t>s</m:t>
+              </m:r>
+              <m:r>
+                <m:rPr>
+                  <m:sty m:val="p"/>
+                </m:rPr>
+                <m:t>)</m:t>
+              </m:r>
             </m:den>
           </m:f>
           <m:r>
@@ -10234,19 +11390,21 @@
               </m:r>
             </m:sub>
           </m:sSub>
-          <m:d>
-            <m:dPr>
-              <m:begChr m:val="("/>
-              <m:endChr m:val=")"/>
-              <m:sepChr m:val=""/>
-              <m:grow/>
-            </m:dPr>
-            <m:e>
-              <m:r>
-                <m:t>s</m:t>
-              </m:r>
-            </m:e>
-          </m:d>
+          <m:r>
+            <m:rPr>
+              <m:sty m:val="p"/>
+            </m:rPr>
+            <m:t>(</m:t>
+          </m:r>
+          <m:r>
+            <m:t>s</m:t>
+          </m:r>
+          <m:r>
+            <m:rPr>
+              <m:sty m:val="p"/>
+            </m:rPr>
+            <m:t>)</m:t>
+          </m:r>
           <m:r>
             <m:rPr>
               <m:sty m:val="p"/>
@@ -10265,35 +11423,39 @@
               </m:r>
             </m:sub>
           </m:sSub>
-          <m:d>
-            <m:dPr>
-              <m:begChr m:val="("/>
-              <m:endChr m:val=")"/>
-              <m:sepChr m:val=""/>
-              <m:grow/>
-            </m:dPr>
-            <m:e>
-              <m:r>
-                <m:t>s</m:t>
-              </m:r>
-            </m:e>
-          </m:d>
+          <m:r>
+            <m:rPr>
+              <m:sty m:val="p"/>
+            </m:rPr>
+            <m:t>(</m:t>
+          </m:r>
+          <m:r>
+            <m:t>s</m:t>
+          </m:r>
+          <m:r>
+            <m:rPr>
+              <m:sty m:val="p"/>
+            </m:rPr>
+            <m:t>)</m:t>
+          </m:r>
           <m:r>
             <m:t>S</m:t>
           </m:r>
-          <m:d>
-            <m:dPr>
-              <m:begChr m:val="("/>
-              <m:endChr m:val=")"/>
-              <m:sepChr m:val=""/>
-              <m:grow/>
-            </m:dPr>
-            <m:e>
-              <m:r>
-                <m:t>s</m:t>
-              </m:r>
-            </m:e>
-          </m:d>
+          <m:r>
+            <m:rPr>
+              <m:sty m:val="p"/>
+            </m:rPr>
+            <m:t>(</m:t>
+          </m:r>
+          <m:r>
+            <m:t>s</m:t>
+          </m:r>
+          <m:r>
+            <m:rPr>
+              <m:sty m:val="p"/>
+            </m:rPr>
+            <m:t>)</m:t>
+          </m:r>
           <m:r>
             <m:rPr>
               <m:sty m:val="p"/>
@@ -10322,37 +11484,41 @@
               <m:r>
                 <m:t>V</m:t>
               </m:r>
-              <m:d>
-                <m:dPr>
-                  <m:begChr m:val="("/>
-                  <m:endChr m:val=")"/>
-                  <m:sepChr m:val=""/>
-                  <m:grow/>
-                </m:dPr>
-                <m:e>
-                  <m:r>
-                    <m:t>s</m:t>
-                  </m:r>
-                </m:e>
-              </m:d>
+              <m:r>
+                <m:rPr>
+                  <m:sty m:val="p"/>
+                </m:rPr>
+                <m:t>(</m:t>
+              </m:r>
+              <m:r>
+                <m:t>s</m:t>
+              </m:r>
+              <m:r>
+                <m:rPr>
+                  <m:sty m:val="p"/>
+                </m:rPr>
+                <m:t>)</m:t>
+              </m:r>
             </m:num>
             <m:den>
               <m:r>
                 <m:t>R</m:t>
               </m:r>
-              <m:d>
-                <m:dPr>
-                  <m:begChr m:val="("/>
-                  <m:endChr m:val=")"/>
-                  <m:sepChr m:val=""/>
-                  <m:grow/>
-                </m:dPr>
-                <m:e>
-                  <m:r>
-                    <m:t>s</m:t>
-                  </m:r>
-                </m:e>
-              </m:d>
+              <m:r>
+                <m:rPr>
+                  <m:sty m:val="p"/>
+                </m:rPr>
+                <m:t>(</m:t>
+              </m:r>
+              <m:r>
+                <m:t>s</m:t>
+              </m:r>
+              <m:r>
+                <m:rPr>
+                  <m:sty m:val="p"/>
+                </m:rPr>
+                <m:t>)</m:t>
+              </m:r>
             </m:den>
           </m:f>
           <m:r>
@@ -10369,19 +11535,21 @@
               <m:r>
                 <m:t>C</m:t>
               </m:r>
-              <m:d>
-                <m:dPr>
-                  <m:begChr m:val="("/>
-                  <m:endChr m:val=")"/>
-                  <m:sepChr m:val=""/>
-                  <m:grow/>
-                </m:dPr>
-                <m:e>
-                  <m:r>
-                    <m:t>s</m:t>
-                  </m:r>
-                </m:e>
-              </m:d>
+              <m:r>
+                <m:rPr>
+                  <m:sty m:val="p"/>
+                </m:rPr>
+                <m:t>(</m:t>
+              </m:r>
+              <m:r>
+                <m:t>s</m:t>
+              </m:r>
+              <m:r>
+                <m:rPr>
+                  <m:sty m:val="p"/>
+                </m:rPr>
+                <m:t>)</m:t>
+              </m:r>
             </m:num>
             <m:den>
               <m:r>
@@ -10396,19 +11564,21 @@
               <m:r>
                 <m:t>C</m:t>
               </m:r>
-              <m:d>
-                <m:dPr>
-                  <m:begChr m:val="("/>
-                  <m:endChr m:val=")"/>
-                  <m:sepChr m:val=""/>
-                  <m:grow/>
-                </m:dPr>
-                <m:e>
-                  <m:r>
-                    <m:t>s</m:t>
-                  </m:r>
-                </m:e>
-              </m:d>
+              <m:r>
+                <m:rPr>
+                  <m:sty m:val="p"/>
+                </m:rPr>
+                <m:t>(</m:t>
+              </m:r>
+              <m:r>
+                <m:t>s</m:t>
+              </m:r>
+              <m:r>
+                <m:rPr>
+                  <m:sty m:val="p"/>
+                </m:rPr>
+                <m:t>)</m:t>
+              </m:r>
               <m:sSub>
                 <m:e>
                   <m:r>
@@ -10421,19 +11591,21 @@
                   </m:r>
                 </m:sub>
               </m:sSub>
-              <m:d>
-                <m:dPr>
-                  <m:begChr m:val="("/>
-                  <m:endChr m:val=")"/>
-                  <m:sepChr m:val=""/>
-                  <m:grow/>
-                </m:dPr>
-                <m:e>
-                  <m:r>
-                    <m:t>s</m:t>
-                  </m:r>
-                </m:e>
-              </m:d>
+              <m:r>
+                <m:rPr>
+                  <m:sty m:val="p"/>
+                </m:rPr>
+                <m:t>(</m:t>
+              </m:r>
+              <m:r>
+                <m:t>s</m:t>
+              </m:r>
+              <m:r>
+                <m:rPr>
+                  <m:sty m:val="p"/>
+                </m:rPr>
+                <m:t>)</m:t>
+              </m:r>
             </m:den>
           </m:f>
           <m:r>
@@ -10453,19 +11625,21 @@
               <m:r>
                 <m:t>V</m:t>
               </m:r>
-              <m:d>
-                <m:dPr>
-                  <m:begChr m:val="("/>
-                  <m:endChr m:val=")"/>
-                  <m:sepChr m:val=""/>
-                  <m:grow/>
-                </m:dPr>
-                <m:e>
-                  <m:r>
-                    <m:t>s</m:t>
-                  </m:r>
-                </m:e>
-              </m:d>
+              <m:r>
+                <m:rPr>
+                  <m:sty m:val="p"/>
+                </m:rPr>
+                <m:t>(</m:t>
+              </m:r>
+              <m:r>
+                <m:t>s</m:t>
+              </m:r>
+              <m:r>
+                <m:rPr>
+                  <m:sty m:val="p"/>
+                </m:rPr>
+                <m:t>)</m:t>
+              </m:r>
             </m:num>
             <m:den>
               <m:sSub>
@@ -10480,19 +11654,21 @@
                   </m:r>
                 </m:sub>
               </m:sSub>
-              <m:d>
-                <m:dPr>
-                  <m:begChr m:val="("/>
-                  <m:endChr m:val=")"/>
-                  <m:sepChr m:val=""/>
-                  <m:grow/>
-                </m:dPr>
-                <m:e>
-                  <m:r>
-                    <m:t>s</m:t>
-                  </m:r>
-                </m:e>
-              </m:d>
+              <m:r>
+                <m:rPr>
+                  <m:sty m:val="p"/>
+                </m:rPr>
+                <m:t>(</m:t>
+              </m:r>
+              <m:r>
+                <m:t>s</m:t>
+              </m:r>
+              <m:r>
+                <m:rPr>
+                  <m:sty m:val="p"/>
+                </m:rPr>
+                <m:t>)</m:t>
+              </m:r>
             </m:den>
           </m:f>
           <m:r>
@@ -10515,19 +11691,21 @@
               <m:r>
                 <m:t>C</m:t>
               </m:r>
-              <m:d>
-                <m:dPr>
-                  <m:begChr m:val="("/>
-                  <m:endChr m:val=")"/>
-                  <m:sepChr m:val=""/>
-                  <m:grow/>
-                </m:dPr>
-                <m:e>
-                  <m:r>
-                    <m:t>s</m:t>
-                  </m:r>
-                </m:e>
-              </m:d>
+              <m:r>
+                <m:rPr>
+                  <m:sty m:val="p"/>
+                </m:rPr>
+                <m:t>(</m:t>
+              </m:r>
+              <m:r>
+                <m:t>s</m:t>
+              </m:r>
+              <m:r>
+                <m:rPr>
+                  <m:sty m:val="p"/>
+                </m:rPr>
+                <m:t>)</m:t>
+              </m:r>
               <m:sSub>
                 <m:e>
                   <m:r>
@@ -10540,19 +11718,21 @@
                   </m:r>
                 </m:sub>
               </m:sSub>
-              <m:d>
-                <m:dPr>
-                  <m:begChr m:val="("/>
-                  <m:endChr m:val=")"/>
-                  <m:sepChr m:val=""/>
-                  <m:grow/>
-                </m:dPr>
-                <m:e>
-                  <m:r>
-                    <m:t>s</m:t>
-                  </m:r>
-                </m:e>
-              </m:d>
+              <m:r>
+                <m:rPr>
+                  <m:sty m:val="p"/>
+                </m:rPr>
+                <m:t>(</m:t>
+              </m:r>
+              <m:r>
+                <m:t>s</m:t>
+              </m:r>
+              <m:r>
+                <m:rPr>
+                  <m:sty m:val="p"/>
+                </m:rPr>
+                <m:t>)</m:t>
+              </m:r>
             </m:num>
             <m:den>
               <m:r>
@@ -10567,19 +11747,21 @@
               <m:r>
                 <m:t>C</m:t>
               </m:r>
-              <m:d>
-                <m:dPr>
-                  <m:begChr m:val="("/>
-                  <m:endChr m:val=")"/>
-                  <m:sepChr m:val=""/>
-                  <m:grow/>
-                </m:dPr>
-                <m:e>
-                  <m:r>
-                    <m:t>s</m:t>
-                  </m:r>
-                </m:e>
-              </m:d>
+              <m:r>
+                <m:rPr>
+                  <m:sty m:val="p"/>
+                </m:rPr>
+                <m:t>(</m:t>
+              </m:r>
+              <m:r>
+                <m:t>s</m:t>
+              </m:r>
+              <m:r>
+                <m:rPr>
+                  <m:sty m:val="p"/>
+                </m:rPr>
+                <m:t>)</m:t>
+              </m:r>
               <m:sSub>
                 <m:e>
                   <m:r>
@@ -10592,19 +11774,21 @@
                   </m:r>
                 </m:sub>
               </m:sSub>
-              <m:d>
-                <m:dPr>
-                  <m:begChr m:val="("/>
-                  <m:endChr m:val=")"/>
-                  <m:sepChr m:val=""/>
-                  <m:grow/>
-                </m:dPr>
-                <m:e>
-                  <m:r>
-                    <m:t>s</m:t>
-                  </m:r>
-                </m:e>
-              </m:d>
+              <m:r>
+                <m:rPr>
+                  <m:sty m:val="p"/>
+                </m:rPr>
+                <m:t>(</m:t>
+              </m:r>
+              <m:r>
+                <m:t>s</m:t>
+              </m:r>
+              <m:r>
+                <m:rPr>
+                  <m:sty m:val="p"/>
+                </m:rPr>
+                <m:t>)</m:t>
+              </m:r>
             </m:den>
           </m:f>
           <m:r>
@@ -10630,19 +11814,21 @@
         <m:r>
           <m:t>T</m:t>
         </m:r>
-        <m:d>
-          <m:dPr>
-            <m:begChr m:val="("/>
-            <m:endChr m:val=")"/>
-            <m:sepChr m:val=""/>
-            <m:grow/>
-          </m:dPr>
-          <m:e>
-            <m:r>
-              <m:t>s</m:t>
-            </m:r>
-          </m:e>
-        </m:d>
+        <m:r>
+          <m:rPr>
+            <m:sty m:val="p"/>
+          </m:rPr>
+          <m:t>(</m:t>
+        </m:r>
+        <m:r>
+          <m:t>s</m:t>
+        </m:r>
+        <m:r>
+          <m:rPr>
+            <m:sty m:val="p"/>
+          </m:rPr>
+          <m:t>)</m:t>
+        </m:r>
       </m:oMath>
       <w:r>
         <w:t xml:space="preserve"> </w:t>
@@ -10666,19 +11852,21 @@
             </m:r>
           </m:sub>
         </m:sSub>
-        <m:d>
-          <m:dPr>
-            <m:begChr m:val="("/>
-            <m:endChr m:val=")"/>
-            <m:sepChr m:val=""/>
-            <m:grow/>
-          </m:dPr>
-          <m:e>
-            <m:r>
-              <m:t>s</m:t>
-            </m:r>
-          </m:e>
-        </m:d>
+        <m:r>
+          <m:rPr>
+            <m:sty m:val="p"/>
+          </m:rPr>
+          <m:t>(</m:t>
+        </m:r>
+        <m:r>
+          <m:t>s</m:t>
+        </m:r>
+        <m:r>
+          <m:rPr>
+            <m:sty m:val="p"/>
+          </m:rPr>
+          <m:t>)</m:t>
+        </m:r>
       </m:oMath>
       <w:r>
         <w:t xml:space="preserve"> </w:t>
@@ -10719,8 +11907,8 @@
         <w:t xml:space="preserve">interno no eliminado físicamente.</w:t>
       </w:r>
     </w:p>
-    <w:bookmarkEnd w:id="41"/>
-    <w:bookmarkStart w:id="42" w:name="modelo-con-saturación-sin-anti-windup"/>
+    <w:bookmarkEnd w:id="39"/>
+    <w:bookmarkStart w:id="40" w:name="modelo-con-saturación-sin-anti-windup"/>
     <w:p>
       <w:pPr>
         <w:pStyle w:val="Heading3"/>
@@ -10758,6 +11946,9 @@
             <m:t>=</m:t>
           </m:r>
           <m:r>
+            <m:rPr>
+              <m:sty m:val="p"/>
+            </m:rPr>
             <m:t>Δ</m:t>
           </m:r>
           <m:r>
@@ -10874,67 +12065,69 @@
             </m:rPr>
             <m:t>t</m:t>
           </m:r>
-          <m:d>
-            <m:dPr>
-              <m:begChr m:val="("/>
-              <m:endChr m:val=")"/>
-              <m:sepChr m:val=""/>
-              <m:grow/>
-            </m:dPr>
+          <m:r>
+            <m:rPr>
+              <m:sty m:val="p"/>
+            </m:rPr>
+            <m:t>(</m:t>
+          </m:r>
+          <m:sSub>
             <m:e>
-              <m:sSub>
-                <m:e>
-                  <m:r>
-                    <m:t>u</m:t>
-                  </m:r>
-                </m:e>
-                <m:sub>
-                  <m:r>
-                    <m:t>0</m:t>
-                  </m:r>
-                </m:sub>
-              </m:sSub>
+              <m:r>
+                <m:t>u</m:t>
+              </m:r>
+            </m:e>
+            <m:sub>
+              <m:r>
+                <m:t>0</m:t>
+              </m:r>
+            </m:sub>
+          </m:sSub>
+          <m:r>
+            <m:rPr>
+              <m:sty m:val="p"/>
+            </m:rPr>
+            <m:t>+</m:t>
+          </m:r>
+          <m:sSup>
+            <m:e>
+              <m:r>
+                <m:t>v</m:t>
+              </m:r>
+            </m:e>
+            <m:sup>
               <m:r>
                 <m:rPr>
                   <m:sty m:val="p"/>
                 </m:rPr>
-                <m:t>+</m:t>
-              </m:r>
-              <m:sSup>
-                <m:e>
-                  <m:r>
-                    <m:t>v</m:t>
-                  </m:r>
-                </m:e>
-                <m:sup>
-                  <m:r>
-                    <m:rPr>
-                      <m:sty m:val="p"/>
-                    </m:rPr>
-                    <m:t>*</m:t>
-                  </m:r>
-                </m:sup>
-              </m:sSup>
-              <m:r>
-                <m:rPr>
-                  <m:sty m:val="p"/>
-                </m:rPr>
-                <m:t>,</m:t>
-              </m:r>
-              <m:r>
-                <m:t>0</m:t>
-              </m:r>
-              <m:r>
-                <m:rPr>
-                  <m:sty m:val="p"/>
-                </m:rPr>
-                <m:t>,</m:t>
-              </m:r>
-              <m:r>
-                <m:t>1</m:t>
-              </m:r>
-            </m:e>
-          </m:d>
+                <m:t>*</m:t>
+              </m:r>
+            </m:sup>
+          </m:sSup>
+          <m:r>
+            <m:rPr>
+              <m:sty m:val="p"/>
+            </m:rPr>
+            <m:t>,</m:t>
+          </m:r>
+          <m:r>
+            <m:t>0</m:t>
+          </m:r>
+          <m:r>
+            <m:rPr>
+              <m:sty m:val="p"/>
+            </m:rPr>
+            <m:t>,</m:t>
+          </m:r>
+          <m:r>
+            <m:t>1</m:t>
+          </m:r>
+          <m:r>
+            <m:rPr>
+              <m:sty m:val="p"/>
+            </m:rPr>
+            <m:t>)</m:t>
+          </m:r>
           <m:r>
             <m:rPr>
               <m:sty m:val="p"/>
@@ -11200,8 +12393,8 @@
         <w:t xml:space="preserve">saturado coinciden dentro de tolerancia numérica.</w:t>
       </w:r>
     </w:p>
-    <w:bookmarkEnd w:id="42"/>
-    <w:bookmarkStart w:id="43" w:name="comparación-con-p-puro"/>
+    <w:bookmarkEnd w:id="40"/>
+    <w:bookmarkStart w:id="41" w:name="comparación-con-p-puro"/>
     <w:p>
       <w:pPr>
         <w:pStyle w:val="Heading3"/>
@@ -11263,6 +12456,9 @@
       </w:r>
       <m:oMath>
         <m:r>
+          <m:rPr>
+            <m:sty m:val="p"/>
+          </m:rPr>
           <m:t>Δ</m:t>
         </m:r>
         <m:r>
@@ -11357,19 +12553,21 @@
                   </m:r>
                 </m:sub>
               </m:sSub>
-              <m:d>
-                <m:dPr>
-                  <m:begChr m:val="("/>
-                  <m:endChr m:val=")"/>
-                  <m:sepChr m:val=""/>
-                  <m:grow/>
-                </m:dPr>
-                <m:e>
-                  <m:r>
-                    <m:t>0</m:t>
-                  </m:r>
-                </m:e>
-              </m:d>
+              <m:r>
+                <m:rPr>
+                  <m:sty m:val="p"/>
+                </m:rPr>
+                <m:t>(</m:t>
+              </m:r>
+              <m:r>
+                <m:t>0</m:t>
+              </m:r>
+              <m:r>
+                <m:rPr>
+                  <m:sty m:val="p"/>
+                </m:rPr>
+                <m:t>)</m:t>
+              </m:r>
             </m:den>
           </m:f>
           <m:r>
@@ -11411,6 +12609,9 @@
       </w:r>
       <m:oMath>
         <m:r>
+          <m:rPr>
+            <m:sty m:val="p"/>
+          </m:rPr>
           <m:t>Δ</m:t>
         </m:r>
         <m:sSub>
@@ -11517,8 +12718,8 @@
         <w:t xml:space="preserve">La acción integral es la que anula ambos errores estacionarios.</w:t>
       </w:r>
     </w:p>
-    <w:bookmarkEnd w:id="43"/>
-    <w:bookmarkStart w:id="44" w:name="márgenes-frecuenciales-nominales-de-ls"/>
+    <w:bookmarkEnd w:id="41"/>
+    <w:bookmarkStart w:id="42" w:name="márgenes-frecuenciales-nominales-de-ls"/>
     <w:p>
       <w:pPr>
         <w:pStyle w:val="Heading3"/>
@@ -11533,19 +12734,21 @@
         <m:r>
           <m:t>L</m:t>
         </m:r>
-        <m:d>
-          <m:dPr>
-            <m:begChr m:val="("/>
-            <m:endChr m:val=")"/>
-            <m:sepChr m:val=""/>
-            <m:grow/>
-          </m:dPr>
-          <m:e>
-            <m:r>
-              <m:t>s</m:t>
-            </m:r>
-          </m:e>
-        </m:d>
+        <m:r>
+          <m:rPr>
+            <m:sty m:val="p"/>
+          </m:rPr>
+          <m:t>(</m:t>
+        </m:r>
+        <m:r>
+          <m:t>s</m:t>
+        </m:r>
+        <m:r>
+          <m:rPr>
+            <m:sty m:val="p"/>
+          </m:rPr>
+          <m:t>)</m:t>
+        </m:r>
       </m:oMath>
     </w:p>
     <w:p>
@@ -11627,9 +12830,9 @@
         <w:t xml:space="preserve">robustez industrial del horno real.</w:t>
       </w:r>
     </w:p>
-    <w:bookmarkEnd w:id="44"/>
-    <w:bookmarkEnd w:id="45"/>
-    <w:bookmarkStart w:id="46" w:name="no-linealidades-y-límites"/>
+    <w:bookmarkEnd w:id="42"/>
+    <w:bookmarkEnd w:id="43"/>
+    <w:bookmarkStart w:id="44" w:name="no-linealidades-y-límites"/>
     <w:p>
       <w:pPr>
         <w:pStyle w:val="Heading2"/>
@@ -11785,8 +12988,8 @@
         <w:t xml:space="preserve">mejoran el análisis sin desviar el alcance.</w:t>
       </w:r>
     </w:p>
-    <w:bookmarkEnd w:id="46"/>
-    <w:bookmarkStart w:id="47" w:name="próximas-verificaciones"/>
+    <w:bookmarkEnd w:id="44"/>
+    <w:bookmarkStart w:id="45" w:name="próximas-verificaciones"/>
     <w:p>
       <w:pPr>
         <w:pStyle w:val="Heading2"/>
@@ -11837,8 +13040,8 @@
         <w:t xml:space="preserve">Revisar unidades, bibliografía y procedencia de todos los parámetros.</w:t>
       </w:r>
     </w:p>
-    <w:bookmarkEnd w:id="47"/>
-    <w:bookmarkStart w:id="48" w:name="fuentes-académicas-usadas-en-esta-etapa"/>
+    <w:bookmarkEnd w:id="45"/>
+    <w:bookmarkStart w:id="46" w:name="fuentes-académicas-usadas-en-esta-etapa"/>
     <w:p>
       <w:pPr>
         <w:pStyle w:val="Heading2"/>
@@ -11908,9 +13111,9 @@
       </w:r>
       <w:r>
         <w:rPr>
-          <w:iCs/>
           <w:rFonts w:ascii="Calibri" w:hAnsi="Calibri"/>
           <w:i/>
+          <w:iCs/>
           <w:sz w:val="19"/>
         </w:rPr>
         <w:t xml:space="preserve">Modelo matemático de sistema térmico</w:t>
@@ -11964,9 +13167,9 @@
       </w:r>
       <w:r>
         <w:rPr>
-          <w:iCs/>
           <w:rFonts w:ascii="Calibri" w:hAnsi="Calibri"/>
           <w:i/>
+          <w:iCs/>
           <w:sz w:val="19"/>
         </w:rPr>
         <w:t xml:space="preserve">La función de transferencia de sistemas lineales</w:t>
@@ -12006,9 +13209,9 @@
       </w:r>
       <w:r>
         <w:rPr>
-          <w:iCs/>
           <w:rFonts w:ascii="Calibri" w:hAnsi="Calibri"/>
           <w:i/>
+          <w:iCs/>
           <w:sz w:val="19"/>
         </w:rPr>
         <w:t xml:space="preserve">Sistemas de segundo orden</w:t>
@@ -12048,9 +13251,9 @@
       </w:r>
       <w:r>
         <w:rPr>
-          <w:iCs/>
           <w:rFonts w:ascii="Calibri" w:hAnsi="Calibri"/>
           <w:i/>
+          <w:iCs/>
           <w:sz w:val="19"/>
         </w:rPr>
         <w:t xml:space="preserve">Análisis de la respuesta transitoria</w:t>
@@ -12082,7 +13285,7 @@
         <w:t xml:space="preserve">Material de cátedra sobre lugar de raíces y compensadores.</w:t>
       </w:r>
     </w:p>
-    <w:bookmarkEnd w:id="48"/>
+    <w:bookmarkEnd w:id="46"/>
     <w:sectPr>
       <w:headerReference r:id="rId9" w:type="default"/>
       <w:footerReference r:id="rId10" w:type="default"/>
@@ -12338,14 +13541,14 @@
     </w:lvl>
   </w:abstractNum>
   <w:abstractNum w:abstractNumId="990">
-    <w:nsid w:val="A990"/>
+    <w:nsid w:val="0000A990"/>
     <w:multiLevelType w:val="multilevel"/>
     <w:lvl w:ilvl="0">
       <w:numFmt w:val="bullet"/>
       <w:lvlText w:val=" "/>
       <w:lvlJc w:val="left"/>
       <w:pPr>
-        <w:ind w:left="720" w:hanging="480"/>
+        <w:ind w:left="720" w:hanging="360"/>
       </w:pPr>
     </w:lvl>
     <w:lvl w:ilvl="1">
@@ -12353,7 +13556,7 @@
       <w:lvlText w:val=" "/>
       <w:lvlJc w:val="left"/>
       <w:pPr>
-        <w:ind w:left="1440" w:hanging="480"/>
+        <w:ind w:left="1440" w:hanging="360"/>
       </w:pPr>
     </w:lvl>
     <w:lvl w:ilvl="2">
@@ -12361,7 +13564,7 @@
       <w:lvlText w:val=" "/>
       <w:lvlJc w:val="left"/>
       <w:pPr>
-        <w:ind w:left="2160" w:hanging="480"/>
+        <w:ind w:left="2160" w:hanging="360"/>
       </w:pPr>
     </w:lvl>
     <w:lvl w:ilvl="3">
@@ -12369,7 +13572,7 @@
       <w:lvlText w:val=" "/>
       <w:lvlJc w:val="left"/>
       <w:pPr>
-        <w:ind w:left="2880" w:hanging="480"/>
+        <w:ind w:left="2880" w:hanging="360"/>
       </w:pPr>
     </w:lvl>
     <w:lvl w:ilvl="4">
@@ -12377,7 +13580,7 @@
       <w:lvlText w:val=" "/>
       <w:lvlJc w:val="left"/>
       <w:pPr>
-        <w:ind w:left="3600" w:hanging="480"/>
+        <w:ind w:left="3600" w:hanging="360"/>
       </w:pPr>
     </w:lvl>
     <w:lvl w:ilvl="5">
@@ -12385,7 +13588,7 @@
       <w:lvlText w:val=" "/>
       <w:lvlJc w:val="left"/>
       <w:pPr>
-        <w:ind w:left="4320" w:hanging="480"/>
+        <w:ind w:left="4320" w:hanging="360"/>
       </w:pPr>
     </w:lvl>
     <w:lvl w:ilvl="6">
@@ -12393,7 +13596,7 @@
       <w:lvlText w:val=" "/>
       <w:lvlJc w:val="left"/>
       <w:pPr>
-        <w:ind w:left="5040" w:hanging="480"/>
+        <w:ind w:left="5040" w:hanging="360"/>
       </w:pPr>
     </w:lvl>
     <w:lvl w:ilvl="7">
@@ -12401,7 +13604,7 @@
       <w:lvlText w:val=" "/>
       <w:lvlJc w:val="left"/>
       <w:pPr>
-        <w:ind w:left="5760" w:hanging="480"/>
+        <w:ind w:left="5760" w:hanging="360"/>
       </w:pPr>
     </w:lvl>
     <w:lvl w:ilvl="8">
@@ -12409,12 +13612,12 @@
       <w:lvlText w:val=" "/>
       <w:lvlJc w:val="left"/>
       <w:pPr>
-        <w:ind w:left="6480" w:hanging="480"/>
+        <w:ind w:left="6480" w:hanging="360"/>
       </w:pPr>
     </w:lvl>
   </w:abstractNum>
   <w:abstractNum w:abstractNumId="99411">
-    <w:nsid w:val="A99411"/>
+    <w:nsid w:val="00A99411"/>
     <w:multiLevelType w:val="multilevel"/>
     <w:lvl w:ilvl="0">
       <w:start w:val="1"/>
@@ -12422,7 +13625,7 @@
       <w:lvlText w:val="%1."/>
       <w:lvlJc w:val="left"/>
       <w:pPr>
-        <w:ind w:left="720" w:hanging="480"/>
+        <w:ind w:left="720" w:hanging="360"/>
       </w:pPr>
     </w:lvl>
     <w:lvl w:ilvl="1">
@@ -12431,7 +13634,7 @@
       <w:lvlText w:val="%2."/>
       <w:lvlJc w:val="left"/>
       <w:pPr>
-        <w:ind w:left="1440" w:hanging="480"/>
+        <w:ind w:left="1440" w:hanging="360"/>
       </w:pPr>
     </w:lvl>
     <w:lvl w:ilvl="2">
@@ -12440,7 +13643,7 @@
       <w:lvlText w:val="%3."/>
       <w:lvlJc w:val="left"/>
       <w:pPr>
-        <w:ind w:left="2160" w:hanging="480"/>
+        <w:ind w:left="2160" w:hanging="360"/>
       </w:pPr>
     </w:lvl>
     <w:lvl w:ilvl="3">
@@ -12449,7 +13652,7 @@
       <w:lvlText w:val="%4."/>
       <w:lvlJc w:val="left"/>
       <w:pPr>
-        <w:ind w:left="2880" w:hanging="480"/>
+        <w:ind w:left="2880" w:hanging="360"/>
       </w:pPr>
     </w:lvl>
     <w:lvl w:ilvl="4">
@@ -12458,7 +13661,7 @@
       <w:lvlText w:val="%5."/>
       <w:lvlJc w:val="left"/>
       <w:pPr>
-        <w:ind w:left="3600" w:hanging="480"/>
+        <w:ind w:left="3600" w:hanging="360"/>
       </w:pPr>
     </w:lvl>
     <w:lvl w:ilvl="5">
@@ -12467,7 +13670,7 @@
       <w:lvlText w:val="%6."/>
       <w:lvlJc w:val="left"/>
       <w:pPr>
-        <w:ind w:left="4320" w:hanging="480"/>
+        <w:ind w:left="4320" w:hanging="360"/>
       </w:pPr>
     </w:lvl>
     <w:lvl w:ilvl="6">
@@ -12476,7 +13679,7 @@
       <w:lvlText w:val="%7."/>
       <w:lvlJc w:val="left"/>
       <w:pPr>
-        <w:ind w:left="5040" w:hanging="480"/>
+        <w:ind w:left="5040" w:hanging="360"/>
       </w:pPr>
     </w:lvl>
     <w:lvl w:ilvl="7">
@@ -12485,7 +13688,7 @@
       <w:lvlText w:val="%8."/>
       <w:lvlJc w:val="left"/>
       <w:pPr>
-        <w:ind w:left="5760" w:hanging="480"/>
+        <w:ind w:left="5760" w:hanging="360"/>
       </w:pPr>
     </w:lvl>
     <w:lvl w:ilvl="8">
@@ -12494,84 +13697,111 @@
       <w:lvlText w:val="%9."/>
       <w:lvlJc w:val="left"/>
       <w:pPr>
-        <w:ind w:left="6480" w:hanging="480"/>
+        <w:ind w:left="6480" w:hanging="360"/>
       </w:pPr>
     </w:lvl>
   </w:abstractNum>
   <w:abstractNum w:abstractNumId="991">
-    <w:nsid w:val="A991"/>
+    <w:nsid w:val="0000A991"/>
     <w:multiLevelType w:val="multilevel"/>
     <w:lvl w:ilvl="0">
       <w:numFmt w:val="bullet"/>
-      <w:lvlText w:val="•"/>
+      <w:lvlText w:val=""/>
       <w:lvlJc w:val="left"/>
       <w:pPr>
-        <w:ind w:left="720" w:hanging="480"/>
-      </w:pPr>
+        <w:ind w:left="720" w:hanging="360"/>
+      </w:pPr>
+      <w:rPr>
+        <w:rFonts w:ascii="Symbol" w:hAnsi="Symbol" w:cs="Symbol" w:hint="default"/>
+      </w:rPr>
     </w:lvl>
     <w:lvl w:ilvl="1">
       <w:numFmt w:val="bullet"/>
-      <w:lvlText w:val="–"/>
+      <w:lvlText w:val="o"/>
       <w:lvlJc w:val="left"/>
       <w:pPr>
-        <w:ind w:left="1440" w:hanging="480"/>
-      </w:pPr>
+        <w:ind w:left="1440" w:hanging="360"/>
+      </w:pPr>
+      <w:rPr>
+        <w:rFonts w:ascii="Courier New" w:hAnsi="Courier New" w:cs="Courier New" w:hint="default"/>
+      </w:rPr>
     </w:lvl>
     <w:lvl w:ilvl="2">
       <w:numFmt w:val="bullet"/>
-      <w:lvlText w:val="•"/>
+      <w:lvlText w:val=""/>
       <w:lvlJc w:val="left"/>
       <w:pPr>
-        <w:ind w:left="2160" w:hanging="480"/>
-      </w:pPr>
+        <w:ind w:left="2160" w:hanging="360"/>
+      </w:pPr>
+      <w:rPr>
+        <w:rFonts w:ascii="Wingdings" w:hAnsi="Wingdings" w:cs="Wingdings" w:hint="default"/>
+      </w:rPr>
     </w:lvl>
     <w:lvl w:ilvl="3">
       <w:numFmt w:val="bullet"/>
-      <w:lvlText w:val="–"/>
+      <w:lvlText w:val=""/>
       <w:lvlJc w:val="left"/>
       <w:pPr>
-        <w:ind w:left="2880" w:hanging="480"/>
-      </w:pPr>
+        <w:ind w:left="2880" w:hanging="360"/>
+      </w:pPr>
+      <w:rPr>
+        <w:rFonts w:ascii="Symbol" w:hAnsi="Symbol" w:cs="Symbol" w:hint="default"/>
+      </w:rPr>
     </w:lvl>
     <w:lvl w:ilvl="4">
       <w:numFmt w:val="bullet"/>
-      <w:lvlText w:val="•"/>
+      <w:lvlText w:val="o"/>
       <w:lvlJc w:val="left"/>
       <w:pPr>
-        <w:ind w:left="3600" w:hanging="480"/>
-      </w:pPr>
+        <w:ind w:left="3600" w:hanging="360"/>
+      </w:pPr>
+      <w:rPr>
+        <w:rFonts w:ascii="Courier New" w:hAnsi="Courier New" w:cs="Courier New" w:hint="default"/>
+      </w:rPr>
     </w:lvl>
     <w:lvl w:ilvl="5">
       <w:numFmt w:val="bullet"/>
-      <w:lvlText w:val="–"/>
+      <w:lvlText w:val=""/>
       <w:lvlJc w:val="left"/>
       <w:pPr>
-        <w:ind w:left="4320" w:hanging="480"/>
-      </w:pPr>
+        <w:ind w:left="4320" w:hanging="360"/>
+      </w:pPr>
+      <w:rPr>
+        <w:rFonts w:ascii="Wingdings" w:hAnsi="Wingdings" w:cs="Wingdings" w:hint="default"/>
+      </w:rPr>
     </w:lvl>
     <w:lvl w:ilvl="6">
       <w:numFmt w:val="bullet"/>
-      <w:lvlText w:val="•"/>
+      <w:lvlText w:val=""/>
       <w:lvlJc w:val="left"/>
       <w:pPr>
-        <w:ind w:left="5040" w:hanging="480"/>
-      </w:pPr>
+        <w:ind w:left="5040" w:hanging="360"/>
+      </w:pPr>
+      <w:rPr>
+        <w:rFonts w:ascii="Symbol" w:hAnsi="Symbol" w:cs="Symbol" w:hint="default"/>
+      </w:rPr>
     </w:lvl>
     <w:lvl w:ilvl="7">
       <w:numFmt w:val="bullet"/>
-      <w:lvlText w:val="–"/>
+      <w:lvlText w:val="o"/>
       <w:lvlJc w:val="left"/>
       <w:pPr>
-        <w:ind w:left="5760" w:hanging="480"/>
-      </w:pPr>
+        <w:ind w:left="5760" w:hanging="360"/>
+      </w:pPr>
+      <w:rPr>
+        <w:rFonts w:ascii="Courier New" w:hAnsi="Courier New" w:cs="Courier New" w:hint="default"/>
+      </w:rPr>
     </w:lvl>
     <w:lvl w:ilvl="8">
       <w:numFmt w:val="bullet"/>
-      <w:lvlText w:val="•"/>
+      <w:lvlText w:val=""/>
       <w:lvlJc w:val="left"/>
       <w:pPr>
-        <w:ind w:left="6480" w:hanging="480"/>
-      </w:pPr>
+        <w:ind w:left="6480" w:hanging="360"/>
+      </w:pPr>
+      <w:rPr>
+        <w:rFonts w:ascii="Wingdings" w:hAnsi="Wingdings" w:cs="Wingdings" w:hint="default"/>
+      </w:rPr>
     </w:lvl>
   </w:abstractNum>
   <w:num w:numId="1">
@@ -24553,8 +25783,8 @@
     <w:name w:val="KeywordTok"/>
     <w:basedOn w:val="VerbatimChar"/>
     <w:rPr>
+      <w:b/>
       <w:color w:val="007020"/>
-      <w:b/>
     </w:rPr>
   </w:style>
   <w:style w:type="character" w:customStyle="1" w:styleId="DataTypeTok">
@@ -24631,42 +25861,42 @@
     <w:name w:val="ImportTok"/>
     <w:basedOn w:val="VerbatimChar"/>
     <w:rPr>
+      <w:b/>
       <w:color w:val="008000"/>
-      <w:b/>
     </w:rPr>
   </w:style>
   <w:style w:type="character" w:customStyle="1" w:styleId="CommentTok">
     <w:name w:val="CommentTok"/>
     <w:basedOn w:val="VerbatimChar"/>
     <w:rPr>
+      <w:i/>
       <w:color w:val="60a0b0"/>
-      <w:i/>
     </w:rPr>
   </w:style>
   <w:style w:type="character" w:customStyle="1" w:styleId="DocumentationTok">
     <w:name w:val="DocumentationTok"/>
     <w:basedOn w:val="VerbatimChar"/>
     <w:rPr>
+      <w:i/>
       <w:color w:val="ba2121"/>
-      <w:i/>
     </w:rPr>
   </w:style>
   <w:style w:type="character" w:customStyle="1" w:styleId="AnnotationTok">
     <w:name w:val="AnnotationTok"/>
     <w:basedOn w:val="VerbatimChar"/>
     <w:rPr>
-      <w:color w:val="60a0b0"/>
       <w:b/>
       <w:i/>
+      <w:color w:val="60a0b0"/>
     </w:rPr>
   </w:style>
   <w:style w:type="character" w:customStyle="1" w:styleId="CommentVarTok">
     <w:name w:val="CommentVarTok"/>
     <w:basedOn w:val="VerbatimChar"/>
     <w:rPr>
-      <w:color w:val="60a0b0"/>
       <w:b/>
       <w:i/>
+      <w:color w:val="60a0b0"/>
     </w:rPr>
   </w:style>
   <w:style w:type="character" w:customStyle="1" w:styleId="OtherTok">
@@ -24694,8 +25924,8 @@
     <w:name w:val="ControlFlowTok"/>
     <w:basedOn w:val="VerbatimChar"/>
     <w:rPr>
+      <w:b/>
       <w:color w:val="007020"/>
-      <w:b/>
     </w:rPr>
   </w:style>
   <w:style w:type="character" w:customStyle="1" w:styleId="OperatorTok">
@@ -24740,34 +25970,34 @@
     <w:name w:val="InformationTok"/>
     <w:basedOn w:val="VerbatimChar"/>
     <w:rPr>
-      <w:color w:val="60a0b0"/>
       <w:b/>
       <w:i/>
+      <w:color w:val="60a0b0"/>
     </w:rPr>
   </w:style>
   <w:style w:type="character" w:customStyle="1" w:styleId="WarningTok">
     <w:name w:val="WarningTok"/>
     <w:basedOn w:val="VerbatimChar"/>
     <w:rPr>
-      <w:color w:val="60a0b0"/>
       <w:b/>
       <w:i/>
+      <w:color w:val="60a0b0"/>
     </w:rPr>
   </w:style>
   <w:style w:type="character" w:customStyle="1" w:styleId="AlertTok">
     <w:name w:val="AlertTok"/>
     <w:basedOn w:val="VerbatimChar"/>
     <w:rPr>
+      <w:b/>
       <w:color w:val="ff0000"/>
-      <w:b/>
     </w:rPr>
   </w:style>
   <w:style w:type="character" w:customStyle="1" w:styleId="ErrorTok">
     <w:name w:val="ErrorTok"/>
     <w:basedOn w:val="VerbatimChar"/>
     <w:rPr>
+      <w:b/>
       <w:color w:val="ff0000"/>
-      <w:b/>
     </w:rPr>
   </w:style>
   <w:style w:type="character" w:customStyle="1" w:styleId="NormalTok">
